--- a/대본/7부/03화_Seoul.docx
+++ b/대본/7부/03화_Seoul.docx
@@ -2,7 +2,7 @@
 <file path=word/document.xml><?xml version="1.0" encoding="utf-8"?>
 <w:document xmlns:w="http://schemas.openxmlformats.org/wordprocessingml/2006/main" xmlns:m="http://schemas.openxmlformats.org/officeDocument/2006/math" xmlns:r="http://schemas.openxmlformats.org/officeDocument/2006/relationships" xmlns:o="urn:schemas-microsoft-com:office:office" xmlns:v="urn:schemas-microsoft-com:vml" xmlns:w10="urn:schemas-microsoft-com:office:word" xmlns:a="http://schemas.openxmlformats.org/drawingml/2006/main" xmlns:pic="http://schemas.openxmlformats.org/drawingml/2006/picture" xmlns:wp="http://schemas.openxmlformats.org/drawingml/2006/wordprocessingDrawing">
   <w:body>
-    <w:bookmarkStart w:id="31" w:name="ship-it-7부-3화"/>
+    <w:bookmarkStart w:id="32" w:name="ship-it-7부-3화"/>
     <w:p>
       <w:pPr>
         <w:pStyle w:val="Heading1"/>
@@ -80,7 +80,7 @@
         <w:t xml:space="preserve"> </w:t>
       </w:r>
       <w:r>
-        <w:t xml:space="preserve">- 규칙: 지문 없음. 전 화 100% 「화자명: 대사」. 1턴 20단어 이내.</w:t>
+        <w:t xml:space="preserve">- 규칙: 지문 없음. 전 화 100% 「화자명: 대사」. 1턴 20단어 이내 + 긴 턴 10~15회(30~60단어).</w:t>
       </w:r>
       <w:r>
         <w:t xml:space="preserve"> </w:t>
@@ -761,13 +761,13 @@
         </w:numPr>
       </w:pPr>
       <w:r>
-        <w:t xml:space="preserve">PARK: Good. Then tell me what you heard. All of it. Don’t make it pretty.</w:t>
-      </w:r>
-      <w:r>
-        <w:t xml:space="preserve"> </w:t>
-      </w:r>
-      <w:r>
-        <w:t xml:space="preserve">박 대표: 좋아요. 그럼 들은 걸 말해 주세요. 전부. 예쁘게 꾸미지 말고요.</w:t>
+        <w:t xml:space="preserve">PARK: Good. Then tell me what you heard. All of it, including the parts you think I won’t like. In my experience, a partner who decorates bad news will decorate everything else as well. So don’t make it pretty, Mr. Bennett. Just make it complete.</w:t>
+      </w:r>
+      <w:r>
+        <w:t xml:space="preserve"> </w:t>
+      </w:r>
+      <w:r>
+        <w:t xml:space="preserve">박 대표: 좋아요. 그럼 들은 걸 말해 주세요. 전부요. 제가 싫어할 것 같은 부분까지. 제 경험상 나쁜 소식을 꾸미는 파트너는 다른 것도 다 꾸밉니다. 그러니 예쁘게 꾸미지 마세요, 베넷 대표님. 그냥 빠짐없이 말해 주세요.</w:t>
       </w:r>
     </w:p>
     <w:bookmarkEnd w:id="21"/>
@@ -788,13 +788,13 @@
         </w:numPr>
       </w:pPr>
       <w:r>
-        <w:t xml:space="preserve">NOAH: Daeyang proposed a joint venture. Korea and China. Fifty-one percent Daeyang. Forty-nine Veyra.</w:t>
-      </w:r>
-      <w:r>
-        <w:t xml:space="preserve"> </w:t>
-      </w:r>
-      <w:r>
-        <w:t xml:space="preserve">노아: 대양이 합작법인을 제안했습니다. 한국과 중국. 대양 51%. 베이라 49%.</w:t>
+        <w:t xml:space="preserve">NOAH: Daeyang proposed a joint venture for Korea and China, fifty-one percent Daeyang and forty-nine Veyra. I’m telling you before we give them any answer, because you have a first-negotiation right, and I’d rather you hear it from me than from someone in Seoul.</w:t>
+      </w:r>
+      <w:r>
+        <w:t xml:space="preserve"> </w:t>
+      </w:r>
+      <w:r>
+        <w:t xml:space="preserve">노아: 대양이 한국과 중국 합작법인을 제안했습니다. 대양 51%, 베이라 49%. 그쪽에 어떤 답도 하기 전에 말씀드리는 겁니다. 대표님께 우선 협상권이 있고, 서울의 다른 누구보다 제게서 먼저 들으시는 게 낫다고 생각하니까요.</w:t>
       </w:r>
     </w:p>
     <w:p>
@@ -985,7 +985,7 @@
         </w:numPr>
       </w:pPr>
       <w:r>
-        <w:t xml:space="preserve">GRACE: Noah. A word. In Korean business,</w:t>
+        <w:t xml:space="preserve">GRACE: Noah, a word. In Korean business,</w:t>
       </w:r>
       <w:r>
         <w:t xml:space="preserve"> </w:t>
@@ -1003,13 +1003,7 @@
         <w:t xml:space="preserve"> </w:t>
       </w:r>
       <w:r>
-        <w:t xml:space="preserve">usually means no. Politely.</w:t>
-      </w:r>
-      <w:r>
-        <w:t xml:space="preserve"> </w:t>
-      </w:r>
-      <w:r>
-        <w:t xml:space="preserve">그레이스: 노아. 잠깐. 한국 비즈니스에서</w:t>
+        <w:t xml:space="preserve">usually means no, but said politely so that nobody loses face. If you push him with</w:t>
       </w:r>
       <w:r>
         <w:t xml:space="preserve"> </w:t>
@@ -1018,6 +1012,27 @@
         <w:t xml:space="preserve">“</w:t>
       </w:r>
       <w:r>
+        <w:t xml:space="preserve">but possible?</w:t>
+      </w:r>
+      <w:r>
+        <w:t xml:space="preserve">”</w:t>
+      </w:r>
+      <w:r>
+        <w:t xml:space="preserve">, he’ll have to refuse you directly, and that’s uncomfortable for everyone. Ask what makes it difficult instead.</w:t>
+      </w:r>
+      <w:r>
+        <w:t xml:space="preserve"> </w:t>
+      </w:r>
+      <w:r>
+        <w:t xml:space="preserve">그레이스: 노아, 잠깐요. 한국 비즈니스에서</w:t>
+      </w:r>
+      <w:r>
+        <w:t xml:space="preserve"> </w:t>
+      </w:r>
+      <w:r>
+        <w:t xml:space="preserve">“</w:t>
+      </w:r>
+      <w:r>
         <w:t xml:space="preserve">어려울 수도 있다</w:t>
       </w:r>
       <w:r>
@@ -1039,7 +1054,22 @@
         <w:t xml:space="preserve">”</w:t>
       </w:r>
       <w:r>
-        <w:t xml:space="preserve">는 뜻이에요. 정중하게.</w:t>
+        <w:t xml:space="preserve">는 뜻인데, 아무도 체면을 잃지 않게 정중하게 하는 말이에요.</w:t>
+      </w:r>
+      <w:r>
+        <w:t xml:space="preserve"> </w:t>
+      </w:r>
+      <w:r>
+        <w:t xml:space="preserve">“</w:t>
+      </w:r>
+      <w:r>
+        <w:t xml:space="preserve">하지만 가능하죠?</w:t>
+      </w:r>
+      <w:r>
+        <w:t xml:space="preserve">”</w:t>
+      </w:r>
+      <w:r>
+        <w:t xml:space="preserve">라고 밀어붙이면 대표님이 직접 거절해야 하고, 그건 모두에게 불편해요. 대신 무엇이 어렵게 만드는지 물어보세요.</w:t>
       </w:r>
     </w:p>
     <w:p>
@@ -1304,13 +1334,13 @@
         </w:numPr>
       </w:pPr>
       <w:r>
-        <w:t xml:space="preserve">GRACE: Nicely done, Priya. You asked him. Then you confirmed it with his boss. Both of them kept face.</w:t>
-      </w:r>
-      <w:r>
-        <w:t xml:space="preserve"> </w:t>
-      </w:r>
-      <w:r>
-        <w:t xml:space="preserve">그레이스: 잘했어요, 프리야. 그에게 물었고. 그다음 상사에게 확인했죠. 둘 다 체면을 지켰어요.</w:t>
+        <w:t xml:space="preserve">GRACE: Nicely done, Priya. You asked him directly, so he got credit for his own work, and then you confirmed it with his boss, so Director Kang stayed in charge. Both of them kept face, and you still got the real number. In Korea, that’s harder than it looks.</w:t>
+      </w:r>
+      <w:r>
+        <w:t xml:space="preserve"> </w:t>
+      </w:r>
+      <w:r>
+        <w:t xml:space="preserve">그레이스: 잘했어요, 프리야. 그에게 직접 물어서 자기 일에 대한 공을 인정받게 했고, 그다음 상사에게 확인해서 강 공장장님의 권한도 지켰죠. 둘 다 체면을 지켰고, 그러면서도 진짜 숫자를 얻었어요. 한국에선 그게 보기보다 어려워요.</w:t>
       </w:r>
     </w:p>
     <w:p>
@@ -1372,13 +1402,13 @@
         </w:numPr>
       </w:pPr>
       <w:r>
-        <w:t xml:space="preserve">MARCUS: Our Series C has thirty-five million for manufacturing. That’s not a coincidence.</w:t>
-      </w:r>
-      <w:r>
-        <w:t xml:space="preserve"> </w:t>
-      </w:r>
-      <w:r>
-        <w:t xml:space="preserve">마커스: 우리 시리즈 C에 생산용 3,500만이 있어요. 우연이 아니죠.</w:t>
+        <w:t xml:space="preserve">MARCUS: Our Series C has thirty-five million for manufacturing, sir. That’s not a coincidence. We planned that money for capacity, because demand in Asia won’t wait for us to catch up. Two is one, one is none, so a new line isn’t a luxury. It’s insurance.</w:t>
+      </w:r>
+      <w:r>
+        <w:t xml:space="preserve"> </w:t>
+      </w:r>
+      <w:r>
+        <w:t xml:space="preserve">마커스: 우리 시리즈 C에 생산용 3,500만이 있습니다, 대표님. 우연이 아니죠. 생산 능력을 위해 계획한 돈이에요. 아시아 수요는 우리가 따라잡을 때까지 기다려 주지 않으니까요. 둘은 하나, 하나는 없는 것. 그러니 새 라인은 사치가 아니라 보험입니다.</w:t>
       </w:r>
     </w:p>
     <w:p>
@@ -1751,13 +1781,13 @@
         </w:numPr>
       </w:pPr>
       <w:r>
-        <w:t xml:space="preserve">NOAH: My sister. A cheap filler. A med spa. An emergency room at midnight. She still has the scar.</w:t>
-      </w:r>
-      <w:r>
-        <w:t xml:space="preserve"> </w:t>
-      </w:r>
-      <w:r>
-        <w:t xml:space="preserve">노아: 제 동생요. 싼 필러. 메디스파. 자정의 응급실. 아직도 흉터가 있어요.</w:t>
+        <w:t xml:space="preserve">NOAH: My sister, Lily. She went to a med spa for a cheap filler, and that night we were in an emergency room at midnight while a doctor fought to save the skin on her nose. She still has the scar. I started this company so fewer families have a night like that.</w:t>
+      </w:r>
+      <w:r>
+        <w:t xml:space="preserve"> </w:t>
+      </w:r>
+      <w:r>
+        <w:t xml:space="preserve">노아: 제 동생 릴리요. 싼 필러를 맞으러 메디스파에 갔고, 그날 밤 자정에 저희는 응급실에 있었어요. 의사가 동생 코의 피부를 살리려고 애쓰는 동안요. 아직도 흉터가 있어요. 그런 밤을 겪는 가족이 줄어들게 하려고 이 회사를 시작했습니다.</w:t>
       </w:r>
     </w:p>
     <w:p>
@@ -1894,13 +1924,13 @@
         </w:numPr>
       </w:pPr>
       <w:r>
-        <w:t xml:space="preserve">PARK: Five years ago, Halvern spent six months here. Audits. Visits. Promises. Then one email. One line. Gone to Daeyang.</w:t>
-      </w:r>
-      <w:r>
-        <w:t xml:space="preserve"> </w:t>
-      </w:r>
-      <w:r>
-        <w:t xml:space="preserve">박 대표: 5년 전 할번이 여기서 6개월을 보냈어요. 감사. 방문. 약속. 그러고 이메일 한 통. 한 줄. 대양으로 가 버렸죠.</w:t>
+        <w:t xml:space="preserve">PARK: Five years ago, Halvern spent six months here. Audits, visits, promises about a long future together. My people worked very hard to pass every inspection. Then one email arrived. One line. And they were gone to Daeyang. No call, no meeting, not even a reason we could learn from.</w:t>
+      </w:r>
+      <w:r>
+        <w:t xml:space="preserve"> </w:t>
+      </w:r>
+      <w:r>
+        <w:t xml:space="preserve">박 대표: 5년 전 할번이 여기서 6개월을 보냈어요. 감사, 방문, 함께할 긴 미래에 대한 약속. 우리 직원들은 모든 점검을 통과하려고 정말 열심히 일했죠. 그러고 이메일 한 통이 왔어요. 한 줄. 그리고 대양으로 가 버렸어요. 전화도, 미팅도, 우리가 배울 수 있는 이유 하나도 없이.</w:t>
       </w:r>
     </w:p>
     <w:p>
@@ -2030,13 +2060,13 @@
         </w:numPr>
       </w:pPr>
       <w:r>
-        <w:t xml:space="preserve">SUJIN: I was one of the people who stayed. We all took a pay cut. For a year.</w:t>
-      </w:r>
-      <w:r>
-        <w:t xml:space="preserve"> </w:t>
-      </w:r>
-      <w:r>
-        <w:t xml:space="preserve">수진: 전 남은 사람 중 하나였어요. 다 같이 급여를 깎았죠. 1년 동안.</w:t>
+        <w:t xml:space="preserve">SUJIN: I was one of the people who stayed. We all took a pay cut for a year, and nobody complained, because we all wanted Seorin to survive. That year is why we’re so careful with new customers, and why loyalty means so much to people here.</w:t>
+      </w:r>
+      <w:r>
+        <w:t xml:space="preserve"> </w:t>
+      </w:r>
+      <w:r>
+        <w:t xml:space="preserve">수진: 전 남은 사람 중 하나였어요. 다 같이 1년 동안 급여를 깎았는데, 아무도 불평하지 않았어요. 모두 서린이 살아남길 바랐으니까요. 그해가 있어서 우리가 새 고객에게 그렇게 신중하고, 여기 사람들에게 의리가 그렇게 큰 의미인 거예요.</w:t>
       </w:r>
     </w:p>
     <w:p>
@@ -2098,13 +2128,13 @@
         </w:numPr>
       </w:pPr>
       <w:r>
-        <w:t xml:space="preserve">PARK: I accepted it. I respect her. But I will not be Daeyang’s subcontractor. Never again.</w:t>
-      </w:r>
-      <w:r>
-        <w:t xml:space="preserve"> </w:t>
-      </w:r>
-      <w:r>
-        <w:t xml:space="preserve">박 대표: 받아들였어요. 그분을 존중합니다. 하지만 대양의 하청은 되지 않을 겁니다. 다시는.</w:t>
+        <w:t xml:space="preserve">PARK: I accepted it, and I respect her. It took courage to come here alone. But in business, respect is not the same as trust. I will not be Daeyang’s subcontractor, taking orders from the company that nearly closed us. Never again.</w:t>
+      </w:r>
+      <w:r>
+        <w:t xml:space="preserve"> </w:t>
+      </w:r>
+      <w:r>
+        <w:t xml:space="preserve">박 대표: 받아들였어요. 그분을 존중합니다. 혼자 여기 오는 데는 용기가 필요했죠. 하지만 비즈니스에서 존중은 신뢰와 같지 않아요. 우리를 거의 문 닫게 만든 회사의 지시를 받는 대양의 하청은 되지 않을 겁니다. 다시는.</w:t>
       </w:r>
     </w:p>
     <w:p>
@@ -2244,13 +2274,13 @@
         </w:numPr>
       </w:pPr>
       <w:r>
-        <w:t xml:space="preserve">PARK: If Seorin joins, it must be as a partner. With shares. Not a supplier with a purchase order.</w:t>
-      </w:r>
-      <w:r>
-        <w:t xml:space="preserve"> </w:t>
-      </w:r>
-      <w:r>
-        <w:t xml:space="preserve">박 대표: 서린이 들어간다면 파트너로서여야 합니다. 지분과 함께. 발주서 받는 공급사가 아니라.</w:t>
+        <w:t xml:space="preserve">PARK: If Seorin joins, it must be as a partner, with shares. Not a supplier waiting for a purchase order. A supplier can be replaced with one email, as I learned. A partner has a voice when decisions are made, and that is the only way my board will agree.</w:t>
+      </w:r>
+      <w:r>
+        <w:t xml:space="preserve"> </w:t>
+      </w:r>
+      <w:r>
+        <w:t xml:space="preserve">박 대표: 서린이 들어간다면 지분을 가진 파트너로서여야 합니다. 발주서를 기다리는 공급사가 아니라. 공급사는 이메일 한 통으로 교체될 수 있어요. 제가 겪어 봤죠. 파트너는 결정할 때 목소리를 낼 수 있고, 그래야만 우리 이사회가 동의할 겁니다.</w:t>
       </w:r>
     </w:p>
     <w:p>
@@ -2346,13 +2376,13 @@
         </w:numPr>
       </w:pPr>
       <w:r>
-        <w:t xml:space="preserve">PRIYA: And safety? Who controls safety? That was my question to Ms. Han. She didn’t answer.</w:t>
-      </w:r>
-      <w:r>
-        <w:t xml:space="preserve"> </w:t>
-      </w:r>
-      <w:r>
-        <w:t xml:space="preserve">프리야: 그럼 안전은요? 안전은 누가 통제해요? 그게 한 상무님께 한 제 질문이었어요. 답을 안 했죠.</w:t>
+        <w:t xml:space="preserve">PRIYA: And safety? Who controls safety? That was my question to Ms. Han, and she said it needed more than one morning, which wasn’t really an answer. If we don’t settle it now, it’ll be settled later by whoever has the most shares.</w:t>
+      </w:r>
+      <w:r>
+        <w:t xml:space="preserve"> </w:t>
+      </w:r>
+      <w:r>
+        <w:t xml:space="preserve">프리야: 그럼 안전은요? 안전은 누가 통제해요? 그게 한 상무님께 한 제 질문이었는데, 아침 한나절로는 부족하다고 하셨죠. 사실 답은 아니었어요. 지금 정하지 않으면, 나중에 지분이 가장 많은 쪽이 정하게 될 거예요.</w:t>
       </w:r>
     </w:p>
     <w:p>
@@ -2431,13 +2461,13 @@
         </w:numPr>
       </w:pPr>
       <w:r>
-        <w:t xml:space="preserve">NOAH: But I can promise this. Seorin will be a partner, not a supplier. In writing. Before anything is signed.</w:t>
-      </w:r>
-      <w:r>
-        <w:t xml:space="preserve"> </w:t>
-      </w:r>
-      <w:r>
-        <w:t xml:space="preserve">노아: 하지만 이건 약속할 수 있어요. 서린은 공급사가 아니라 파트너가 될 겁니다. 서면으로. 무엇이든 서명하기 전에.</w:t>
+        <w:t xml:space="preserve">NOAH: But I can promise this. Seorin will be a partner, not a supplier. In writing, before anything is signed. I can’t give you percentages tonight, because that would be a promise I’m not allowed to make, and in Seoul you told me to promise nothing I can’t keep.</w:t>
+      </w:r>
+      <w:r>
+        <w:t xml:space="preserve"> </w:t>
+      </w:r>
+      <w:r>
+        <w:t xml:space="preserve">노아: 하지만 이건 약속할 수 있어요. 서린은 공급사가 아니라 파트너가 될 겁니다. 무엇이든 서명하기 전에, 서면으로요. 오늘 밤 지분율은 드릴 수 없어요. 그건 제가 할 권한이 없는 약속이고, 서울에서 대표님이 지킬 수 없는 건 아무것도 약속하지 말라고 하셨으니까요.</w:t>
       </w:r>
     </w:p>
     <w:p>
@@ -2819,7 +2849,7 @@
         </w:numPr>
       </w:pPr>
       <w:r>
-        <w:t xml:space="preserve">GRACE:</w:t>
+        <w:t xml:space="preserve">GRACE: Three phrases, three meanings.</w:t>
       </w:r>
       <w:r>
         <w:t xml:space="preserve"> </w:t>
@@ -2846,7 +2876,7 @@
         <w:t xml:space="preserve">“</w:t>
       </w:r>
       <w:r>
-        <w:t xml:space="preserve">We’ll review it internally</w:t>
+        <w:t xml:space="preserve">We’ll review it internally,</w:t>
       </w:r>
       <w:r>
         <w:t xml:space="preserve">”</w:t>
@@ -2855,7 +2885,7 @@
         <w:t xml:space="preserve"> </w:t>
       </w:r>
       <w:r>
-        <w:t xml:space="preserve">was real. And</w:t>
+        <w:t xml:space="preserve">with a promise to call, was a real next step. And</w:t>
       </w:r>
       <w:r>
         <w:t xml:space="preserve"> </w:t>
@@ -2864,7 +2894,7 @@
         <w:t xml:space="preserve">“</w:t>
       </w:r>
       <w:r>
-        <w:t xml:space="preserve">enough</w:t>
+        <w:t xml:space="preserve">enough,</w:t>
       </w:r>
       <w:r>
         <w:t xml:space="preserve">”</w:t>
@@ -2873,13 +2903,13 @@
         <w:t xml:space="preserve"> </w:t>
       </w:r>
       <w:r>
-        <w:t xml:space="preserve">was a yes.</w:t>
-      </w:r>
-      <w:r>
-        <w:t xml:space="preserve"> </w:t>
-      </w:r>
-      <w:r>
-        <w:t xml:space="preserve">그레이스:</w:t>
+        <w:t xml:space="preserve">from Mr. Park, was a yes. If you only translate the words, you miss the whole meeting.</w:t>
+      </w:r>
+      <w:r>
+        <w:t xml:space="preserve"> </w:t>
+      </w:r>
+      <w:r>
+        <w:t xml:space="preserve">그레이스: 세 표현, 세 가지 뜻.</w:t>
       </w:r>
       <w:r>
         <w:t xml:space="preserve"> </w:t>
@@ -2894,7 +2924,7 @@
         <w:t xml:space="preserve">”</w:t>
       </w:r>
       <w:r>
-        <w:t xml:space="preserve">는 노였고.</w:t>
+        <w:t xml:space="preserve">는 노였어요. 전화 약속이 붙은</w:t>
       </w:r>
       <w:r>
         <w:t xml:space="preserve"> </w:t>
@@ -2909,7 +2939,7 @@
         <w:t xml:space="preserve">”</w:t>
       </w:r>
       <w:r>
-        <w:t xml:space="preserve">는 진짜였고.</w:t>
+        <w:t xml:space="preserve">는 진짜 다음 단계였고요. 그리고 박 대표님의</w:t>
       </w:r>
       <w:r>
         <w:t xml:space="preserve"> </w:t>
@@ -2924,7 +2954,7 @@
         <w:t xml:space="preserve">”</w:t>
       </w:r>
       <w:r>
-        <w:t xml:space="preserve">는 예스였어요.</w:t>
+        <w:t xml:space="preserve">는 예스였어요. 단어만 번역하면 회의 전체를 놓쳐요.</w:t>
       </w:r>
     </w:p>
     <w:p>
@@ -2952,13 +2982,13 @@
         </w:numPr>
       </w:pPr>
       <w:r>
-        <w:t xml:space="preserve">MARCUS: And the real reason was a one-line email. Five years ago. Eleven families.</w:t>
-      </w:r>
-      <w:r>
-        <w:t xml:space="preserve"> </w:t>
-      </w:r>
-      <w:r>
-        <w:t xml:space="preserve">마커스: 그리고 진짜 이유는 한 줄짜리 이메일이었어요. 5년 전. 열한 가족.</w:t>
+        <w:t xml:space="preserve">MARCUS: And the real reason was a one-line email, five years ago, and eleven families. In the army, we called that ground truth: what’s actually happening, not what’s on the briefing slide. And we only got it because Noah told Mr. Park everything first.</w:t>
+      </w:r>
+      <w:r>
+        <w:t xml:space="preserve"> </w:t>
+      </w:r>
+      <w:r>
+        <w:t xml:space="preserve">마커스: 그리고 진짜 이유는 5년 전 한 줄짜리 이메일, 그리고 열한 가족이었어요. 군대에선 그걸 현장 진실이라고 불렀죠. 브리핑 슬라이드에 있는 게 아니라 실제로 벌어지는 일. 그리고 그걸 알게 된 건 노아가 먼저 박 대표님께 전부 말했기 때문이에요.</w:t>
       </w:r>
     </w:p>
     <w:p>
@@ -3156,7 +3186,7 @@
     </w:p>
     <w:bookmarkEnd w:id="25"/>
     <w:bookmarkEnd w:id="26"/>
-    <w:bookmarkStart w:id="30" w:name="학습-부록"/>
+    <w:bookmarkStart w:id="31" w:name="학습-부록"/>
     <w:p>
       <w:pPr>
         <w:pStyle w:val="Heading2"/>
@@ -4411,8 +4441,325 @@
       </w:r>
     </w:p>
     <w:bookmarkEnd w:id="29"/>
+    <w:bookmarkStart w:id="30" w:name="긴-발화-분석"/>
+    <w:p>
+      <w:pPr>
+        <w:pStyle w:val="Heading3"/>
+      </w:pPr>
+      <w:r>
+        <w:t xml:space="preserve">④ 긴 발화 분석</w:t>
+      </w:r>
+    </w:p>
+    <w:p>
+      <w:pPr>
+        <w:pStyle w:val="BlockText"/>
+      </w:pPr>
+      <w:r>
+        <w:rPr>
+          <w:bCs/>
+          <w:b/>
+        </w:rPr>
+        <w:t xml:space="preserve">97턴 NOAH:</w:t>
+      </w:r>
+      <w:r>
+        <w:t xml:space="preserve"> </w:t>
+      </w:r>
+      <w:r>
+        <w:t xml:space="preserve">“</w:t>
+      </w:r>
+      <w:r>
+        <w:t xml:space="preserve">But I can promise this. Seorin will be a partner, not a supplier. In writing, before anything is signed. I can’t give you percentages tonight, because that would be a promise I’m not allowed to make, and in Seoul you told me to promise nothing I can’t keep.</w:t>
+      </w:r>
+      <w:r>
+        <w:t xml:space="preserve">”</w:t>
+      </w:r>
+    </w:p>
+    <w:tbl>
+      <w:tblPr>
+        <w:tblStyle w:val="Table"/>
+        <w:tblW w:type="pct" w:w="5000"/>
+        <w:tblLook w:firstRow="1" w:lastRow="0" w:firstColumn="0" w:lastColumn="0" w:noHBand="0" w:noVBand="0" w:val="0020"/>
+        <w:jc w:val="start"/>
+      </w:tblPr>
+      <w:tblGrid>
+        <w:gridCol w:w="2640"/>
+        <w:gridCol w:w="2640"/>
+        <w:gridCol w:w="2640"/>
+      </w:tblGrid>
+      <w:tr>
+        <w:trPr>
+          <w:tblHeader w:val="true"/>
+        </w:trPr>
+        <w:tc>
+          <w:tcPr/>
+          <w:p>
+            <w:pPr>
+              <w:pStyle w:val="Compact"/>
+              <w:jc w:val="left"/>
+            </w:pPr>
+            <w:r>
+              <w:t xml:space="preserve">구조</w:t>
+            </w:r>
+          </w:p>
+        </w:tc>
+        <w:tc>
+          <w:tcPr/>
+          <w:p>
+            <w:pPr>
+              <w:pStyle w:val="Compact"/>
+              <w:jc w:val="left"/>
+            </w:pPr>
+            <w:r>
+              <w:t xml:space="preserve">영어</w:t>
+            </w:r>
+          </w:p>
+        </w:tc>
+        <w:tc>
+          <w:tcPr/>
+          <w:p>
+            <w:pPr>
+              <w:pStyle w:val="Compact"/>
+              <w:jc w:val="left"/>
+            </w:pPr>
+            <w:r>
+              <w:t xml:space="preserve">기능</w:t>
+            </w:r>
+          </w:p>
+        </w:tc>
+      </w:tr>
+      <w:tr>
+        <w:tc>
+          <w:tcPr/>
+          <w:p>
+            <w:pPr>
+              <w:pStyle w:val="Compact"/>
+              <w:jc w:val="left"/>
+            </w:pPr>
+            <w:r>
+              <w:t xml:space="preserve">① 약속 예고</w:t>
+            </w:r>
+          </w:p>
+        </w:tc>
+        <w:tc>
+          <w:tcPr/>
+          <w:p>
+            <w:pPr>
+              <w:pStyle w:val="Compact"/>
+              <w:jc w:val="left"/>
+            </w:pPr>
+            <w:r>
+              <w:t xml:space="preserve">But I can promise this.</w:t>
+            </w:r>
+          </w:p>
+        </w:tc>
+        <w:tc>
+          <w:tcPr/>
+          <w:p>
+            <w:pPr>
+              <w:pStyle w:val="Compact"/>
+              <w:jc w:val="left"/>
+            </w:pPr>
+            <w:r>
+              <w:t xml:space="preserve">앞 발언(마커스의 한계 설명)을 받아</w:t>
+            </w:r>
+            <w:r>
+              <w:t xml:space="preserve"> </w:t>
+            </w:r>
+            <w:r>
+              <w:t xml:space="preserve">“</w:t>
+            </w:r>
+            <w:r>
+              <w:t xml:space="preserve">할 수 있는 것</w:t>
+            </w:r>
+            <w:r>
+              <w:t xml:space="preserve">”</w:t>
+            </w:r>
+            <w:r>
+              <w:t xml:space="preserve">으로 전환</w:t>
+            </w:r>
+          </w:p>
+        </w:tc>
+      </w:tr>
+      <w:tr>
+        <w:tc>
+          <w:tcPr/>
+          <w:p>
+            <w:pPr>
+              <w:pStyle w:val="Compact"/>
+              <w:jc w:val="left"/>
+            </w:pPr>
+            <w:r>
+              <w:t xml:space="preserve">② 핵심 약속(대비 + 조건)</w:t>
+            </w:r>
+          </w:p>
+        </w:tc>
+        <w:tc>
+          <w:tcPr/>
+          <w:p>
+            <w:pPr>
+              <w:pStyle w:val="Compact"/>
+              <w:jc w:val="left"/>
+            </w:pPr>
+            <w:r>
+              <w:t xml:space="preserve">Seorin will be a partner, not a supplier. In writing, before anything is signed.</w:t>
+            </w:r>
+          </w:p>
+        </w:tc>
+        <w:tc>
+          <w:tcPr/>
+          <w:p>
+            <w:pPr>
+              <w:pStyle w:val="Compact"/>
+              <w:jc w:val="left"/>
+            </w:pPr>
+            <w:r>
+              <w:t xml:space="preserve">“</w:t>
+            </w:r>
+            <w:r>
+              <w:t xml:space="preserve">A가 아니라 B</w:t>
+            </w:r>
+            <w:r>
+              <w:t xml:space="preserve">”</w:t>
+            </w:r>
+            <w:r>
+              <w:t xml:space="preserve"> </w:t>
+            </w:r>
+            <w:r>
+              <w:t xml:space="preserve">+ 형식(서면)·시점(서명 전)으로 약속을 구체화</w:t>
+            </w:r>
+          </w:p>
+        </w:tc>
+      </w:tr>
+      <w:tr>
+        <w:tc>
+          <w:tcPr/>
+          <w:p>
+            <w:pPr>
+              <w:pStyle w:val="Compact"/>
+              <w:jc w:val="left"/>
+            </w:pPr>
+            <w:r>
+              <w:t xml:space="preserve">③ 한계 설명(이유)</w:t>
+            </w:r>
+          </w:p>
+        </w:tc>
+        <w:tc>
+          <w:tcPr/>
+          <w:p>
+            <w:pPr>
+              <w:pStyle w:val="Compact"/>
+              <w:jc w:val="left"/>
+            </w:pPr>
+            <w:r>
+              <w:t xml:space="preserve">I can’t give you percentages tonight, because that would be a promise I’m not allowed to make,</w:t>
+            </w:r>
+          </w:p>
+        </w:tc>
+        <w:tc>
+          <w:tcPr/>
+          <w:p>
+            <w:pPr>
+              <w:pStyle w:val="Compact"/>
+              <w:jc w:val="left"/>
+            </w:pPr>
+            <w:r>
+              <w:t xml:space="preserve">못 하는 것을 숨기지 않고 이유와 함께 밝힘</w:t>
+            </w:r>
+          </w:p>
+        </w:tc>
+      </w:tr>
+      <w:tr>
+        <w:tc>
+          <w:tcPr/>
+          <w:p>
+            <w:pPr>
+              <w:pStyle w:val="Compact"/>
+              <w:jc w:val="left"/>
+            </w:pPr>
+            <w:r>
+              <w:t xml:space="preserve">④ 상대의 말 인용</w:t>
+            </w:r>
+          </w:p>
+        </w:tc>
+        <w:tc>
+          <w:tcPr/>
+          <w:p>
+            <w:pPr>
+              <w:pStyle w:val="Compact"/>
+              <w:jc w:val="left"/>
+            </w:pPr>
+            <w:r>
+              <w:t xml:space="preserve">and in Seoul you told me to promise nothing I can’t keep.</w:t>
+            </w:r>
+          </w:p>
+        </w:tc>
+        <w:tc>
+          <w:tcPr/>
+          <w:p>
+            <w:pPr>
+              <w:pStyle w:val="Compact"/>
+              <w:jc w:val="left"/>
+            </w:pPr>
+            <w:r>
+              <w:t xml:space="preserve">상대가 했던 조언을 근거로 써서 신뢰를 강화</w:t>
+            </w:r>
+          </w:p>
+        </w:tc>
+      </w:tr>
+    </w:tbl>
+    <w:p>
+      <w:pPr>
+        <w:pStyle w:val="BodyText"/>
+      </w:pPr>
+      <w:r>
+        <w:rPr>
+          <w:bCs/>
+          <w:b/>
+        </w:rPr>
+        <w:t xml:space="preserve">활용 패턴:</w:t>
+      </w:r>
+      <w:r>
+        <w:t xml:space="preserve"> </w:t>
+      </w:r>
+      <w:r>
+        <w:t xml:space="preserve">I can promise this → 구체적 약속(형식·시점) → I can’t …, because … → 상대의 원칙으로 마무리</w:t>
+      </w:r>
+      <w:r>
+        <w:t xml:space="preserve"> </w:t>
+      </w:r>
+      <w:r>
+        <w:rPr>
+          <w:bCs/>
+          <w:b/>
+        </w:rPr>
+        <w:t xml:space="preserve">연결 표현:</w:t>
+      </w:r>
+      <w:r>
+        <w:t xml:space="preserve"> </w:t>
+      </w:r>
+      <w:r>
+        <w:t xml:space="preserve">not A, but B(A가 아니라 B) · before anything is signed(무엇이든 서명하기 전에) · I’m not allowed to(~할 권한이 없다)</w:t>
+      </w:r>
+      <w:r>
+        <w:t xml:space="preserve"> </w:t>
+      </w:r>
+      <w:r>
+        <w:rPr>
+          <w:bCs/>
+          <w:b/>
+        </w:rPr>
+        <w:t xml:space="preserve">연습:</w:t>
+      </w:r>
+      <w:r>
+        <w:t xml:space="preserve"> </w:t>
+      </w:r>
+      <w:r>
+        <w:t xml:space="preserve">거래처가 오늘 당장 가격 확약을 요구할 때, 약속할 수 있는 것과 없는 것을 나눠 같은 구조로 40~50단어로 답해 보기.</w:t>
+      </w:r>
+    </w:p>
     <w:bookmarkEnd w:id="30"/>
     <w:bookmarkEnd w:id="31"/>
+    <w:bookmarkEnd w:id="32"/>
     <w:sectPr/>
   </w:body>
 </w:document>

--- a/대본/7부/03화_Seoul.docx
+++ b/대본/7부/03화_Seoul.docx
@@ -2,7 +2,7 @@
 <file path=word/document.xml><?xml version="1.0" encoding="utf-8"?>
 <w:document xmlns:w="http://schemas.openxmlformats.org/wordprocessingml/2006/main" xmlns:m="http://schemas.openxmlformats.org/officeDocument/2006/math" xmlns:r="http://schemas.openxmlformats.org/officeDocument/2006/relationships" xmlns:o="urn:schemas-microsoft-com:office:office" xmlns:v="urn:schemas-microsoft-com:vml" xmlns:w10="urn:schemas-microsoft-com:office:word" xmlns:a="http://schemas.openxmlformats.org/drawingml/2006/main" xmlns:pic="http://schemas.openxmlformats.org/drawingml/2006/picture" xmlns:wp="http://schemas.openxmlformats.org/drawingml/2006/wordprocessingDrawing">
   <w:body>
-    <w:bookmarkStart w:id="32" w:name="ship-it-7부-3화"/>
+    <w:bookmarkStart w:id="38" w:name="ship-it-7부-3화"/>
     <w:p>
       <w:pPr>
         <w:pStyle w:val="Heading1"/>
@@ -460,78 +460,39 @@
     </w:p>
     <w:p>
       <w:pPr>
-        <w:numPr>
-          <w:ilvl w:val="0"/>
-          <w:numId w:val="1001"/>
-        </w:numPr>
+        <w:pStyle w:val="FirstParagraph"/>
       </w:pPr>
       <w:r>
         <w:t xml:space="preserve">GRACE: Quick review before we go in. My mother’s rules. Rule one?</w:t>
       </w:r>
-      <w:r>
-        <w:t xml:space="preserve"> </w:t>
-      </w:r>
-      <w:r>
-        <w:t xml:space="preserve">그레이스: 들어가기 전에 빠르게 복습. 우리 엄마의 규칙. 1번?</w:t>
-      </w:r>
-    </w:p>
-    <w:p>
-      <w:pPr>
-        <w:numPr>
-          <w:ilvl w:val="0"/>
-          <w:numId w:val="1001"/>
-        </w:numPr>
+    </w:p>
+    <w:p>
+      <w:pPr>
+        <w:pStyle w:val="BodyText"/>
       </w:pPr>
       <w:r>
         <w:t xml:space="preserve">MARCUS: Business cards with both hands. Read it. Don’t pocket it. I’ve been practising since year three.</w:t>
       </w:r>
-      <w:r>
-        <w:t xml:space="preserve"> </w:t>
-      </w:r>
-      <w:r>
-        <w:t xml:space="preserve">마커스: 명함은 두 손으로. 읽고. 주머니에 넣지 말고. 3년 차부터 연습했어.</w:t>
-      </w:r>
-    </w:p>
-    <w:p>
-      <w:pPr>
-        <w:numPr>
-          <w:ilvl w:val="0"/>
-          <w:numId w:val="1001"/>
-        </w:numPr>
+    </w:p>
+    <w:p>
+      <w:pPr>
+        <w:pStyle w:val="BodyText"/>
       </w:pPr>
       <w:r>
         <w:t xml:space="preserve">GRACE: Rule three?</w:t>
       </w:r>
-      <w:r>
-        <w:t xml:space="preserve"> </w:t>
-      </w:r>
-      <w:r>
-        <w:t xml:space="preserve">그레이스: 3번?</w:t>
-      </w:r>
-    </w:p>
-    <w:p>
-      <w:pPr>
-        <w:numPr>
-          <w:ilvl w:val="0"/>
-          <w:numId w:val="1001"/>
-        </w:numPr>
+    </w:p>
+    <w:p>
+      <w:pPr>
+        <w:pStyle w:val="BodyText"/>
       </w:pPr>
       <w:r>
         <w:t xml:space="preserve">NOAH: Don’t sit until Mr. Park sits. And sit where you’re told. Not where you want.</w:t>
       </w:r>
-      <w:r>
-        <w:t xml:space="preserve"> </w:t>
-      </w:r>
-      <w:r>
-        <w:t xml:space="preserve">노아: 박 대표님이 앉기 전엔 앉지 않는다. 그리고 앉으라는 데 앉는다. 원하는 데 말고.</w:t>
-      </w:r>
-    </w:p>
-    <w:p>
-      <w:pPr>
-        <w:numPr>
-          <w:ilvl w:val="0"/>
-          <w:numId w:val="1001"/>
-        </w:numPr>
+    </w:p>
+    <w:p>
+      <w:pPr>
+        <w:pStyle w:val="BodyText"/>
       </w:pPr>
       <w:r>
         <w:t xml:space="preserve">GRACE: And rule nine. Tonight.</w:t>
@@ -548,167 +509,74 @@
       <w:r>
         <w:t xml:space="preserve">”</w:t>
       </w:r>
-      <w:r>
-        <w:t xml:space="preserve"> </w:t>
-      </w:r>
-      <w:r>
-        <w:t xml:space="preserve">그레이스: 그리고 9번. 오늘 밤.</w:t>
-      </w:r>
-      <w:r>
-        <w:t xml:space="preserve"> </w:t>
-      </w:r>
-      <w:r>
-        <w:t xml:space="preserve">“</w:t>
-      </w:r>
-      <w:r>
-        <w:t xml:space="preserve">미국 사람들 너무 많이 마시게 하지 마라.</w:t>
-      </w:r>
-      <w:r>
-        <w:t xml:space="preserve">”</w:t>
-      </w:r>
-    </w:p>
-    <w:p>
-      <w:pPr>
-        <w:numPr>
-          <w:ilvl w:val="0"/>
-          <w:numId w:val="1001"/>
-        </w:numPr>
+    </w:p>
+    <w:p>
+      <w:pPr>
+        <w:pStyle w:val="BodyText"/>
       </w:pPr>
       <w:r>
         <w:t xml:space="preserve">MARCUS: Rule nine was broken last time. By Mr. Park. Not me.</w:t>
       </w:r>
-      <w:r>
-        <w:t xml:space="preserve"> </w:t>
-      </w:r>
-      <w:r>
-        <w:t xml:space="preserve">마커스: 9번은 지난번에 깨졌잖아. 박 대표님이 깼지. 내가 아니라.</w:t>
-      </w:r>
-    </w:p>
-    <w:p>
-      <w:pPr>
-        <w:numPr>
-          <w:ilvl w:val="0"/>
-          <w:numId w:val="1001"/>
-        </w:numPr>
+    </w:p>
+    <w:p>
+      <w:pPr>
+        <w:pStyle w:val="BodyText"/>
       </w:pPr>
       <w:r>
         <w:t xml:space="preserve">PRIYA: Marcus, you sang a military song at midnight. Grace sent us a video.</w:t>
       </w:r>
-      <w:r>
-        <w:t xml:space="preserve"> </w:t>
-      </w:r>
-      <w:r>
-        <w:t xml:space="preserve">프리야: 마커스, 자정에 군가 불렀잖아요. 그레이스가 영상 보냈어요.</w:t>
-      </w:r>
-    </w:p>
-    <w:p>
-      <w:pPr>
-        <w:numPr>
-          <w:ilvl w:val="0"/>
-          <w:numId w:val="1001"/>
-        </w:numPr>
+    </w:p>
+    <w:p>
+      <w:pPr>
+        <w:pStyle w:val="BodyText"/>
       </w:pPr>
       <w:r>
         <w:t xml:space="preserve">PARK: Mr. Webb! Welcome back to Ochang. You look older. So do I. That’s fair.</w:t>
       </w:r>
-      <w:r>
-        <w:t xml:space="preserve"> </w:t>
-      </w:r>
-      <w:r>
-        <w:t xml:space="preserve">박 대표: 웹 씨! 오창에 다시 오신 걸 환영합니다. 나이 드셨네요. 저도요. 공평하죠.</w:t>
-      </w:r>
-    </w:p>
-    <w:p>
-      <w:pPr>
-        <w:numPr>
-          <w:ilvl w:val="0"/>
-          <w:numId w:val="1001"/>
-        </w:numPr>
+    </w:p>
+    <w:p>
+      <w:pPr>
+        <w:pStyle w:val="BodyText"/>
       </w:pPr>
       <w:r>
         <w:t xml:space="preserve">MARCUS: Mr. Park. Good to see you, sir. Your cafeteria’s kimchi stew. I’ve thought about it for four years.</w:t>
       </w:r>
-      <w:r>
-        <w:t xml:space="preserve"> </w:t>
-      </w:r>
-      <w:r>
-        <w:t xml:space="preserve">마커스: 박 대표님. 반갑습니다. 대표님 구내식당 김치찌개. 4년 동안 생각났어요.</w:t>
-      </w:r>
-    </w:p>
-    <w:p>
-      <w:pPr>
-        <w:numPr>
-          <w:ilvl w:val="0"/>
-          <w:numId w:val="1001"/>
-        </w:numPr>
+    </w:p>
+    <w:p>
+      <w:pPr>
+        <w:pStyle w:val="BodyText"/>
       </w:pPr>
       <w:r>
         <w:t xml:space="preserve">PARK: I was an army cook. That stew is my recipe. Today, you’ll have it again.</w:t>
       </w:r>
-      <w:r>
-        <w:t xml:space="preserve"> </w:t>
-      </w:r>
-      <w:r>
-        <w:t xml:space="preserve">박 대표: 제가 취사병이었잖아요. 그 찌개는 제 레시피예요. 오늘 또 드실 겁니다.</w:t>
-      </w:r>
-    </w:p>
-    <w:p>
-      <w:pPr>
-        <w:numPr>
-          <w:ilvl w:val="0"/>
-          <w:numId w:val="1001"/>
-        </w:numPr>
+    </w:p>
+    <w:p>
+      <w:pPr>
+        <w:pStyle w:val="BodyText"/>
       </w:pPr>
       <w:r>
         <w:t xml:space="preserve">SUJIN: Please, come in. Mr. Park sits at the centre. Mr. Bennett, opposite him. Please.</w:t>
       </w:r>
-      <w:r>
-        <w:t xml:space="preserve"> </w:t>
-      </w:r>
-      <w:r>
-        <w:t xml:space="preserve">수진: 들어오세요. 대표님은 가운데 앉으세요. 베넷 대표님은 맞은편에. 부탁드립니다.</w:t>
-      </w:r>
-    </w:p>
-    <w:p>
-      <w:pPr>
-        <w:numPr>
-          <w:ilvl w:val="0"/>
-          <w:numId w:val="1001"/>
-        </w:numPr>
+    </w:p>
+    <w:p>
+      <w:pPr>
+        <w:pStyle w:val="BodyText"/>
       </w:pPr>
       <w:r>
         <w:t xml:space="preserve">KANG: Kang Tae-ho. Plant director. Welcome. This is Jung Min-seok. Our new process engineer.</w:t>
       </w:r>
-      <w:r>
-        <w:t xml:space="preserve"> </w:t>
-      </w:r>
-      <w:r>
-        <w:t xml:space="preserve">강태호: 강태호입니다. 공장장. 환영합니다. 이쪽은 정민석. 새로 온 공정 엔지니어입니다.</w:t>
-      </w:r>
-    </w:p>
-    <w:p>
-      <w:pPr>
-        <w:numPr>
-          <w:ilvl w:val="0"/>
-          <w:numId w:val="1001"/>
-        </w:numPr>
+    </w:p>
+    <w:p>
+      <w:pPr>
+        <w:pStyle w:val="BodyText"/>
       </w:pPr>
       <w:r>
         <w:t xml:space="preserve">JUNG: Nice to meet you. It’s an honour.</w:t>
       </w:r>
-      <w:r>
-        <w:t xml:space="preserve"> </w:t>
-      </w:r>
-      <w:r>
-        <w:t xml:space="preserve">정민석: 만나서 반갑습니다. 영광입니다.</w:t>
-      </w:r>
-    </w:p>
-    <w:p>
-      <w:pPr>
-        <w:numPr>
-          <w:ilvl w:val="0"/>
-          <w:numId w:val="1001"/>
-        </w:numPr>
+    </w:p>
+    <w:p>
+      <w:pPr>
+        <w:pStyle w:val="BodyText"/>
       </w:pPr>
       <w:r>
         <w:t xml:space="preserve">NOAH: Thank you for having us. Mr. Park, in Seoul you said,</w:t>
@@ -731,43 +599,13 @@
       <w:r>
         <w:t xml:space="preserve">I did both.</w:t>
       </w:r>
-      <w:r>
-        <w:t xml:space="preserve"> </w:t>
-      </w:r>
-      <w:r>
-        <w:t xml:space="preserve">노아: 초대해 주셔서 감사합니다. 박 대표님, 서울에서</w:t>
-      </w:r>
-      <w:r>
-        <w:t xml:space="preserve"> </w:t>
-      </w:r>
-      <w:r>
-        <w:t xml:space="preserve">“</w:t>
-      </w:r>
-      <w:r>
-        <w:t xml:space="preserve">잘 듣고 아무것도 약속하지 마라</w:t>
-      </w:r>
-      <w:r>
-        <w:t xml:space="preserve">”</w:t>
-      </w:r>
-      <w:r>
-        <w:t xml:space="preserve">라고 하셨죠. 둘 다 했습니다.</w:t>
-      </w:r>
-    </w:p>
-    <w:p>
-      <w:pPr>
-        <w:numPr>
-          <w:ilvl w:val="0"/>
-          <w:numId w:val="1001"/>
-        </w:numPr>
+    </w:p>
+    <w:p>
+      <w:pPr>
+        <w:pStyle w:val="BodyText"/>
       </w:pPr>
       <w:r>
         <w:t xml:space="preserve">PARK: Good. Then tell me what you heard. All of it, including the parts you think I won’t like. In my experience, a partner who decorates bad news will decorate everything else as well. So don’t make it pretty, Mr. Bennett. Just make it complete.</w:t>
-      </w:r>
-      <w:r>
-        <w:t xml:space="preserve"> </w:t>
-      </w:r>
-      <w:r>
-        <w:t xml:space="preserve">박 대표: 좋아요. 그럼 들은 걸 말해 주세요. 전부요. 제가 싫어할 것 같은 부분까지. 제 경험상 나쁜 소식을 꾸미는 파트너는 다른 것도 다 꾸밉니다. 그러니 예쁘게 꾸미지 마세요, 베넷 대표님. 그냥 빠짐없이 말해 주세요.</w:t>
       </w:r>
     </w:p>
     <w:bookmarkEnd w:id="21"/>
@@ -782,61 +620,31 @@
     </w:p>
     <w:p>
       <w:pPr>
-        <w:numPr>
-          <w:ilvl w:val="0"/>
-          <w:numId w:val="1002"/>
-        </w:numPr>
+        <w:pStyle w:val="FirstParagraph"/>
       </w:pPr>
       <w:r>
         <w:t xml:space="preserve">NOAH: Daeyang proposed a joint venture for Korea and China, fifty-one percent Daeyang and forty-nine Veyra. I’m telling you before we give them any answer, because you have a first-negotiation right, and I’d rather you hear it from me than from someone in Seoul.</w:t>
       </w:r>
-      <w:r>
-        <w:t xml:space="preserve"> </w:t>
-      </w:r>
-      <w:r>
-        <w:t xml:space="preserve">노아: 대양이 한국과 중국 합작법인을 제안했습니다. 대양 51%, 베이라 49%. 그쪽에 어떤 답도 하기 전에 말씀드리는 겁니다. 대표님께 우선 협상권이 있고, 서울의 다른 누구보다 제게서 먼저 들으시는 게 낫다고 생각하니까요.</w:t>
-      </w:r>
-    </w:p>
-    <w:p>
-      <w:pPr>
-        <w:numPr>
-          <w:ilvl w:val="0"/>
-          <w:numId w:val="1002"/>
-        </w:numPr>
+    </w:p>
+    <w:p>
+      <w:pPr>
+        <w:pStyle w:val="BodyText"/>
       </w:pPr>
       <w:r>
         <w:t xml:space="preserve">PRIYA: Plus co-development. A toxin and a skin booster. And they want Seorin as the manufacturing base.</w:t>
       </w:r>
-      <w:r>
-        <w:t xml:space="preserve"> </w:t>
-      </w:r>
-      <w:r>
-        <w:t xml:space="preserve">프리야: 거기에 공동개발. 톡신과 스킨부스터. 그리고 서린을 생산 기지로 원해요.</w:t>
-      </w:r>
-    </w:p>
-    <w:p>
-      <w:pPr>
-        <w:numPr>
-          <w:ilvl w:val="0"/>
-          <w:numId w:val="1002"/>
-        </w:numPr>
+    </w:p>
+    <w:p>
+      <w:pPr>
+        <w:pStyle w:val="BodyText"/>
       </w:pPr>
       <w:r>
         <w:t xml:space="preserve">PARK: Manufacturing base. For Daeyang.</w:t>
       </w:r>
-      <w:r>
-        <w:t xml:space="preserve"> </w:t>
-      </w:r>
-      <w:r>
-        <w:t xml:space="preserve">박 대표: 생산 기지. 대양을 위한.</w:t>
-      </w:r>
-    </w:p>
-    <w:p>
-      <w:pPr>
-        <w:numPr>
-          <w:ilvl w:val="0"/>
-          <w:numId w:val="1002"/>
-        </w:numPr>
+    </w:p>
+    <w:p>
+      <w:pPr>
+        <w:pStyle w:val="BodyText"/>
       </w:pPr>
       <w:r>
         <w:t xml:space="preserve">NOAH: For the joint venture. Ms. Han said,</w:t>
@@ -853,136 +661,58 @@
       <w:r>
         <w:t xml:space="preserve">”</w:t>
       </w:r>
-      <w:r>
-        <w:t xml:space="preserve"> </w:t>
-      </w:r>
-      <w:r>
-        <w:t xml:space="preserve">노아: 합작법인을 위한 거죠. 한 상무님이</w:t>
-      </w:r>
-      <w:r>
-        <w:t xml:space="preserve"> </w:t>
-      </w:r>
-      <w:r>
-        <w:t xml:space="preserve">“</w:t>
-      </w:r>
-      <w:r>
-        <w:t xml:space="preserve">대양은 좋은 주사기를 만들고. 서린은 더 좋은 필러를 만든다</w:t>
-      </w:r>
-      <w:r>
-        <w:t xml:space="preserve">”</w:t>
-      </w:r>
-      <w:r>
-        <w:t xml:space="preserve">고 했어요.</w:t>
-      </w:r>
-    </w:p>
-    <w:p>
-      <w:pPr>
-        <w:numPr>
-          <w:ilvl w:val="0"/>
-          <w:numId w:val="1002"/>
-        </w:numPr>
+    </w:p>
+    <w:p>
+      <w:pPr>
+        <w:pStyle w:val="BodyText"/>
       </w:pPr>
       <w:r>
         <w:t xml:space="preserve">SUJIN: She said that? Out loud?</w:t>
       </w:r>
-      <w:r>
-        <w:t xml:space="preserve"> </w:t>
-      </w:r>
-      <w:r>
-        <w:t xml:space="preserve">수진: 그분이 그렇게 말했어요? 소리 내서?</w:t>
-      </w:r>
-    </w:p>
-    <w:p>
-      <w:pPr>
-        <w:numPr>
-          <w:ilvl w:val="0"/>
-          <w:numId w:val="1002"/>
-        </w:numPr>
+    </w:p>
+    <w:p>
+      <w:pPr>
+        <w:pStyle w:val="BodyText"/>
       </w:pPr>
       <w:r>
         <w:t xml:space="preserve">NOAH: In front of three witnesses.</w:t>
       </w:r>
-      <w:r>
-        <w:t xml:space="preserve"> </w:t>
-      </w:r>
-      <w:r>
-        <w:t xml:space="preserve">노아: 증인 세 명 앞에서요.</w:t>
-      </w:r>
-    </w:p>
-    <w:p>
-      <w:pPr>
-        <w:numPr>
-          <w:ilvl w:val="0"/>
-          <w:numId w:val="1002"/>
-        </w:numPr>
+    </w:p>
+    <w:p>
+      <w:pPr>
+        <w:pStyle w:val="BodyText"/>
       </w:pPr>
       <w:r>
         <w:t xml:space="preserve">PARK: …I see. Thank you for telling me everything. Most people would tell me half.</w:t>
       </w:r>
-      <w:r>
-        <w:t xml:space="preserve"> </w:t>
-      </w:r>
-      <w:r>
-        <w:t xml:space="preserve">박 대표: …그렇군요. 전부 말해 줘서 고맙습니다. 대부분은 반만 말했을 거예요.</w:t>
-      </w:r>
-    </w:p>
-    <w:p>
-      <w:pPr>
-        <w:numPr>
-          <w:ilvl w:val="0"/>
-          <w:numId w:val="1002"/>
-        </w:numPr>
+    </w:p>
+    <w:p>
+      <w:pPr>
+        <w:pStyle w:val="BodyText"/>
       </w:pPr>
       <w:r>
         <w:t xml:space="preserve">NOAH: You have a first-negotiation right. Half the truth would break it.</w:t>
       </w:r>
-      <w:r>
-        <w:t xml:space="preserve"> </w:t>
-      </w:r>
-      <w:r>
-        <w:t xml:space="preserve">노아: 우선 협상권이 있으시잖아요. 반쪽 진실은 그걸 깨는 거죠.</w:t>
-      </w:r>
-    </w:p>
-    <w:p>
-      <w:pPr>
-        <w:numPr>
-          <w:ilvl w:val="0"/>
-          <w:numId w:val="1002"/>
-        </w:numPr>
+    </w:p>
+    <w:p>
+      <w:pPr>
+        <w:pStyle w:val="BodyText"/>
       </w:pPr>
       <w:r>
         <w:t xml:space="preserve">PARK: Then I’ll be honest too. Seorin as Daeyang’s manufacturing base… it may be difficult.</w:t>
       </w:r>
-      <w:r>
-        <w:t xml:space="preserve"> </w:t>
-      </w:r>
-      <w:r>
-        <w:t xml:space="preserve">박 대표: 그럼 저도 솔직하게 말하죠. 서린이 대양의 생산 기지가 되는 건… 어려울 수도 있습니다.</w:t>
-      </w:r>
-    </w:p>
-    <w:p>
-      <w:pPr>
-        <w:numPr>
-          <w:ilvl w:val="0"/>
-          <w:numId w:val="1002"/>
-        </w:numPr>
+    </w:p>
+    <w:p>
+      <w:pPr>
+        <w:pStyle w:val="BodyText"/>
       </w:pPr>
       <w:r>
         <w:t xml:space="preserve">NOAH: Difficult. But possible?</w:t>
       </w:r>
-      <w:r>
-        <w:t xml:space="preserve"> </w:t>
-      </w:r>
-      <w:r>
-        <w:t xml:space="preserve">노아: 어렵다. 하지만 가능하다는 거죠?</w:t>
-      </w:r>
-    </w:p>
-    <w:p>
-      <w:pPr>
-        <w:numPr>
-          <w:ilvl w:val="0"/>
-          <w:numId w:val="1002"/>
-        </w:numPr>
+    </w:p>
+    <w:p>
+      <w:pPr>
+        <w:pStyle w:val="BodyText"/>
       </w:pPr>
       <w:r>
         <w:t xml:space="preserve">GRACE: Noah, a word. In Korean business,</w:t>
@@ -1020,64 +750,10 @@
       <w:r>
         <w:t xml:space="preserve">, he’ll have to refuse you directly, and that’s uncomfortable for everyone. Ask what makes it difficult instead.</w:t>
       </w:r>
-      <w:r>
-        <w:t xml:space="preserve"> </w:t>
-      </w:r>
-      <w:r>
-        <w:t xml:space="preserve">그레이스: 노아, 잠깐요. 한국 비즈니스에서</w:t>
-      </w:r>
-      <w:r>
-        <w:t xml:space="preserve"> </w:t>
-      </w:r>
-      <w:r>
-        <w:t xml:space="preserve">“</w:t>
-      </w:r>
-      <w:r>
-        <w:t xml:space="preserve">어려울 수도 있다</w:t>
-      </w:r>
-      <w:r>
-        <w:t xml:space="preserve">”</w:t>
-      </w:r>
-      <w:r>
-        <w:t xml:space="preserve">는 대개</w:t>
-      </w:r>
-      <w:r>
-        <w:t xml:space="preserve"> </w:t>
-      </w:r>
-      <w:r>
-        <w:t xml:space="preserve">“</w:t>
-      </w:r>
-      <w:r>
-        <w:t xml:space="preserve">안 된다</w:t>
-      </w:r>
-      <w:r>
-        <w:t xml:space="preserve">”</w:t>
-      </w:r>
-      <w:r>
-        <w:t xml:space="preserve">는 뜻인데, 아무도 체면을 잃지 않게 정중하게 하는 말이에요.</w:t>
-      </w:r>
-      <w:r>
-        <w:t xml:space="preserve"> </w:t>
-      </w:r>
-      <w:r>
-        <w:t xml:space="preserve">“</w:t>
-      </w:r>
-      <w:r>
-        <w:t xml:space="preserve">하지만 가능하죠?</w:t>
-      </w:r>
-      <w:r>
-        <w:t xml:space="preserve">”</w:t>
-      </w:r>
-      <w:r>
-        <w:t xml:space="preserve">라고 밀어붙이면 대표님이 직접 거절해야 하고, 그건 모두에게 불편해요. 대신 무엇이 어렵게 만드는지 물어보세요.</w:t>
-      </w:r>
-    </w:p>
-    <w:p>
-      <w:pPr>
-        <w:numPr>
-          <w:ilvl w:val="0"/>
-          <w:numId w:val="1002"/>
-        </w:numPr>
+    </w:p>
+    <w:p>
+      <w:pPr>
+        <w:pStyle w:val="BodyText"/>
       </w:pPr>
       <w:r>
         <w:t xml:space="preserve">NOAH: Like</w:t>
@@ -1100,408 +776,186 @@
       <w:r>
         <w:t xml:space="preserve">in London.</w:t>
       </w:r>
-      <w:r>
-        <w:t xml:space="preserve"> </w:t>
-      </w:r>
-      <w:r>
-        <w:t xml:space="preserve">노아: 런던의</w:t>
-      </w:r>
-      <w:r>
-        <w:t xml:space="preserve"> </w:t>
-      </w:r>
-      <w:r>
-        <w:t xml:space="preserve">“</w:t>
-      </w:r>
-      <w:r>
-        <w:t xml:space="preserve">꽤 흥미롭다</w:t>
-      </w:r>
-      <w:r>
-        <w:t xml:space="preserve">”</w:t>
-      </w:r>
-      <w:r>
-        <w:t xml:space="preserve">처럼.</w:t>
-      </w:r>
-    </w:p>
-    <w:p>
-      <w:pPr>
-        <w:numPr>
-          <w:ilvl w:val="0"/>
-          <w:numId w:val="1002"/>
-        </w:numPr>
+    </w:p>
+    <w:p>
+      <w:pPr>
+        <w:pStyle w:val="BodyText"/>
       </w:pPr>
       <w:r>
         <w:t xml:space="preserve">GRACE: Exactly like that. But with more tea. And less irony.</w:t>
       </w:r>
-      <w:r>
-        <w:t xml:space="preserve"> </w:t>
-      </w:r>
-      <w:r>
-        <w:t xml:space="preserve">그레이스: 딱 그거예요. 차는 더 많고. 반어는 더 적고요.</w:t>
-      </w:r>
-    </w:p>
-    <w:p>
-      <w:pPr>
-        <w:numPr>
-          <w:ilvl w:val="0"/>
-          <w:numId w:val="1002"/>
-        </w:numPr>
+    </w:p>
+    <w:p>
+      <w:pPr>
+        <w:pStyle w:val="BodyText"/>
       </w:pPr>
       <w:r>
         <w:t xml:space="preserve">NOAH: Mr. Park, may I ask what makes it difficult? So I understand.</w:t>
       </w:r>
-      <w:r>
-        <w:t xml:space="preserve"> </w:t>
-      </w:r>
-      <w:r>
-        <w:t xml:space="preserve">노아: 박 대표님, 무엇이 어렵게 만드는지 여쭤봐도 될까요? 이해하고 싶어서요.</w:t>
-      </w:r>
-    </w:p>
-    <w:p>
-      <w:pPr>
-        <w:numPr>
-          <w:ilvl w:val="0"/>
-          <w:numId w:val="1002"/>
-        </w:numPr>
+    </w:p>
+    <w:p>
+      <w:pPr>
+        <w:pStyle w:val="BodyText"/>
       </w:pPr>
       <w:r>
         <w:t xml:space="preserve">PARK: Let’s talk about capacity first. Ms. Lee?</w:t>
       </w:r>
-      <w:r>
-        <w:t xml:space="preserve"> </w:t>
-      </w:r>
-      <w:r>
-        <w:t xml:space="preserve">박 대표: 생산 능력부터 이야기하죠. 이 팀장?</w:t>
-      </w:r>
-    </w:p>
-    <w:p>
-      <w:pPr>
-        <w:numPr>
-          <w:ilvl w:val="0"/>
-          <w:numId w:val="1002"/>
-        </w:numPr>
+    </w:p>
+    <w:p>
+      <w:pPr>
+        <w:pStyle w:val="BodyText"/>
       </w:pPr>
       <w:r>
         <w:t xml:space="preserve">SUJIN: Lines A and B together make three million syringes a year. Veyra uses forty percent. Other customers use the rest.</w:t>
       </w:r>
-      <w:r>
-        <w:t xml:space="preserve"> </w:t>
-      </w:r>
-      <w:r>
-        <w:t xml:space="preserve">수진: 라인 A와 B를 합쳐 연 300만 개를 만듭니다. 베이라가 40%를 쓰고. 나머지는 다른 고객들이 씁니다.</w:t>
-      </w:r>
-    </w:p>
-    <w:p>
-      <w:pPr>
-        <w:numPr>
-          <w:ilvl w:val="0"/>
-          <w:numId w:val="1002"/>
-        </w:numPr>
+    </w:p>
+    <w:p>
+      <w:pPr>
+        <w:pStyle w:val="BodyText"/>
       </w:pPr>
       <w:r>
         <w:t xml:space="preserve">PRIYA: Asia, at scale, could need another three million. Plus a skin booster. That’s a new line.</w:t>
       </w:r>
-      <w:r>
-        <w:t xml:space="preserve"> </w:t>
-      </w:r>
-      <w:r>
-        <w:t xml:space="preserve">프리야: 아시아 규모라면 300만 개가 더 필요할 수 있어요. 거기에 스킨부스터. 그건 새 라인이에요.</w:t>
-      </w:r>
-    </w:p>
-    <w:p>
-      <w:pPr>
-        <w:numPr>
-          <w:ilvl w:val="0"/>
-          <w:numId w:val="1002"/>
-        </w:numPr>
+    </w:p>
+    <w:p>
+      <w:pPr>
+        <w:pStyle w:val="BodyText"/>
       </w:pPr>
       <w:r>
         <w:t xml:space="preserve">KANG: Line C. We have the land. Behind building two. We don’t have the money.</w:t>
       </w:r>
-      <w:r>
-        <w:t xml:space="preserve"> </w:t>
-      </w:r>
-      <w:r>
-        <w:t xml:space="preserve">강태호: 라인 C. 땅은 있어요. 2동 뒤에. 돈이 없습니다.</w:t>
-      </w:r>
-    </w:p>
-    <w:p>
-      <w:pPr>
-        <w:numPr>
-          <w:ilvl w:val="0"/>
-          <w:numId w:val="1002"/>
-        </w:numPr>
+    </w:p>
+    <w:p>
+      <w:pPr>
+        <w:pStyle w:val="BodyText"/>
       </w:pPr>
       <w:r>
         <w:t xml:space="preserve">PRIYA: Mr. Jung, how long to validate a new aseptic line? From empty building to first commercial batch?</w:t>
       </w:r>
-      <w:r>
-        <w:t xml:space="preserve"> </w:t>
-      </w:r>
-      <w:r>
-        <w:t xml:space="preserve">프리야: 정민석 씨, 새 무균 라인 검증에 얼마나 걸려요? 빈 건물부터 첫 상업 배치까지?</w:t>
-      </w:r>
-    </w:p>
-    <w:p>
-      <w:pPr>
-        <w:numPr>
-          <w:ilvl w:val="0"/>
-          <w:numId w:val="1002"/>
-        </w:numPr>
+    </w:p>
+    <w:p>
+      <w:pPr>
+        <w:pStyle w:val="BodyText"/>
       </w:pPr>
       <w:r>
         <w:t xml:space="preserve">JUNG: …</w:t>
       </w:r>
-      <w:r>
-        <w:t xml:space="preserve"> </w:t>
-      </w:r>
-      <w:r>
-        <w:t xml:space="preserve">정민석: …</w:t>
-      </w:r>
-    </w:p>
-    <w:p>
-      <w:pPr>
-        <w:numPr>
-          <w:ilvl w:val="0"/>
-          <w:numId w:val="1002"/>
-        </w:numPr>
+    </w:p>
+    <w:p>
+      <w:pPr>
+        <w:pStyle w:val="BodyText"/>
       </w:pPr>
       <w:r>
         <w:t xml:space="preserve">KANG: Go ahead, Min-seok.</w:t>
       </w:r>
-      <w:r>
-        <w:t xml:space="preserve"> </w:t>
-      </w:r>
-      <w:r>
-        <w:t xml:space="preserve">강태호: 말해 봐, 민석.</w:t>
-      </w:r>
-    </w:p>
-    <w:p>
-      <w:pPr>
-        <w:numPr>
-          <w:ilvl w:val="0"/>
-          <w:numId w:val="1002"/>
-        </w:numPr>
+    </w:p>
+    <w:p>
+      <w:pPr>
+        <w:pStyle w:val="BodyText"/>
       </w:pPr>
       <w:r>
         <w:t xml:space="preserve">JUNG: About twenty months. If equipment arrives on time. Eighteen, if we’re lucky.</w:t>
       </w:r>
-      <w:r>
-        <w:t xml:space="preserve"> </w:t>
-      </w:r>
-      <w:r>
-        <w:t xml:space="preserve">정민석: 약 20개월입니다. 장비가 제때 도착하면요. 운이 좋으면 18개월.</w:t>
-      </w:r>
-    </w:p>
-    <w:p>
-      <w:pPr>
-        <w:numPr>
-          <w:ilvl w:val="0"/>
-          <w:numId w:val="1002"/>
-        </w:numPr>
+    </w:p>
+    <w:p>
+      <w:pPr>
+        <w:pStyle w:val="BodyText"/>
       </w:pPr>
       <w:r>
         <w:t xml:space="preserve">PRIYA: Thank you. Director Kang, would you agree with that estimate?</w:t>
       </w:r>
-      <w:r>
-        <w:t xml:space="preserve"> </w:t>
-      </w:r>
-      <w:r>
-        <w:t xml:space="preserve">프리야: 고마워요. 강 공장장님, 그 추정에 동의하세요?</w:t>
-      </w:r>
-    </w:p>
-    <w:p>
-      <w:pPr>
-        <w:numPr>
-          <w:ilvl w:val="0"/>
-          <w:numId w:val="1002"/>
-        </w:numPr>
+    </w:p>
+    <w:p>
+      <w:pPr>
+        <w:pStyle w:val="BodyText"/>
       </w:pPr>
       <w:r>
         <w:t xml:space="preserve">KANG: I agree. He’s new. But he’s careful. That’s why I hired him.</w:t>
       </w:r>
-      <w:r>
-        <w:t xml:space="preserve"> </w:t>
-      </w:r>
-      <w:r>
-        <w:t xml:space="preserve">강태호: 동의합니다. 신입이에요. 하지만 신중하죠. 그래서 뽑았습니다.</w:t>
-      </w:r>
-    </w:p>
-    <w:p>
-      <w:pPr>
-        <w:numPr>
-          <w:ilvl w:val="0"/>
-          <w:numId w:val="1002"/>
-        </w:numPr>
+    </w:p>
+    <w:p>
+      <w:pPr>
+        <w:pStyle w:val="BodyText"/>
       </w:pPr>
       <w:r>
         <w:t xml:space="preserve">GRACE: Nicely done, Priya. You asked him directly, so he got credit for his own work, and then you confirmed it with his boss, so Director Kang stayed in charge. Both of them kept face, and you still got the real number. In Korea, that’s harder than it looks.</w:t>
       </w:r>
-      <w:r>
-        <w:t xml:space="preserve"> </w:t>
-      </w:r>
-      <w:r>
-        <w:t xml:space="preserve">그레이스: 잘했어요, 프리야. 그에게 직접 물어서 자기 일에 대한 공을 인정받게 했고, 그다음 상사에게 확인해서 강 공장장님의 권한도 지켰죠. 둘 다 체면을 지켰고, 그러면서도 진짜 숫자를 얻었어요. 한국에선 그게 보기보다 어려워요.</w:t>
-      </w:r>
-    </w:p>
-    <w:p>
-      <w:pPr>
-        <w:numPr>
-          <w:ilvl w:val="0"/>
-          <w:numId w:val="1002"/>
-        </w:numPr>
+    </w:p>
+    <w:p>
+      <w:pPr>
+        <w:pStyle w:val="BodyText"/>
       </w:pPr>
       <w:r>
         <w:t xml:space="preserve">PRIYA: I learned in Munich. Katrin criticised my section in front of everyone. I didn’t enjoy it.</w:t>
       </w:r>
-      <w:r>
-        <w:t xml:space="preserve"> </w:t>
-      </w:r>
-      <w:r>
-        <w:t xml:space="preserve">프리야: 뮌헨에서 배웠어요. 카트린이 모두 앞에서 내 섹션을 비판했거든요. 즐겁지 않았어요.</w:t>
-      </w:r>
-    </w:p>
-    <w:p>
-      <w:pPr>
-        <w:numPr>
-          <w:ilvl w:val="0"/>
-          <w:numId w:val="1002"/>
-        </w:numPr>
+    </w:p>
+    <w:p>
+      <w:pPr>
+        <w:pStyle w:val="BodyText"/>
       </w:pPr>
       <w:r>
         <w:t xml:space="preserve">MARCUS: How much for Line C?</w:t>
       </w:r>
-      <w:r>
-        <w:t xml:space="preserve"> </w:t>
-      </w:r>
-      <w:r>
-        <w:t xml:space="preserve">마커스: 라인 C는 얼마예요?</w:t>
-      </w:r>
-    </w:p>
-    <w:p>
-      <w:pPr>
-        <w:numPr>
-          <w:ilvl w:val="0"/>
-          <w:numId w:val="1002"/>
-        </w:numPr>
+    </w:p>
+    <w:p>
+      <w:pPr>
+        <w:pStyle w:val="BodyText"/>
       </w:pPr>
       <w:r>
         <w:t xml:space="preserve">KANG: About thirty-five billion won. Roughly twenty-eight million dollars.</w:t>
       </w:r>
-      <w:r>
-        <w:t xml:space="preserve"> </w:t>
-      </w:r>
-      <w:r>
-        <w:t xml:space="preserve">강태호: 약 350억 원. 대략 2,800만 달러.</w:t>
-      </w:r>
-    </w:p>
-    <w:p>
-      <w:pPr>
-        <w:numPr>
-          <w:ilvl w:val="0"/>
-          <w:numId w:val="1002"/>
-        </w:numPr>
+    </w:p>
+    <w:p>
+      <w:pPr>
+        <w:pStyle w:val="BodyText"/>
       </w:pPr>
       <w:r>
         <w:t xml:space="preserve">MARCUS: Our Series C has thirty-five million for manufacturing, sir. That’s not a coincidence. We planned that money for capacity, because demand in Asia won’t wait for us to catch up. Two is one, one is none, so a new line isn’t a luxury. It’s insurance.</w:t>
       </w:r>
-      <w:r>
-        <w:t xml:space="preserve"> </w:t>
-      </w:r>
-      <w:r>
-        <w:t xml:space="preserve">마커스: 우리 시리즈 C에 생산용 3,500만이 있습니다, 대표님. 우연이 아니죠. 생산 능력을 위해 계획한 돈이에요. 아시아 수요는 우리가 따라잡을 때까지 기다려 주지 않으니까요. 둘은 하나, 하나는 없는 것. 그러니 새 라인은 사치가 아니라 보험입니다.</w:t>
-      </w:r>
-    </w:p>
-    <w:p>
-      <w:pPr>
-        <w:numPr>
-          <w:ilvl w:val="0"/>
-          <w:numId w:val="1002"/>
-        </w:numPr>
+    </w:p>
+    <w:p>
+      <w:pPr>
+        <w:pStyle w:val="BodyText"/>
       </w:pPr>
       <w:r>
         <w:t xml:space="preserve">PARK: Money is not the difficult part, Mr. Webb.</w:t>
       </w:r>
-      <w:r>
-        <w:t xml:space="preserve"> </w:t>
-      </w:r>
-      <w:r>
-        <w:t xml:space="preserve">박 대표: 돈은 어려운 부분이 아닙니다, 웹 씨.</w:t>
-      </w:r>
-    </w:p>
-    <w:p>
-      <w:pPr>
-        <w:numPr>
-          <w:ilvl w:val="0"/>
-          <w:numId w:val="1002"/>
-        </w:numPr>
+    </w:p>
+    <w:p>
+      <w:pPr>
+        <w:pStyle w:val="BodyText"/>
       </w:pPr>
       <w:r>
         <w:t xml:space="preserve">MARCUS: Then what is, sir?</w:t>
       </w:r>
-      <w:r>
-        <w:t xml:space="preserve"> </w:t>
-      </w:r>
-      <w:r>
-        <w:t xml:space="preserve">마커스: 그럼 뭔가요, 대표님?</w:t>
-      </w:r>
-    </w:p>
-    <w:p>
-      <w:pPr>
-        <w:numPr>
-          <w:ilvl w:val="0"/>
-          <w:numId w:val="1002"/>
-        </w:numPr>
+    </w:p>
+    <w:p>
+      <w:pPr>
+        <w:pStyle w:val="BodyText"/>
       </w:pPr>
       <w:r>
         <w:t xml:space="preserve">PARK: That is not a conversation for this room. Tonight. Over dinner.</w:t>
       </w:r>
-      <w:r>
-        <w:t xml:space="preserve"> </w:t>
-      </w:r>
-      <w:r>
-        <w:t xml:space="preserve">박 대표: 그건 이 방에서 할 대화가 아닙니다. 오늘 밤. 저녁 먹으면서.</w:t>
-      </w:r>
-    </w:p>
-    <w:p>
-      <w:pPr>
-        <w:numPr>
-          <w:ilvl w:val="0"/>
-          <w:numId w:val="1002"/>
-        </w:numPr>
+    </w:p>
+    <w:p>
+      <w:pPr>
+        <w:pStyle w:val="BodyText"/>
       </w:pPr>
       <w:r>
         <w:t xml:space="preserve">NOAH: Of course. Before we finish, can we agree on a next step? Formally?</w:t>
       </w:r>
-      <w:r>
-        <w:t xml:space="preserve"> </w:t>
-      </w:r>
-      <w:r>
-        <w:t xml:space="preserve">노아: 물론이죠. 끝내기 전에, 다음 단계를 합의할 수 있을까요? 공식적으로?</w:t>
-      </w:r>
-    </w:p>
-    <w:p>
-      <w:pPr>
-        <w:numPr>
-          <w:ilvl w:val="0"/>
-          <w:numId w:val="1002"/>
-        </w:numPr>
+    </w:p>
+    <w:p>
+      <w:pPr>
+        <w:pStyle w:val="BodyText"/>
       </w:pPr>
       <w:r>
         <w:t xml:space="preserve">PARK: We’ll review it internally. With my board. And I’ll call you. Not email. Call.</w:t>
       </w:r>
-      <w:r>
-        <w:t xml:space="preserve"> </w:t>
-      </w:r>
-      <w:r>
-        <w:t xml:space="preserve">박 대표: 내부적으로 검토하겠습니다. 이사회와 함께. 그리고 전화드리겠습니다. 이메일 말고. 전화.</w:t>
-      </w:r>
-    </w:p>
-    <w:p>
-      <w:pPr>
-        <w:numPr>
-          <w:ilvl w:val="0"/>
-          <w:numId w:val="1002"/>
-        </w:numPr>
+    </w:p>
+    <w:p>
+      <w:pPr>
+        <w:pStyle w:val="BodyText"/>
       </w:pPr>
       <w:r>
         <w:t xml:space="preserve">GRACE: That one’s real.</w:t>
@@ -1523,27 +977,6 @@
       </w:r>
       <w:r>
         <w:t xml:space="preserve">with a promise to call is a genuine next step. Not a polite no.</w:t>
-      </w:r>
-      <w:r>
-        <w:t xml:space="preserve"> </w:t>
-      </w:r>
-      <w:r>
-        <w:t xml:space="preserve">그레이스: 그건 진짜예요. 전화 약속이 붙은</w:t>
-      </w:r>
-      <w:r>
-        <w:t xml:space="preserve"> </w:t>
-      </w:r>
-      <w:r>
-        <w:t xml:space="preserve">“</w:t>
-      </w:r>
-      <w:r>
-        <w:t xml:space="preserve">내부 검토</w:t>
-      </w:r>
-      <w:r>
-        <w:t xml:space="preserve">”</w:t>
-      </w:r>
-      <w:r>
-        <w:t xml:space="preserve">는 진짜 다음 단계예요. 정중한 거절이 아니라.</w:t>
       </w:r>
     </w:p>
     <w:bookmarkEnd w:id="22"/>
@@ -1558,146 +991,71 @@
     </w:p>
     <w:p>
       <w:pPr>
-        <w:numPr>
-          <w:ilvl w:val="0"/>
-          <w:numId w:val="1003"/>
-        </w:numPr>
+        <w:pStyle w:val="FirstParagraph"/>
       </w:pPr>
       <w:r>
         <w:t xml:space="preserve">SUJIN: Mr. Park sits at the end. Mr. Bennett on his right. Mr. Webb on his left. Grace, Priya, with me.</w:t>
       </w:r>
-      <w:r>
-        <w:t xml:space="preserve"> </w:t>
-      </w:r>
-      <w:r>
-        <w:t xml:space="preserve">수진: 대표님은 끝에 앉으세요. 베넷 대표님은 오른쪽. 웹 씨는 왼쪽. 그레이스, 프리야는 저와 함께.</w:t>
-      </w:r>
-    </w:p>
-    <w:p>
-      <w:pPr>
-        <w:numPr>
-          <w:ilvl w:val="0"/>
-          <w:numId w:val="1003"/>
-        </w:numPr>
+    </w:p>
+    <w:p>
+      <w:pPr>
+        <w:pStyle w:val="BodyText"/>
       </w:pPr>
       <w:r>
         <w:t xml:space="preserve">PARK: Mr. Bennett. Your glass. Two hands, please. I’ll pour.</w:t>
       </w:r>
-      <w:r>
-        <w:t xml:space="preserve"> </w:t>
-      </w:r>
-      <w:r>
-        <w:t xml:space="preserve">박 대표: 베넷 대표님. 잔. 두 손으로 받으세요. 제가 따르겠습니다.</w:t>
-      </w:r>
-    </w:p>
-    <w:p>
-      <w:pPr>
-        <w:numPr>
-          <w:ilvl w:val="0"/>
-          <w:numId w:val="1003"/>
-        </w:numPr>
+    </w:p>
+    <w:p>
+      <w:pPr>
+        <w:pStyle w:val="BodyText"/>
       </w:pPr>
       <w:r>
         <w:t xml:space="preserve">NOAH: Thank you. Two hands. And when I drink, I turn my head away. Grace taught me.</w:t>
       </w:r>
-      <w:r>
-        <w:t xml:space="preserve"> </w:t>
-      </w:r>
-      <w:r>
-        <w:t xml:space="preserve">노아: 감사합니다. 두 손으로. 그리고 마실 땐 고개를 돌리고. 그레이스가 가르쳐 줬어요.</w:t>
-      </w:r>
-    </w:p>
-    <w:p>
-      <w:pPr>
-        <w:numPr>
-          <w:ilvl w:val="0"/>
-          <w:numId w:val="1003"/>
-        </w:numPr>
+    </w:p>
+    <w:p>
+      <w:pPr>
+        <w:pStyle w:val="BodyText"/>
       </w:pPr>
       <w:r>
         <w:t xml:space="preserve">PARK: Good. Your teacher is better than mine was. Now, pour for me. Never for yourself.</w:t>
       </w:r>
-      <w:r>
-        <w:t xml:space="preserve"> </w:t>
-      </w:r>
-      <w:r>
-        <w:t xml:space="preserve">박 대표: 좋아요. 선생님이 제 선생님보다 낫네요. 이제 제 잔을 채워요. 자기 잔은 절대 직접 채우지 말고.</w:t>
-      </w:r>
-    </w:p>
-    <w:p>
-      <w:pPr>
-        <w:numPr>
-          <w:ilvl w:val="0"/>
-          <w:numId w:val="1003"/>
-        </w:numPr>
+    </w:p>
+    <w:p>
+      <w:pPr>
+        <w:pStyle w:val="BodyText"/>
       </w:pPr>
       <w:r>
         <w:t xml:space="preserve">MARCUS: Sir, in the army, did you ever cook for a general?</w:t>
       </w:r>
-      <w:r>
-        <w:t xml:space="preserve"> </w:t>
-      </w:r>
-      <w:r>
-        <w:t xml:space="preserve">마커스: 대표님, 군대에서 장군님께 요리해 드린 적 있어요?</w:t>
-      </w:r>
-    </w:p>
-    <w:p>
-      <w:pPr>
-        <w:numPr>
-          <w:ilvl w:val="0"/>
-          <w:numId w:val="1003"/>
-        </w:numPr>
+    </w:p>
+    <w:p>
+      <w:pPr>
+        <w:pStyle w:val="BodyText"/>
       </w:pPr>
       <w:r>
         <w:t xml:space="preserve">PARK: Once. He complained about the salt. The next day, I put in more salt. He was transferred a month later.</w:t>
       </w:r>
-      <w:r>
-        <w:t xml:space="preserve"> </w:t>
-      </w:r>
-      <w:r>
-        <w:t xml:space="preserve">박 대표: 한 번. 소금 갖고 불평했죠. 다음 날 소금을 더 넣었어요. 한 달 뒤에 전출 가셨고요.</w:t>
-      </w:r>
-    </w:p>
-    <w:p>
-      <w:pPr>
-        <w:numPr>
-          <w:ilvl w:val="0"/>
-          <w:numId w:val="1003"/>
-        </w:numPr>
+    </w:p>
+    <w:p>
+      <w:pPr>
+        <w:pStyle w:val="BodyText"/>
       </w:pPr>
       <w:r>
         <w:t xml:space="preserve">MARCUS: That’s the best army story I’ve heard in years.</w:t>
       </w:r>
-      <w:r>
-        <w:t xml:space="preserve"> </w:t>
-      </w:r>
-      <w:r>
-        <w:t xml:space="preserve">마커스: 몇 년 사이 들은 군대 이야기 중 최고네요.</w:t>
-      </w:r>
-    </w:p>
-    <w:p>
-      <w:pPr>
-        <w:numPr>
-          <w:ilvl w:val="0"/>
-          <w:numId w:val="1003"/>
-        </w:numPr>
+    </w:p>
+    <w:p>
+      <w:pPr>
+        <w:pStyle w:val="BodyText"/>
       </w:pPr>
       <w:r>
         <w:t xml:space="preserve">GRACE: This is the rapport part. Business comes later. After the second bottle.</w:t>
       </w:r>
-      <w:r>
-        <w:t xml:space="preserve"> </w:t>
-      </w:r>
-      <w:r>
-        <w:t xml:space="preserve">그레이스: 이게 관계 쌓기 부분이에요. 비즈니스는 나중에. 두 번째 병 이후에.</w:t>
-      </w:r>
-    </w:p>
-    <w:p>
-      <w:pPr>
-        <w:numPr>
-          <w:ilvl w:val="0"/>
-          <w:numId w:val="1003"/>
-        </w:numPr>
+    </w:p>
+    <w:p>
+      <w:pPr>
+        <w:pStyle w:val="BodyText"/>
       </w:pPr>
       <w:r>
         <w:t xml:space="preserve">PRIYA: How do I know when it’s</w:t>
@@ -1717,119 +1075,50 @@
       <w:r>
         <w:t xml:space="preserve">?</w:t>
       </w:r>
-      <w:r>
-        <w:t xml:space="preserve"> </w:t>
-      </w:r>
-      <w:r>
-        <w:t xml:space="preserve">프리야:</w:t>
-      </w:r>
-      <w:r>
-        <w:t xml:space="preserve"> </w:t>
-      </w:r>
-      <w:r>
-        <w:t xml:space="preserve">“</w:t>
-      </w:r>
-      <w:r>
-        <w:t xml:space="preserve">나중</w:t>
-      </w:r>
-      <w:r>
-        <w:t xml:space="preserve">”</w:t>
-      </w:r>
-      <w:r>
-        <w:t xml:space="preserve">인 건 어떻게 알아요?</w:t>
-      </w:r>
-    </w:p>
-    <w:p>
-      <w:pPr>
-        <w:numPr>
-          <w:ilvl w:val="0"/>
-          <w:numId w:val="1003"/>
-        </w:numPr>
+    </w:p>
+    <w:p>
+      <w:pPr>
+        <w:pStyle w:val="BodyText"/>
       </w:pPr>
       <w:r>
         <w:t xml:space="preserve">GRACE: When Mr. Park stops smiling and starts pouring slowly.</w:t>
       </w:r>
-      <w:r>
-        <w:t xml:space="preserve"> </w:t>
-      </w:r>
-      <w:r>
-        <w:t xml:space="preserve">그레이스: 박 대표님이 웃음을 멈추고 천천히 따르기 시작할 때요.</w:t>
-      </w:r>
-    </w:p>
-    <w:p>
-      <w:pPr>
-        <w:numPr>
-          <w:ilvl w:val="0"/>
-          <w:numId w:val="1003"/>
-        </w:numPr>
+    </w:p>
+    <w:p>
+      <w:pPr>
+        <w:pStyle w:val="BodyText"/>
       </w:pPr>
       <w:r>
         <w:t xml:space="preserve">PARK: Mr. Bennett. Why did you start this company? The real reason. Not the investor reason.</w:t>
       </w:r>
-      <w:r>
-        <w:t xml:space="preserve"> </w:t>
-      </w:r>
-      <w:r>
-        <w:t xml:space="preserve">박 대표: 베넷 대표님. 왜 이 회사를 시작했어요? 진짜 이유. 투자자용 이유 말고.</w:t>
-      </w:r>
-    </w:p>
-    <w:p>
-      <w:pPr>
-        <w:numPr>
-          <w:ilvl w:val="0"/>
-          <w:numId w:val="1003"/>
-        </w:numPr>
+    </w:p>
+    <w:p>
+      <w:pPr>
+        <w:pStyle w:val="BodyText"/>
       </w:pPr>
       <w:r>
         <w:t xml:space="preserve">NOAH: My sister, Lily. She went to a med spa for a cheap filler, and that night we were in an emergency room at midnight while a doctor fought to save the skin on her nose. She still has the scar. I started this company so fewer families have a night like that.</w:t>
       </w:r>
-      <w:r>
-        <w:t xml:space="preserve"> </w:t>
-      </w:r>
-      <w:r>
-        <w:t xml:space="preserve">노아: 제 동생 릴리요. 싼 필러를 맞으러 메디스파에 갔고, 그날 밤 자정에 저희는 응급실에 있었어요. 의사가 동생 코의 피부를 살리려고 애쓰는 동안요. 아직도 흉터가 있어요. 그런 밤을 겪는 가족이 줄어들게 하려고 이 회사를 시작했습니다.</w:t>
-      </w:r>
-    </w:p>
-    <w:p>
-      <w:pPr>
-        <w:numPr>
-          <w:ilvl w:val="0"/>
-          <w:numId w:val="1003"/>
-        </w:numPr>
+    </w:p>
+    <w:p>
+      <w:pPr>
+        <w:pStyle w:val="BodyText"/>
       </w:pPr>
       <w:r>
         <w:t xml:space="preserve">PARK: …My mother was a nurse. In a small hospital in Cheongju. Near here.</w:t>
       </w:r>
-      <w:r>
-        <w:t xml:space="preserve"> </w:t>
-      </w:r>
-      <w:r>
-        <w:t xml:space="preserve">박 대표: …저희 어머니는 간호사였어요. 청주의 작은 병원에서. 이 근처.</w:t>
-      </w:r>
-    </w:p>
-    <w:p>
-      <w:pPr>
-        <w:numPr>
-          <w:ilvl w:val="0"/>
-          <w:numId w:val="1003"/>
-        </w:numPr>
+    </w:p>
+    <w:p>
+      <w:pPr>
+        <w:pStyle w:val="BodyText"/>
       </w:pPr>
       <w:r>
         <w:t xml:space="preserve">NOAH: I didn’t know that.</w:t>
       </w:r>
-      <w:r>
-        <w:t xml:space="preserve"> </w:t>
-      </w:r>
-      <w:r>
-        <w:t xml:space="preserve">노아: 몰랐어요.</w:t>
-      </w:r>
-    </w:p>
-    <w:p>
-      <w:pPr>
-        <w:numPr>
-          <w:ilvl w:val="0"/>
-          <w:numId w:val="1003"/>
-        </w:numPr>
+    </w:p>
+    <w:p>
+      <w:pPr>
+        <w:pStyle w:val="BodyText"/>
       </w:pPr>
       <w:r>
         <w:t xml:space="preserve">PARK: She used to say,</w:t>
@@ -1846,99 +1135,42 @@
       <w:r>
         <w:t xml:space="preserve">”</w:t>
       </w:r>
-      <w:r>
-        <w:t xml:space="preserve"> </w:t>
-      </w:r>
-      <w:r>
-        <w:t xml:space="preserve">박 대표: 어머니가 말씀하셨죠.</w:t>
-      </w:r>
-      <w:r>
-        <w:t xml:space="preserve"> </w:t>
-      </w:r>
-      <w:r>
-        <w:t xml:space="preserve">“</w:t>
-      </w:r>
-      <w:r>
-        <w:t xml:space="preserve">좋은 간호사는 나쁜 의사의 실수를 치운다. 그리고 그의 이름을 절대 말하지 않는다.</w:t>
-      </w:r>
-      <w:r>
-        <w:t xml:space="preserve">”</w:t>
-      </w:r>
-    </w:p>
-    <w:p>
-      <w:pPr>
-        <w:numPr>
-          <w:ilvl w:val="0"/>
-          <w:numId w:val="1003"/>
-        </w:numPr>
+    </w:p>
+    <w:p>
+      <w:pPr>
+        <w:pStyle w:val="BodyText"/>
       </w:pPr>
       <w:r>
         <w:t xml:space="preserve">NOAH: That sounds like a woman I’d have liked.</w:t>
       </w:r>
-      <w:r>
-        <w:t xml:space="preserve"> </w:t>
-      </w:r>
-      <w:r>
-        <w:t xml:space="preserve">노아: 제가 좋아했을 분 같네요.</w:t>
-      </w:r>
-    </w:p>
-    <w:p>
-      <w:pPr>
-        <w:numPr>
-          <w:ilvl w:val="0"/>
-          <w:numId w:val="1003"/>
-        </w:numPr>
+    </w:p>
+    <w:p>
+      <w:pPr>
+        <w:pStyle w:val="BodyText"/>
       </w:pPr>
       <w:r>
         <w:t xml:space="preserve">PARK: You would. She would not have liked Halvern.</w:t>
       </w:r>
-      <w:r>
-        <w:t xml:space="preserve"> </w:t>
-      </w:r>
-      <w:r>
-        <w:t xml:space="preserve">박 대표: 그랬을 거예요. 어머니는 할번을 안 좋아하셨겠죠.</w:t>
-      </w:r>
-    </w:p>
-    <w:p>
-      <w:pPr>
-        <w:numPr>
-          <w:ilvl w:val="0"/>
-          <w:numId w:val="1003"/>
-        </w:numPr>
+    </w:p>
+    <w:p>
+      <w:pPr>
+        <w:pStyle w:val="BodyText"/>
       </w:pPr>
       <w:r>
         <w:t xml:space="preserve">GRACE: He stopped smiling. And he’s pouring slowly.</w:t>
       </w:r>
-      <w:r>
-        <w:t xml:space="preserve"> </w:t>
-      </w:r>
-      <w:r>
-        <w:t xml:space="preserve">그레이스: 웃음을 멈췄어요. 그리고 천천히 따르고 있어요.</w:t>
-      </w:r>
-    </w:p>
-    <w:p>
-      <w:pPr>
-        <w:numPr>
-          <w:ilvl w:val="0"/>
-          <w:numId w:val="1003"/>
-        </w:numPr>
+    </w:p>
+    <w:p>
+      <w:pPr>
+        <w:pStyle w:val="BodyText"/>
       </w:pPr>
       <w:r>
         <w:t xml:space="preserve">PARK: Five years ago, Halvern spent six months here. Audits, visits, promises about a long future together. My people worked very hard to pass every inspection. Then one email arrived. One line. And they were gone to Daeyang. No call, no meeting, not even a reason we could learn from.</w:t>
       </w:r>
-      <w:r>
-        <w:t xml:space="preserve"> </w:t>
-      </w:r>
-      <w:r>
-        <w:t xml:space="preserve">박 대표: 5년 전 할번이 여기서 6개월을 보냈어요. 감사, 방문, 함께할 긴 미래에 대한 약속. 우리 직원들은 모든 점검을 통과하려고 정말 열심히 일했죠. 그러고 이메일 한 통이 왔어요. 한 줄. 그리고 대양으로 가 버렸어요. 전화도, 미팅도, 우리가 배울 수 있는 이유 하나도 없이.</w:t>
-      </w:r>
-    </w:p>
-    <w:p>
-      <w:pPr>
-        <w:numPr>
-          <w:ilvl w:val="0"/>
-          <w:numId w:val="1003"/>
-        </w:numPr>
+    </w:p>
+    <w:p>
+      <w:pPr>
+        <w:pStyle w:val="BodyText"/>
       </w:pPr>
       <w:r>
         <w:t xml:space="preserve">NOAH: You told Marcus. In year three.</w:t>
@@ -1955,48 +1187,18 @@
       <w:r>
         <w:t xml:space="preserve">”</w:t>
       </w:r>
-      <w:r>
-        <w:t xml:space="preserve"> </w:t>
-      </w:r>
-      <w:r>
-        <w:t xml:space="preserve">노아: 마커스한테 말씀하셨죠. 3년 차에.</w:t>
-      </w:r>
-      <w:r>
-        <w:t xml:space="preserve"> </w:t>
-      </w:r>
-      <w:r>
-        <w:t xml:space="preserve">“</w:t>
-      </w:r>
-      <w:r>
-        <w:t xml:space="preserve">우리는 같은 흉터가 있다.</w:t>
-      </w:r>
-      <w:r>
-        <w:t xml:space="preserve">”</w:t>
-      </w:r>
-    </w:p>
-    <w:p>
-      <w:pPr>
-        <w:numPr>
-          <w:ilvl w:val="0"/>
-          <w:numId w:val="1003"/>
-        </w:numPr>
+    </w:p>
+    <w:p>
+      <w:pPr>
+        <w:pStyle w:val="BodyText"/>
       </w:pPr>
       <w:r>
         <w:t xml:space="preserve">PARK: What I didn’t tell him. The person at Daeyang who won Halvern’s business was Han Seo-yeon.</w:t>
       </w:r>
-      <w:r>
-        <w:t xml:space="preserve"> </w:t>
-      </w:r>
-      <w:r>
-        <w:t xml:space="preserve">박 대표: 그때 말하지 않은 것. 할번 사업을 따낸 대양 쪽 사람이 한서연이었어요.</w:t>
-      </w:r>
-    </w:p>
-    <w:p>
-      <w:pPr>
-        <w:numPr>
-          <w:ilvl w:val="0"/>
-          <w:numId w:val="1003"/>
-        </w:numPr>
+    </w:p>
+    <w:p>
+      <w:pPr>
+        <w:pStyle w:val="BodyText"/>
       </w:pPr>
       <w:r>
         <w:t xml:space="preserve">MARCUS: …So that’s the</w:t>
@@ -2013,162 +1215,69 @@
       <w:r>
         <w:t xml:space="preserve">”</w:t>
       </w:r>
-      <w:r>
-        <w:t xml:space="preserve"> </w:t>
-      </w:r>
-      <w:r>
-        <w:t xml:space="preserve">마커스: …그게 그</w:t>
-      </w:r>
-      <w:r>
-        <w:t xml:space="preserve"> </w:t>
-      </w:r>
-      <w:r>
-        <w:t xml:space="preserve">“</w:t>
-      </w:r>
-      <w:r>
-        <w:t xml:space="preserve">사연</w:t>
-      </w:r>
-      <w:r>
-        <w:t xml:space="preserve">”</w:t>
-      </w:r>
-      <w:r>
-        <w:t xml:space="preserve">이군요.</w:t>
-      </w:r>
-    </w:p>
-    <w:p>
-      <w:pPr>
-        <w:numPr>
-          <w:ilvl w:val="0"/>
-          <w:numId w:val="1003"/>
-        </w:numPr>
+    </w:p>
+    <w:p>
+      <w:pPr>
+        <w:pStyle w:val="BodyText"/>
       </w:pPr>
       <w:r>
         <w:t xml:space="preserve">PARK: Seorin almost closed that year. I let go of eleven people. Eleven families.</w:t>
       </w:r>
-      <w:r>
-        <w:t xml:space="preserve"> </w:t>
-      </w:r>
-      <w:r>
-        <w:t xml:space="preserve">박 대표: 그해 서린은 문 닫을 뻔했어요. 열한 명을 내보냈죠. 열한 가족.</w:t>
-      </w:r>
-    </w:p>
-    <w:p>
-      <w:pPr>
-        <w:numPr>
-          <w:ilvl w:val="0"/>
-          <w:numId w:val="1003"/>
-        </w:numPr>
+    </w:p>
+    <w:p>
+      <w:pPr>
+        <w:pStyle w:val="BodyText"/>
       </w:pPr>
       <w:r>
         <w:t xml:space="preserve">SUJIN: I was one of the people who stayed. We all took a pay cut for a year, and nobody complained, because we all wanted Seorin to survive. That year is why we’re so careful with new customers, and why loyalty means so much to people here.</w:t>
       </w:r>
-      <w:r>
-        <w:t xml:space="preserve"> </w:t>
-      </w:r>
-      <w:r>
-        <w:t xml:space="preserve">수진: 전 남은 사람 중 하나였어요. 다 같이 1년 동안 급여를 깎았는데, 아무도 불평하지 않았어요. 모두 서린이 살아남길 바랐으니까요. 그해가 있어서 우리가 새 고객에게 그렇게 신중하고, 여기 사람들에게 의리가 그렇게 큰 의미인 거예요.</w:t>
-      </w:r>
-    </w:p>
-    <w:p>
-      <w:pPr>
-        <w:numPr>
-          <w:ilvl w:val="0"/>
-          <w:numId w:val="1003"/>
-        </w:numPr>
+    </w:p>
+    <w:p>
+      <w:pPr>
+        <w:pStyle w:val="BodyText"/>
       </w:pPr>
       <w:r>
         <w:t xml:space="preserve">NOAH: I’m sorry. I didn’t know it was that serious.</w:t>
       </w:r>
-      <w:r>
-        <w:t xml:space="preserve"> </w:t>
-      </w:r>
-      <w:r>
-        <w:t xml:space="preserve">노아: 유감입니다. 그렇게 심각한 줄 몰랐어요.</w:t>
-      </w:r>
-    </w:p>
-    <w:p>
-      <w:pPr>
-        <w:numPr>
-          <w:ilvl w:val="0"/>
-          <w:numId w:val="1003"/>
-        </w:numPr>
+    </w:p>
+    <w:p>
+      <w:pPr>
+        <w:pStyle w:val="BodyText"/>
       </w:pPr>
       <w:r>
         <w:t xml:space="preserve">PARK: Two years ago, Ms. Han came here. Alone. No lawyers. She bowed. She apologised. Personally.</w:t>
       </w:r>
-      <w:r>
-        <w:t xml:space="preserve"> </w:t>
-      </w:r>
-      <w:r>
-        <w:t xml:space="preserve">박 대표: 2년 전 한 상무가 여기 왔어요. 혼자. 변호사 없이. 고개 숙였죠. 사과했어요. 개인적으로.</w:t>
-      </w:r>
-    </w:p>
-    <w:p>
-      <w:pPr>
-        <w:numPr>
-          <w:ilvl w:val="0"/>
-          <w:numId w:val="1003"/>
-        </w:numPr>
+    </w:p>
+    <w:p>
+      <w:pPr>
+        <w:pStyle w:val="BodyText"/>
       </w:pPr>
       <w:r>
         <w:t xml:space="preserve">GRACE: In Korea, a personal apology from an executive is not small. It’s very rare.</w:t>
       </w:r>
-      <w:r>
-        <w:t xml:space="preserve"> </w:t>
-      </w:r>
-      <w:r>
-        <w:t xml:space="preserve">그레이스: 한국에서 임원의 개인적 사과는 작은 게 아니에요. 아주 드물어요.</w:t>
-      </w:r>
-    </w:p>
-    <w:p>
-      <w:pPr>
-        <w:numPr>
-          <w:ilvl w:val="0"/>
-          <w:numId w:val="1003"/>
-        </w:numPr>
+    </w:p>
+    <w:p>
+      <w:pPr>
+        <w:pStyle w:val="BodyText"/>
       </w:pPr>
       <w:r>
         <w:t xml:space="preserve">PARK: I accepted it, and I respect her. It took courage to come here alone. But in business, respect is not the same as trust. I will not be Daeyang’s subcontractor, taking orders from the company that nearly closed us. Never again.</w:t>
       </w:r>
-      <w:r>
-        <w:t xml:space="preserve"> </w:t>
-      </w:r>
-      <w:r>
-        <w:t xml:space="preserve">박 대표: 받아들였어요. 그분을 존중합니다. 혼자 여기 오는 데는 용기가 필요했죠. 하지만 비즈니스에서 존중은 신뢰와 같지 않아요. 우리를 거의 문 닫게 만든 회사의 지시를 받는 대양의 하청은 되지 않을 겁니다. 다시는.</w:t>
-      </w:r>
-    </w:p>
-    <w:p>
-      <w:pPr>
-        <w:numPr>
-          <w:ilvl w:val="0"/>
-          <w:numId w:val="1003"/>
-        </w:numPr>
+    </w:p>
+    <w:p>
+      <w:pPr>
+        <w:pStyle w:val="BodyText"/>
       </w:pPr>
       <w:r>
         <w:t xml:space="preserve">NOAH: That’s the difficult part. Not the money.</w:t>
       </w:r>
-      <w:r>
-        <w:t xml:space="preserve"> </w:t>
-      </w:r>
-      <w:r>
-        <w:t xml:space="preserve">노아: 그게 어려운 부분이군요. 돈이 아니라.</w:t>
-      </w:r>
-    </w:p>
-    <w:p>
-      <w:pPr>
-        <w:numPr>
-          <w:ilvl w:val="0"/>
-          <w:numId w:val="1003"/>
-        </w:numPr>
+    </w:p>
+    <w:p>
+      <w:pPr>
+        <w:pStyle w:val="BodyText"/>
       </w:pPr>
       <w:r>
         <w:t xml:space="preserve">PARK: Now you understand. Drink. Turn your head.</w:t>
-      </w:r>
-      <w:r>
-        <w:t xml:space="preserve"> </w:t>
-      </w:r>
-      <w:r>
-        <w:t xml:space="preserve">박 대표: 이제 이해하셨네요. 드세요. 고개 돌리고.</w:t>
       </w:r>
     </w:p>
     <w:bookmarkEnd w:id="23"/>
@@ -2183,350 +1292,167 @@
     </w:p>
     <w:p>
       <w:pPr>
-        <w:numPr>
-          <w:ilvl w:val="0"/>
-          <w:numId w:val="1004"/>
-        </w:numPr>
+        <w:pStyle w:val="FirstParagraph"/>
       </w:pPr>
       <w:r>
         <w:t xml:space="preserve">KANG: Mr. Park, with your permission, I’ll take Min-seok home. He has an early shift.</w:t>
       </w:r>
-      <w:r>
-        <w:t xml:space="preserve"> </w:t>
-      </w:r>
-      <w:r>
-        <w:t xml:space="preserve">강태호: 대표님, 허락해 주시면 민석이를 데려다주겠습니다. 내일 이른 근무가 있어서요.</w:t>
-      </w:r>
-    </w:p>
-    <w:p>
-      <w:pPr>
-        <w:numPr>
-          <w:ilvl w:val="0"/>
-          <w:numId w:val="1004"/>
-        </w:numPr>
+    </w:p>
+    <w:p>
+      <w:pPr>
+        <w:pStyle w:val="BodyText"/>
       </w:pPr>
       <w:r>
         <w:t xml:space="preserve">PARK: Go. Good work today, both of you.</w:t>
       </w:r>
-      <w:r>
-        <w:t xml:space="preserve"> </w:t>
-      </w:r>
-      <w:r>
-        <w:t xml:space="preserve">박 대표: 가요. 오늘 둘 다 수고했어요.</w:t>
-      </w:r>
-    </w:p>
-    <w:p>
-      <w:pPr>
-        <w:numPr>
-          <w:ilvl w:val="0"/>
-          <w:numId w:val="1004"/>
-        </w:numPr>
+    </w:p>
+    <w:p>
+      <w:pPr>
+        <w:pStyle w:val="BodyText"/>
       </w:pPr>
       <w:r>
         <w:t xml:space="preserve">JUNG: Thank you, sir. Mr. Bennett. Dr. Raman. Thank you for asking my opinion. That doesn’t happen often.</w:t>
       </w:r>
-      <w:r>
-        <w:t xml:space="preserve"> </w:t>
-      </w:r>
-      <w:r>
-        <w:t xml:space="preserve">정민석: 감사합니다, 대표님. 베넷 대표님. 라만 박사님. 제 의견을 물어봐 주셔서 감사합니다. 자주 있는 일이 아니라서요.</w:t>
-      </w:r>
-    </w:p>
-    <w:p>
-      <w:pPr>
-        <w:numPr>
-          <w:ilvl w:val="0"/>
-          <w:numId w:val="1004"/>
-        </w:numPr>
+    </w:p>
+    <w:p>
+      <w:pPr>
+        <w:pStyle w:val="BodyText"/>
       </w:pPr>
       <w:r>
         <w:t xml:space="preserve">PRIYA: Your estimate was the best one in the room. Keep being careful.</w:t>
       </w:r>
-      <w:r>
-        <w:t xml:space="preserve"> </w:t>
-      </w:r>
-      <w:r>
-        <w:t xml:space="preserve">프리야: 당신 추정이 그 방에서 최고였어요. 계속 신중하세요.</w:t>
-      </w:r>
-    </w:p>
-    <w:p>
-      <w:pPr>
-        <w:numPr>
-          <w:ilvl w:val="0"/>
-          <w:numId w:val="1004"/>
-        </w:numPr>
+    </w:p>
+    <w:p>
+      <w:pPr>
+        <w:pStyle w:val="BodyText"/>
       </w:pPr>
       <w:r>
         <w:t xml:space="preserve">GRACE: Now the room is smaller. This is where the real negotiation happens. Second round.</w:t>
       </w:r>
-      <w:r>
-        <w:t xml:space="preserve"> </w:t>
-      </w:r>
-      <w:r>
-        <w:t xml:space="preserve">그레이스: 이제 방이 작아졌어요. 진짜 협상은 여기서 일어나요. 2차.</w:t>
-      </w:r>
-    </w:p>
-    <w:p>
-      <w:pPr>
-        <w:numPr>
-          <w:ilvl w:val="0"/>
-          <w:numId w:val="1004"/>
-        </w:numPr>
+    </w:p>
+    <w:p>
+      <w:pPr>
+        <w:pStyle w:val="BodyText"/>
       </w:pPr>
       <w:r>
         <w:t xml:space="preserve">PARK: If Seorin joins, it must be as a partner, with shares. Not a supplier waiting for a purchase order. A supplier can be replaced with one email, as I learned. A partner has a voice when decisions are made, and that is the only way my board will agree.</w:t>
       </w:r>
-      <w:r>
-        <w:t xml:space="preserve"> </w:t>
-      </w:r>
-      <w:r>
-        <w:t xml:space="preserve">박 대표: 서린이 들어간다면 지분을 가진 파트너로서여야 합니다. 발주서를 기다리는 공급사가 아니라. 공급사는 이메일 한 통으로 교체될 수 있어요. 제가 겪어 봤죠. 파트너는 결정할 때 목소리를 낼 수 있고, 그래야만 우리 이사회가 동의할 겁니다.</w:t>
-      </w:r>
-    </w:p>
-    <w:p>
-      <w:pPr>
-        <w:numPr>
-          <w:ilvl w:val="0"/>
-          <w:numId w:val="1004"/>
-        </w:numPr>
+    </w:p>
+    <w:p>
+      <w:pPr>
+        <w:pStyle w:val="BodyText"/>
       </w:pPr>
       <w:r>
         <w:t xml:space="preserve">NOAH: Shares in the joint venture. How much did you have in mind?</w:t>
       </w:r>
-      <w:r>
-        <w:t xml:space="preserve"> </w:t>
-      </w:r>
-      <w:r>
-        <w:t xml:space="preserve">노아: 합작법인 지분. 얼마를 생각하세요?</w:t>
-      </w:r>
-    </w:p>
-    <w:p>
-      <w:pPr>
-        <w:numPr>
-          <w:ilvl w:val="0"/>
-          <w:numId w:val="1004"/>
-        </w:numPr>
+    </w:p>
+    <w:p>
+      <w:pPr>
+        <w:pStyle w:val="BodyText"/>
       </w:pPr>
       <w:r>
         <w:t xml:space="preserve">PARK: Enough to have a voice. Not enough to cause trouble. Perhaps ten percent.</w:t>
       </w:r>
-      <w:r>
-        <w:t xml:space="preserve"> </w:t>
-      </w:r>
-      <w:r>
-        <w:t xml:space="preserve">박 대표: 목소리를 낼 만큼. 문제를 일으키지 않을 만큼. 아마 10%.</w:t>
-      </w:r>
-    </w:p>
-    <w:p>
-      <w:pPr>
-        <w:numPr>
-          <w:ilvl w:val="0"/>
-          <w:numId w:val="1004"/>
-        </w:numPr>
+    </w:p>
+    <w:p>
+      <w:pPr>
+        <w:pStyle w:val="BodyText"/>
       </w:pPr>
       <w:r>
         <w:t xml:space="preserve">MARCUS: And a seat on the quality committee?</w:t>
       </w:r>
-      <w:r>
-        <w:t xml:space="preserve"> </w:t>
-      </w:r>
-      <w:r>
-        <w:t xml:space="preserve">마커스: 그리고 품질위원회 한 자리?</w:t>
-      </w:r>
-    </w:p>
-    <w:p>
-      <w:pPr>
-        <w:numPr>
-          <w:ilvl w:val="0"/>
-          <w:numId w:val="1004"/>
-        </w:numPr>
+    </w:p>
+    <w:p>
+      <w:pPr>
+        <w:pStyle w:val="BodyText"/>
       </w:pPr>
       <w:r>
         <w:t xml:space="preserve">PARK: Quality decided by Ms. Lee. Not by Daeyang’s marketing team.</w:t>
       </w:r>
-      <w:r>
-        <w:t xml:space="preserve"> </w:t>
-      </w:r>
-      <w:r>
-        <w:t xml:space="preserve">박 대표: 품질은 이 팀장이 결정해야 합니다. 대양 마케팅팀이 아니라.</w:t>
-      </w:r>
-    </w:p>
-    <w:p>
-      <w:pPr>
-        <w:numPr>
-          <w:ilvl w:val="0"/>
-          <w:numId w:val="1004"/>
-        </w:numPr>
+    </w:p>
+    <w:p>
+      <w:pPr>
+        <w:pStyle w:val="BodyText"/>
       </w:pPr>
       <w:r>
         <w:t xml:space="preserve">SUJIN: I would like that very much. In writing.</w:t>
       </w:r>
-      <w:r>
-        <w:t xml:space="preserve"> </w:t>
-      </w:r>
-      <w:r>
-        <w:t xml:space="preserve">수진: 정말 그러고 싶어요. 서면으로.</w:t>
-      </w:r>
-    </w:p>
-    <w:p>
-      <w:pPr>
-        <w:numPr>
-          <w:ilvl w:val="0"/>
-          <w:numId w:val="1004"/>
-        </w:numPr>
+    </w:p>
+    <w:p>
+      <w:pPr>
+        <w:pStyle w:val="BodyText"/>
       </w:pPr>
       <w:r>
         <w:t xml:space="preserve">PRIYA: And safety? Who controls safety? That was my question to Ms. Han, and she said it needed more than one morning, which wasn’t really an answer. If we don’t settle it now, it’ll be settled later by whoever has the most shares.</w:t>
       </w:r>
-      <w:r>
-        <w:t xml:space="preserve"> </w:t>
-      </w:r>
-      <w:r>
-        <w:t xml:space="preserve">프리야: 그럼 안전은요? 안전은 누가 통제해요? 그게 한 상무님께 한 제 질문이었는데, 아침 한나절로는 부족하다고 하셨죠. 사실 답은 아니었어요. 지금 정하지 않으면, 나중에 지분이 가장 많은 쪽이 정하게 될 거예요.</w:t>
-      </w:r>
-    </w:p>
-    <w:p>
-      <w:pPr>
-        <w:numPr>
-          <w:ilvl w:val="0"/>
-          <w:numId w:val="1004"/>
-        </w:numPr>
+    </w:p>
+    <w:p>
+      <w:pPr>
+        <w:pStyle w:val="BodyText"/>
       </w:pPr>
       <w:r>
         <w:t xml:space="preserve">PARK: Safety by Dr. Ruiz. Everyone in this industry knows her rules. Even Daeyang.</w:t>
       </w:r>
-      <w:r>
-        <w:t xml:space="preserve"> </w:t>
-      </w:r>
-      <w:r>
-        <w:t xml:space="preserve">박 대표: 안전은 루이즈 박사. 이 업계 사람은 다 그분 규칙을 알아요. 대양도요.</w:t>
-      </w:r>
-    </w:p>
-    <w:p>
-      <w:pPr>
-        <w:numPr>
-          <w:ilvl w:val="0"/>
-          <w:numId w:val="1004"/>
-        </w:numPr>
+    </w:p>
+    <w:p>
+      <w:pPr>
+        <w:pStyle w:val="BodyText"/>
       </w:pPr>
       <w:r>
         <w:t xml:space="preserve">NOAH: Quality by Su-jin. Safety by Elena. Seorin as a shareholder. And Line C, built together.</w:t>
       </w:r>
-      <w:r>
-        <w:t xml:space="preserve"> </w:t>
-      </w:r>
-      <w:r>
-        <w:t xml:space="preserve">노아: 품질은 수진 씨. 안전은 엘레나. 서린은 주주로. 그리고 라인 C는 함께 짓고.</w:t>
-      </w:r>
-    </w:p>
-    <w:p>
-      <w:pPr>
-        <w:numPr>
-          <w:ilvl w:val="0"/>
-          <w:numId w:val="1004"/>
-        </w:numPr>
+    </w:p>
+    <w:p>
+      <w:pPr>
+        <w:pStyle w:val="BodyText"/>
       </w:pPr>
       <w:r>
         <w:t xml:space="preserve">PARK: That is the structure I could take to my board.</w:t>
       </w:r>
-      <w:r>
-        <w:t xml:space="preserve"> </w:t>
-      </w:r>
-      <w:r>
-        <w:t xml:space="preserve">박 대표: 그게 제가 이사회에 가져갈 수 있는 구조입니다.</w:t>
-      </w:r>
-    </w:p>
-    <w:p>
-      <w:pPr>
-        <w:numPr>
-          <w:ilvl w:val="0"/>
-          <w:numId w:val="1004"/>
-        </w:numPr>
+    </w:p>
+    <w:p>
+      <w:pPr>
+        <w:pStyle w:val="BodyText"/>
       </w:pPr>
       <w:r>
         <w:t xml:space="preserve">MARCUS: Sir, percentages need Daeyang and our board. Noah can’t promise those tonight.</w:t>
       </w:r>
-      <w:r>
-        <w:t xml:space="preserve"> </w:t>
-      </w:r>
-      <w:r>
-        <w:t xml:space="preserve">마커스: 대표님, 지분율은 대양과 우리 이사회가 정해야 해요. 노아가 오늘 밤 약속할 순 없어요.</w:t>
-      </w:r>
-    </w:p>
-    <w:p>
-      <w:pPr>
-        <w:numPr>
-          <w:ilvl w:val="0"/>
-          <w:numId w:val="1004"/>
-        </w:numPr>
+    </w:p>
+    <w:p>
+      <w:pPr>
+        <w:pStyle w:val="BodyText"/>
       </w:pPr>
       <w:r>
         <w:t xml:space="preserve">NOAH: But I can promise this. Seorin will be a partner, not a supplier. In writing, before anything is signed. I can’t give you percentages tonight, because that would be a promise I’m not allowed to make, and in Seoul you told me to promise nothing I can’t keep.</w:t>
       </w:r>
-      <w:r>
-        <w:t xml:space="preserve"> </w:t>
-      </w:r>
-      <w:r>
-        <w:t xml:space="preserve">노아: 하지만 이건 약속할 수 있어요. 서린은 공급사가 아니라 파트너가 될 겁니다. 무엇이든 서명하기 전에, 서면으로요. 오늘 밤 지분율은 드릴 수 없어요. 그건 제가 할 권한이 없는 약속이고, 서울에서 대표님이 지킬 수 없는 건 아무것도 약속하지 말라고 하셨으니까요.</w:t>
-      </w:r>
-    </w:p>
-    <w:p>
-      <w:pPr>
-        <w:numPr>
-          <w:ilvl w:val="0"/>
-          <w:numId w:val="1004"/>
-        </w:numPr>
+    </w:p>
+    <w:p>
+      <w:pPr>
+        <w:pStyle w:val="BodyText"/>
       </w:pPr>
       <w:r>
         <w:t xml:space="preserve">PARK: …</w:t>
       </w:r>
-      <w:r>
-        <w:t xml:space="preserve"> </w:t>
-      </w:r>
-      <w:r>
-        <w:t xml:space="preserve">박 대표: …</w:t>
-      </w:r>
-    </w:p>
-    <w:p>
-      <w:pPr>
-        <w:numPr>
-          <w:ilvl w:val="0"/>
-          <w:numId w:val="1004"/>
-        </w:numPr>
+    </w:p>
+    <w:p>
+      <w:pPr>
+        <w:pStyle w:val="BodyText"/>
       </w:pPr>
       <w:r>
         <w:t xml:space="preserve">GRACE: Don’t fill the silence, Noah. Let him think.</w:t>
       </w:r>
-      <w:r>
-        <w:t xml:space="preserve"> </w:t>
-      </w:r>
-      <w:r>
-        <w:t xml:space="preserve">그레이스: 침묵을 채우지 마요, 노아. 생각하게 두세요.</w:t>
-      </w:r>
-    </w:p>
-    <w:p>
-      <w:pPr>
-        <w:numPr>
-          <w:ilvl w:val="0"/>
-          <w:numId w:val="1004"/>
-        </w:numPr>
+    </w:p>
+    <w:p>
+      <w:pPr>
+        <w:pStyle w:val="BodyText"/>
       </w:pPr>
       <w:r>
         <w:t xml:space="preserve">PARK: That is enough for tonight.</w:t>
       </w:r>
-      <w:r>
-        <w:t xml:space="preserve"> </w:t>
-      </w:r>
-      <w:r>
-        <w:t xml:space="preserve">박정호: 오늘 밤은 그걸로 충분합니다.</w:t>
-      </w:r>
-    </w:p>
-    <w:p>
-      <w:pPr>
-        <w:numPr>
-          <w:ilvl w:val="0"/>
-          <w:numId w:val="1004"/>
-        </w:numPr>
+    </w:p>
+    <w:p>
+      <w:pPr>
+        <w:pStyle w:val="BodyText"/>
       </w:pPr>
       <w:r>
         <w:t xml:space="preserve">SUJIN: He said</w:t>
@@ -2549,34 +1475,10 @@
       <w:r>
         <w:t xml:space="preserve">From Mr. Park, that’s a yes. I’ve worked with him for fourteen years.</w:t>
       </w:r>
-      <w:r>
-        <w:t xml:space="preserve"> </w:t>
-      </w:r>
-      <w:r>
-        <w:t xml:space="preserve">수진:</w:t>
-      </w:r>
-      <w:r>
-        <w:t xml:space="preserve"> </w:t>
-      </w:r>
-      <w:r>
-        <w:t xml:space="preserve">“</w:t>
-      </w:r>
-      <w:r>
-        <w:t xml:space="preserve">충분하다</w:t>
-      </w:r>
-      <w:r>
-        <w:t xml:space="preserve">”</w:t>
-      </w:r>
-      <w:r>
-        <w:t xml:space="preserve">고 하셨어요. 박 대표님한테서 그건 예스예요. 14년을 같이 일했거든요.</w:t>
-      </w:r>
-    </w:p>
-    <w:p>
-      <w:pPr>
-        <w:numPr>
-          <w:ilvl w:val="0"/>
-          <w:numId w:val="1004"/>
-        </w:numPr>
+    </w:p>
+    <w:p>
+      <w:pPr>
+        <w:pStyle w:val="BodyText"/>
       </w:pPr>
       <w:r>
         <w:t xml:space="preserve">NOAH: Thank you, Mr. Park. For the stew. For the truth. And for</w:t>
@@ -2593,77 +1495,29 @@
       <w:r>
         <w:t xml:space="preserve">”</w:t>
       </w:r>
-      <w:r>
-        <w:t xml:space="preserve"> </w:t>
-      </w:r>
-      <w:r>
-        <w:t xml:space="preserve">노아: 감사합니다, 박 대표님. 찌개도. 진실도. 그리고</w:t>
-      </w:r>
-      <w:r>
-        <w:t xml:space="preserve"> </w:t>
-      </w:r>
-      <w:r>
-        <w:t xml:space="preserve">“</w:t>
-      </w:r>
-      <w:r>
-        <w:t xml:space="preserve">충분하다</w:t>
-      </w:r>
-      <w:r>
-        <w:t xml:space="preserve">”</w:t>
-      </w:r>
-      <w:r>
-        <w:t xml:space="preserve">도.</w:t>
-      </w:r>
-    </w:p>
-    <w:p>
-      <w:pPr>
-        <w:numPr>
-          <w:ilvl w:val="0"/>
-          <w:numId w:val="1004"/>
-        </w:numPr>
+    </w:p>
+    <w:p>
+      <w:pPr>
+        <w:pStyle w:val="BodyText"/>
       </w:pPr>
       <w:r>
         <w:t xml:space="preserve">PARK: Don’t thank me yet. Thank me when Ms. Han agrees. She negotiates well. I lost to her once.</w:t>
       </w:r>
-      <w:r>
-        <w:t xml:space="preserve"> </w:t>
-      </w:r>
-      <w:r>
-        <w:t xml:space="preserve">박 대표: 아직 고마워하지 마요. 한 상무가 동의하면 그때 고마워하세요. 협상을 잘해요. 한 번 져 봤으니까.</w:t>
-      </w:r>
-    </w:p>
-    <w:p>
-      <w:pPr>
-        <w:numPr>
-          <w:ilvl w:val="0"/>
-          <w:numId w:val="1004"/>
-        </w:numPr>
+    </w:p>
+    <w:p>
+      <w:pPr>
+        <w:pStyle w:val="BodyText"/>
       </w:pPr>
       <w:r>
         <w:t xml:space="preserve">MARCUS: Sir, then this time, you’ll be on the same side.</w:t>
       </w:r>
-      <w:r>
-        <w:t xml:space="preserve"> </w:t>
-      </w:r>
-      <w:r>
-        <w:t xml:space="preserve">마커스: 대표님, 그럼 이번엔 같은 편이 되시는 거네요.</w:t>
-      </w:r>
-    </w:p>
-    <w:p>
-      <w:pPr>
-        <w:numPr>
-          <w:ilvl w:val="0"/>
-          <w:numId w:val="1004"/>
-        </w:numPr>
+    </w:p>
+    <w:p>
+      <w:pPr>
+        <w:pStyle w:val="BodyText"/>
       </w:pPr>
       <w:r>
         <w:t xml:space="preserve">PARK: The same side. Hm. That would be new. Now. Noraebang. Everyone sings. Rule nine is cancelled.</w:t>
-      </w:r>
-      <w:r>
-        <w:t xml:space="preserve"> </w:t>
-      </w:r>
-      <w:r>
-        <w:t xml:space="preserve">박정호: 같은 편. 흠. 새롭겠네요. 자. 노래방. 다 같이 노래해요. 9번 규칙은 취소.</w:t>
       </w:r>
     </w:p>
     <w:bookmarkEnd w:id="24"/>
@@ -2678,10 +1532,7 @@
     </w:p>
     <w:p>
       <w:pPr>
-        <w:numPr>
-          <w:ilvl w:val="0"/>
-          <w:numId w:val="1005"/>
-        </w:numPr>
+        <w:pStyle w:val="FirstParagraph"/>
       </w:pPr>
       <w:r>
         <w:t xml:space="preserve">PRIYA: Noah.</w:t>
@@ -2704,88 +1555,34 @@
       <w:r>
         <w:t xml:space="preserve">Really? In front of a Korean CEO?</w:t>
       </w:r>
-      <w:r>
-        <w:t xml:space="preserve"> </w:t>
-      </w:r>
-      <w:r>
-        <w:t xml:space="preserve">프리야: 노아.</w:t>
-      </w:r>
-      <w:r>
-        <w:t xml:space="preserve"> </w:t>
-      </w:r>
-      <w:r>
-        <w:t xml:space="preserve">“</w:t>
-      </w:r>
-      <w:r>
-        <w:t xml:space="preserve">컨트리 로드.</w:t>
-      </w:r>
-      <w:r>
-        <w:t xml:space="preserve">”</w:t>
-      </w:r>
-      <w:r>
-        <w:t xml:space="preserve"> </w:t>
-      </w:r>
-      <w:r>
-        <w:t xml:space="preserve">정말요? 한국 CEO 앞에서?</w:t>
-      </w:r>
-    </w:p>
-    <w:p>
-      <w:pPr>
-        <w:numPr>
-          <w:ilvl w:val="0"/>
-          <w:numId w:val="1005"/>
-        </w:numPr>
+    </w:p>
+    <w:p>
+      <w:pPr>
+        <w:pStyle w:val="BodyText"/>
       </w:pPr>
       <w:r>
         <w:t xml:space="preserve">NOAH: It’s the only song I know all the words to. Mr. Park clapped.</w:t>
       </w:r>
-      <w:r>
-        <w:t xml:space="preserve"> </w:t>
-      </w:r>
-      <w:r>
-        <w:t xml:space="preserve">노아: 가사를 다 아는 유일한 노래예요. 박 대표님이 박수 쳤잖아요.</w:t>
-      </w:r>
-    </w:p>
-    <w:p>
-      <w:pPr>
-        <w:numPr>
-          <w:ilvl w:val="0"/>
-          <w:numId w:val="1005"/>
-        </w:numPr>
+    </w:p>
+    <w:p>
+      <w:pPr>
+        <w:pStyle w:val="BodyText"/>
       </w:pPr>
       <w:r>
         <w:t xml:space="preserve">GRACE: He clapped because Marcus sang next. The military song. Mr. Park sang along. In Korean.</w:t>
       </w:r>
-      <w:r>
-        <w:t xml:space="preserve"> </w:t>
-      </w:r>
-      <w:r>
-        <w:t xml:space="preserve">그레이스: 다음에 마커스가 불러서 박수 친 거예요. 군가. 박 대표님이 따라 불렀잖아요. 한국어로.</w:t>
-      </w:r>
-    </w:p>
-    <w:p>
-      <w:pPr>
-        <w:numPr>
-          <w:ilvl w:val="0"/>
-          <w:numId w:val="1005"/>
-        </w:numPr>
+    </w:p>
+    <w:p>
+      <w:pPr>
+        <w:pStyle w:val="BodyText"/>
       </w:pPr>
       <w:r>
         <w:t xml:space="preserve">MARCUS: Different army. Same song. Basically.</w:t>
       </w:r>
-      <w:r>
-        <w:t xml:space="preserve"> </w:t>
-      </w:r>
-      <w:r>
-        <w:t xml:space="preserve">마커스: 다른 군대. 같은 노래. 대충.</w:t>
-      </w:r>
-    </w:p>
-    <w:p>
-      <w:pPr>
-        <w:numPr>
-          <w:ilvl w:val="0"/>
-          <w:numId w:val="1005"/>
-        </w:numPr>
+    </w:p>
+    <w:p>
+      <w:pPr>
+        <w:pStyle w:val="BodyText"/>
       </w:pPr>
       <w:r>
         <w:t xml:space="preserve">PRIYA: Define</w:t>
@@ -2802,51 +1599,18 @@
       <w:r>
         <w:t xml:space="preserve">”</w:t>
       </w:r>
-      <w:r>
-        <w:t xml:space="preserve"> </w:t>
-      </w:r>
-      <w:r>
-        <w:t xml:space="preserve">프리야:</w:t>
-      </w:r>
-      <w:r>
-        <w:t xml:space="preserve"> </w:t>
-      </w:r>
-      <w:r>
-        <w:t xml:space="preserve">“</w:t>
-      </w:r>
-      <w:r>
-        <w:t xml:space="preserve">대충</w:t>
-      </w:r>
-      <w:r>
-        <w:t xml:space="preserve">”</w:t>
-      </w:r>
-      <w:r>
-        <w:t xml:space="preserve">을 정의해 봐요.</w:t>
-      </w:r>
-    </w:p>
-    <w:p>
-      <w:pPr>
-        <w:numPr>
-          <w:ilvl w:val="0"/>
-          <w:numId w:val="1005"/>
-        </w:numPr>
+    </w:p>
+    <w:p>
+      <w:pPr>
+        <w:pStyle w:val="BodyText"/>
       </w:pPr>
       <w:r>
         <w:t xml:space="preserve">NOAH: Okay. Business. What did we learn today?</w:t>
       </w:r>
-      <w:r>
-        <w:t xml:space="preserve"> </w:t>
-      </w:r>
-      <w:r>
-        <w:t xml:space="preserve">노아: 좋아요. 비즈니스. 오늘 뭘 배웠죠?</w:t>
-      </w:r>
-    </w:p>
-    <w:p>
-      <w:pPr>
-        <w:numPr>
-          <w:ilvl w:val="0"/>
-          <w:numId w:val="1005"/>
-        </w:numPr>
+    </w:p>
+    <w:p>
+      <w:pPr>
+        <w:pStyle w:val="BodyText"/>
       </w:pPr>
       <w:r>
         <w:t xml:space="preserve">GRACE: Three phrases, three meanings.</w:t>
@@ -2905,132 +1669,42 @@
       <w:r>
         <w:t xml:space="preserve">from Mr. Park, was a yes. If you only translate the words, you miss the whole meeting.</w:t>
       </w:r>
-      <w:r>
-        <w:t xml:space="preserve"> </w:t>
-      </w:r>
-      <w:r>
-        <w:t xml:space="preserve">그레이스: 세 표현, 세 가지 뜻.</w:t>
-      </w:r>
-      <w:r>
-        <w:t xml:space="preserve"> </w:t>
-      </w:r>
-      <w:r>
-        <w:t xml:space="preserve">“</w:t>
-      </w:r>
-      <w:r>
-        <w:t xml:space="preserve">어려울 수도 있다</w:t>
-      </w:r>
-      <w:r>
-        <w:t xml:space="preserve">”</w:t>
-      </w:r>
-      <w:r>
-        <w:t xml:space="preserve">는 노였어요. 전화 약속이 붙은</w:t>
-      </w:r>
-      <w:r>
-        <w:t xml:space="preserve"> </w:t>
-      </w:r>
-      <w:r>
-        <w:t xml:space="preserve">“</w:t>
-      </w:r>
-      <w:r>
-        <w:t xml:space="preserve">내부적으로 검토하겠다</w:t>
-      </w:r>
-      <w:r>
-        <w:t xml:space="preserve">”</w:t>
-      </w:r>
-      <w:r>
-        <w:t xml:space="preserve">는 진짜 다음 단계였고요. 그리고 박 대표님의</w:t>
-      </w:r>
-      <w:r>
-        <w:t xml:space="preserve"> </w:t>
-      </w:r>
-      <w:r>
-        <w:t xml:space="preserve">“</w:t>
-      </w:r>
-      <w:r>
-        <w:t xml:space="preserve">충분하다</w:t>
-      </w:r>
-      <w:r>
-        <w:t xml:space="preserve">”</w:t>
-      </w:r>
-      <w:r>
-        <w:t xml:space="preserve">는 예스였어요. 단어만 번역하면 회의 전체를 놓쳐요.</w:t>
-      </w:r>
-    </w:p>
-    <w:p>
-      <w:pPr>
-        <w:numPr>
-          <w:ilvl w:val="0"/>
-          <w:numId w:val="1005"/>
-        </w:numPr>
+    </w:p>
+    <w:p>
+      <w:pPr>
+        <w:pStyle w:val="BodyText"/>
       </w:pPr>
       <w:r>
         <w:t xml:space="preserve">PRIYA: And the real meeting happened after the plant director took the junior engineer home.</w:t>
       </w:r>
-      <w:r>
-        <w:t xml:space="preserve"> </w:t>
-      </w:r>
-      <w:r>
-        <w:t xml:space="preserve">프리야: 그리고 진짜 회의는 공장장이 신입 엔지니어를 데려다준 뒤에 열렸고요.</w:t>
-      </w:r>
-    </w:p>
-    <w:p>
-      <w:pPr>
-        <w:numPr>
-          <w:ilvl w:val="0"/>
-          <w:numId w:val="1005"/>
-        </w:numPr>
+    </w:p>
+    <w:p>
+      <w:pPr>
+        <w:pStyle w:val="BodyText"/>
       </w:pPr>
       <w:r>
         <w:t xml:space="preserve">MARCUS: And the real reason was a one-line email, five years ago, and eleven families. In the army, we called that ground truth: what’s actually happening, not what’s on the briefing slide. And we only got it because Noah told Mr. Park everything first.</w:t>
       </w:r>
-      <w:r>
-        <w:t xml:space="preserve"> </w:t>
-      </w:r>
-      <w:r>
-        <w:t xml:space="preserve">마커스: 그리고 진짜 이유는 5년 전 한 줄짜리 이메일, 그리고 열한 가족이었어요. 군대에선 그걸 현장 진실이라고 불렀죠. 브리핑 슬라이드에 있는 게 아니라 실제로 벌어지는 일. 그리고 그걸 알게 된 건 노아가 먼저 박 대표님께 전부 말했기 때문이에요.</w:t>
-      </w:r>
-    </w:p>
-    <w:p>
-      <w:pPr>
-        <w:numPr>
-          <w:ilvl w:val="0"/>
-          <w:numId w:val="1005"/>
-        </w:numPr>
+    </w:p>
+    <w:p>
+      <w:pPr>
+        <w:pStyle w:val="BodyText"/>
       </w:pPr>
       <w:r>
         <w:t xml:space="preserve">NOAH: Grace, it’s morning in Austin. Can I text Ms. Han now? Or is it too late here?</w:t>
       </w:r>
-      <w:r>
-        <w:t xml:space="preserve"> </w:t>
-      </w:r>
-      <w:r>
-        <w:t xml:space="preserve">노아: 그레이스, 오스틴은 아침이에요. 지금 한 상무님께 문자해도 돼요? 아니면 여기선 너무 늦었어요?</w:t>
-      </w:r>
-    </w:p>
-    <w:p>
-      <w:pPr>
-        <w:numPr>
-          <w:ilvl w:val="0"/>
-          <w:numId w:val="1005"/>
-        </w:numPr>
+    </w:p>
+    <w:p>
+      <w:pPr>
+        <w:pStyle w:val="BodyText"/>
       </w:pPr>
       <w:r>
         <w:t xml:space="preserve">GRACE: It’s late. But she’ll read it at six a.m. Executives here start early. Keep it short. And formal.</w:t>
       </w:r>
-      <w:r>
-        <w:t xml:space="preserve"> </w:t>
-      </w:r>
-      <w:r>
-        <w:t xml:space="preserve">그레이스: 늦었죠. 하지만 아침 6시에 읽을 거예요. 여기 임원들은 일찍 시작해요. 짧게. 그리고 격식 있게.</w:t>
-      </w:r>
-    </w:p>
-    <w:p>
-      <w:pPr>
-        <w:numPr>
-          <w:ilvl w:val="0"/>
-          <w:numId w:val="1005"/>
-        </w:numPr>
+    </w:p>
+    <w:p>
+      <w:pPr>
+        <w:pStyle w:val="BodyText"/>
       </w:pPr>
       <w:r>
         <w:t xml:space="preserve">NOAH:</w:t>
@@ -3047,48 +1721,18 @@
       <w:r>
         <w:t xml:space="preserve">”</w:t>
       </w:r>
-      <w:r>
-        <w:t xml:space="preserve"> </w:t>
-      </w:r>
-      <w:r>
-        <w:t xml:space="preserve">노아:</w:t>
-      </w:r>
-      <w:r>
-        <w:t xml:space="preserve"> </w:t>
-      </w:r>
-      <w:r>
-        <w:t xml:space="preserve">“</w:t>
-      </w:r>
-      <w:r>
-        <w:t xml:space="preserve">한 상무님께. 오늘 오창을 방문했습니다. 서린은 협상 테이블에 올 겁니다. 공급사가 아닌 파트너로서. 존경을 담아, 노아.</w:t>
-      </w:r>
-      <w:r>
-        <w:t xml:space="preserve">”</w:t>
-      </w:r>
-    </w:p>
-    <w:p>
-      <w:pPr>
-        <w:numPr>
-          <w:ilvl w:val="0"/>
-          <w:numId w:val="1005"/>
-        </w:numPr>
+    </w:p>
+    <w:p>
+      <w:pPr>
+        <w:pStyle w:val="BodyText"/>
       </w:pPr>
       <w:r>
         <w:t xml:space="preserve">PRIYA: She’s replied. Already. At midnight.</w:t>
       </w:r>
-      <w:r>
-        <w:t xml:space="preserve"> </w:t>
-      </w:r>
-      <w:r>
-        <w:t xml:space="preserve">프리야: 답장 왔어요. 벌써. 자정에.</w:t>
-      </w:r>
-    </w:p>
-    <w:p>
-      <w:pPr>
-        <w:numPr>
-          <w:ilvl w:val="0"/>
-          <w:numId w:val="1005"/>
-        </w:numPr>
+    </w:p>
+    <w:p>
+      <w:pPr>
+        <w:pStyle w:val="BodyText"/>
       </w:pPr>
       <w:r>
         <w:t xml:space="preserve">NOAH:</w:t>
@@ -3105,31 +1749,10 @@
       <w:r>
         <w:t xml:space="preserve">”</w:t>
       </w:r>
-      <w:r>
-        <w:t xml:space="preserve"> </w:t>
-      </w:r>
-      <w:r>
-        <w:t xml:space="preserve">노아:</w:t>
-      </w:r>
-      <w:r>
-        <w:t xml:space="preserve"> </w:t>
-      </w:r>
-      <w:r>
-        <w:t xml:space="preserve">“</w:t>
-      </w:r>
-      <w:r>
-        <w:t xml:space="preserve">그 이상은 기대하지 않았습니다. 오창에 먼저 가 주셔서 감사합니다. 저희 변호사가 연락드릴 겁니다. 한.</w:t>
-      </w:r>
-      <w:r>
-        <w:t xml:space="preserve">”</w:t>
-      </w:r>
-    </w:p>
-    <w:p>
-      <w:pPr>
-        <w:numPr>
-          <w:ilvl w:val="0"/>
-          <w:numId w:val="1005"/>
-        </w:numPr>
+    </w:p>
+    <w:p>
+      <w:pPr>
+        <w:pStyle w:val="BodyText"/>
       </w:pPr>
       <w:r>
         <w:t xml:space="preserve">GRACE:</w:t>
@@ -3151,30 +1774,6 @@
       </w:r>
       <w:r>
         <w:t xml:space="preserve">In Korean business English, that’s the warmest thing she could say.</w:t>
-      </w:r>
-      <w:r>
-        <w:t xml:space="preserve"> </w:t>
-      </w:r>
-      <w:r>
-        <w:t xml:space="preserve">그레이스:</w:t>
-      </w:r>
-      <w:r>
-        <w:t xml:space="preserve"> </w:t>
-      </w:r>
-      <w:r>
-        <w:t xml:space="preserve">“</w:t>
-      </w:r>
-      <w:r>
-        <w:t xml:space="preserve">그 이상은 기대하지 않았다.</w:t>
-      </w:r>
-      <w:r>
-        <w:t xml:space="preserve">”</w:t>
-      </w:r>
-      <w:r>
-        <w:t xml:space="preserve"> </w:t>
-      </w:r>
-      <w:r>
-        <w:t xml:space="preserve">한국식 비즈니스 영어에서 그건 그분이 할 수 있는 가장 따뜻한 말이에요.</w:t>
       </w:r>
     </w:p>
     <w:p>
@@ -3315,7 +1914,7 @@
               <w:jc w:val="left"/>
             </w:pPr>
             <w:r>
-              <w:t xml:space="preserve">15턴. 솔직한 보고 요청.</w:t>
+              <w:t xml:space="preserve">도입. 솔직한 보고 요청.</w:t>
             </w:r>
           </w:p>
         </w:tc>
@@ -3365,7 +1964,7 @@
               <w:jc w:val="left"/>
             </w:pPr>
             <w:r>
-              <w:t xml:space="preserve">24턴. 한국식 간접 거절.</w:t>
+              <w:t xml:space="preserve">장면1. 한국식 간접 거절.</w:t>
             </w:r>
           </w:p>
         </w:tc>
@@ -3415,7 +2014,7 @@
               <w:jc w:val="left"/>
             </w:pPr>
             <w:r>
-              <w:t xml:space="preserve">29턴. 거절의 진짜 이유 묻기.</w:t>
+              <w:t xml:space="preserve">장면1. 거절의 진짜 이유 묻기.</w:t>
             </w:r>
           </w:p>
         </w:tc>
@@ -3465,7 +2064,7 @@
               <w:jc w:val="left"/>
             </w:pPr>
             <w:r>
-              <w:t xml:space="preserve">49턴. 공식 내부 절차를 밟겠다는 표현.</w:t>
+              <w:t xml:space="preserve">장면1. 공식 내부 절차를 밟겠다는 표현.</w:t>
             </w:r>
           </w:p>
         </w:tc>
@@ -3515,7 +2114,7 @@
               <w:jc w:val="left"/>
             </w:pPr>
             <w:r>
-              <w:t xml:space="preserve">40턴. 위계 문화에서의 질문 방식.</w:t>
+              <w:t xml:space="preserve">장면1. 위계 문화에서의 질문 방식.</w:t>
             </w:r>
           </w:p>
         </w:tc>
@@ -3565,7 +2164,7 @@
               <w:jc w:val="left"/>
             </w:pPr>
             <w:r>
-              <w:t xml:space="preserve">47턴. 공식 자리와 비공식 자리의 구분.</w:t>
+              <w:t xml:space="preserve">장면1. 공식 자리와 비공식 자리의 구분.</w:t>
             </w:r>
           </w:p>
         </w:tc>
@@ -3615,7 +2214,7 @@
               <w:jc w:val="left"/>
             </w:pPr>
             <w:r>
-              <w:t xml:space="preserve">58턴. 회식의 목적.</w:t>
+              <w:t xml:space="preserve">장면2. 회식의 목적.</w:t>
             </w:r>
           </w:p>
         </w:tc>
@@ -3665,7 +2264,7 @@
               <w:jc w:val="left"/>
             </w:pPr>
             <w:r>
-              <w:t xml:space="preserve">86·97턴. 관계의 지위 정의.</w:t>
+              <w:t xml:space="preserve">절정·전환. 관계의 지위 정의.</w:t>
             </w:r>
           </w:p>
         </w:tc>
@@ -3715,7 +2314,7 @@
               <w:jc w:val="left"/>
             </w:pPr>
             <w:r>
-              <w:t xml:space="preserve">99턴. 상대가 생각할 시간 주기.</w:t>
+              <w:t xml:space="preserve">절정·전환. 상대가 생각할 시간 주기.</w:t>
             </w:r>
           </w:p>
         </w:tc>
@@ -3765,7 +2364,7 @@
               <w:jc w:val="left"/>
             </w:pPr>
             <w:r>
-              <w:t xml:space="preserve">100턴. 간접적 수락.</w:t>
+              <w:t xml:space="preserve">절정·전환. 간접적 수락.</w:t>
             </w:r>
           </w:p>
         </w:tc>
@@ -4459,7 +3058,7 @@
           <w:bCs/>
           <w:b/>
         </w:rPr>
-        <w:t xml:space="preserve">97턴 NOAH:</w:t>
+        <w:t xml:space="preserve">NOAH (절정·전환):</w:t>
       </w:r>
       <w:r>
         <w:t xml:space="preserve"> </w:t>
@@ -4757,9 +3356,1357 @@
         <w:t xml:space="preserve">거래처가 오늘 당장 가격 확약을 요구할 때, 약속할 수 있는 것과 없는 것을 나눠 같은 구조로 40~50단어로 답해 보기.</w:t>
       </w:r>
     </w:p>
+    <w:p>
+      <w:r>
+        <w:pict>
+          <v:rect style="width:0;height:1.5pt" o:hralign="center" o:hrstd="t" o:hr="t"/>
+        </w:pict>
+      </w:r>
+    </w:p>
     <w:bookmarkEnd w:id="30"/>
     <w:bookmarkEnd w:id="31"/>
+    <w:bookmarkStart w:id="37" w:name="한국어-번역"/>
+    <w:p>
+      <w:pPr>
+        <w:pStyle w:val="Heading2"/>
+      </w:pPr>
+      <w:r>
+        <w:t xml:space="preserve">한국어 번역</w:t>
+      </w:r>
+    </w:p>
+    <w:bookmarkStart w:id="32" w:name="도입-3월-16일-오전-10시-오창-서린바이오-1"/>
+    <w:p>
+      <w:pPr>
+        <w:pStyle w:val="Heading3"/>
+      </w:pPr>
+      <w:r>
+        <w:t xml:space="preserve">도입 — 3월 16일 오전 10시, 오창 서린바이오</w:t>
+      </w:r>
+    </w:p>
+    <w:p>
+      <w:pPr>
+        <w:pStyle w:val="FirstParagraph"/>
+      </w:pPr>
+      <w:r>
+        <w:t xml:space="preserve">그레이스: 들어가기 전에 빠르게 복습. 우리 엄마의 규칙. 1번?</w:t>
+      </w:r>
+    </w:p>
+    <w:p>
+      <w:pPr>
+        <w:pStyle w:val="BodyText"/>
+      </w:pPr>
+      <w:r>
+        <w:t xml:space="preserve">마커스: 명함은 두 손으로. 읽고. 주머니에 넣지 말고. 3년 차부터 연습했어.</w:t>
+      </w:r>
+    </w:p>
+    <w:p>
+      <w:pPr>
+        <w:pStyle w:val="BodyText"/>
+      </w:pPr>
+      <w:r>
+        <w:t xml:space="preserve">그레이스: 3번?</w:t>
+      </w:r>
+    </w:p>
+    <w:p>
+      <w:pPr>
+        <w:pStyle w:val="BodyText"/>
+      </w:pPr>
+      <w:r>
+        <w:t xml:space="preserve">노아: 박 대표님이 앉기 전엔 앉지 않는다. 그리고 앉으라는 데 앉는다. 원하는 데 말고.</w:t>
+      </w:r>
+    </w:p>
+    <w:p>
+      <w:pPr>
+        <w:pStyle w:val="BodyText"/>
+      </w:pPr>
+      <w:r>
+        <w:t xml:space="preserve">그레이스: 그리고 9번. 오늘 밤.</w:t>
+      </w:r>
+      <w:r>
+        <w:t xml:space="preserve"> </w:t>
+      </w:r>
+      <w:r>
+        <w:t xml:space="preserve">“</w:t>
+      </w:r>
+      <w:r>
+        <w:t xml:space="preserve">미국 사람들 너무 많이 마시게 하지 마라.</w:t>
+      </w:r>
+      <w:r>
+        <w:t xml:space="preserve">”</w:t>
+      </w:r>
+    </w:p>
+    <w:p>
+      <w:pPr>
+        <w:pStyle w:val="BodyText"/>
+      </w:pPr>
+      <w:r>
+        <w:t xml:space="preserve">마커스: 9번은 지난번에 깨졌잖아. 박 대표님이 깼지. 내가 아니라.</w:t>
+      </w:r>
+    </w:p>
+    <w:p>
+      <w:pPr>
+        <w:pStyle w:val="BodyText"/>
+      </w:pPr>
+      <w:r>
+        <w:t xml:space="preserve">프리야: 마커스, 자정에 군가 불렀잖아요. 그레이스가 영상 보냈어요.</w:t>
+      </w:r>
+    </w:p>
+    <w:p>
+      <w:pPr>
+        <w:pStyle w:val="BodyText"/>
+      </w:pPr>
+      <w:r>
+        <w:t xml:space="preserve">박 대표: 웹 씨! 오창에 다시 오신 걸 환영합니다. 나이 드셨네요. 저도요. 공평하죠.</w:t>
+      </w:r>
+    </w:p>
+    <w:p>
+      <w:pPr>
+        <w:pStyle w:val="BodyText"/>
+      </w:pPr>
+      <w:r>
+        <w:t xml:space="preserve">마커스: 박 대표님. 반갑습니다. 대표님 구내식당 김치찌개. 4년 동안 생각났어요.</w:t>
+      </w:r>
+    </w:p>
+    <w:p>
+      <w:pPr>
+        <w:pStyle w:val="BodyText"/>
+      </w:pPr>
+      <w:r>
+        <w:t xml:space="preserve">박 대표: 제가 취사병이었잖아요. 그 찌개는 제 레시피예요. 오늘 또 드실 겁니다.</w:t>
+      </w:r>
+    </w:p>
+    <w:p>
+      <w:pPr>
+        <w:pStyle w:val="BodyText"/>
+      </w:pPr>
+      <w:r>
+        <w:t xml:space="preserve">수진: 들어오세요. 대표님은 가운데 앉으세요. 베넷 대표님은 맞은편에. 부탁드립니다.</w:t>
+      </w:r>
+    </w:p>
+    <w:p>
+      <w:pPr>
+        <w:pStyle w:val="BodyText"/>
+      </w:pPr>
+      <w:r>
+        <w:t xml:space="preserve">강태호: 강태호입니다. 공장장. 환영합니다. 이쪽은 정민석. 새로 온 공정 엔지니어입니다.</w:t>
+      </w:r>
+    </w:p>
+    <w:p>
+      <w:pPr>
+        <w:pStyle w:val="BodyText"/>
+      </w:pPr>
+      <w:r>
+        <w:t xml:space="preserve">정민석: 만나서 반갑습니다. 영광입니다.</w:t>
+      </w:r>
+    </w:p>
+    <w:p>
+      <w:pPr>
+        <w:pStyle w:val="BodyText"/>
+      </w:pPr>
+      <w:r>
+        <w:t xml:space="preserve">노아: 초대해 주셔서 감사합니다. 박 대표님, 서울에서</w:t>
+      </w:r>
+      <w:r>
+        <w:t xml:space="preserve"> </w:t>
+      </w:r>
+      <w:r>
+        <w:t xml:space="preserve">“</w:t>
+      </w:r>
+      <w:r>
+        <w:t xml:space="preserve">잘 듣고 아무것도 약속하지 마라</w:t>
+      </w:r>
+      <w:r>
+        <w:t xml:space="preserve">”</w:t>
+      </w:r>
+      <w:r>
+        <w:t xml:space="preserve">라고 하셨죠. 둘 다 했습니다.</w:t>
+      </w:r>
+    </w:p>
+    <w:p>
+      <w:pPr>
+        <w:pStyle w:val="BodyText"/>
+      </w:pPr>
+      <w:r>
+        <w:t xml:space="preserve">박 대표: 좋아요. 그럼 들은 걸 말해 주세요. 전부요. 제가 싫어할 것 같은 부분까지. 제 경험상 나쁜 소식을 꾸미는 파트너는 다른 것도 다 꾸밉니다. 그러니 예쁘게 꾸미지 마세요, 베넷 대표님. 그냥 빠짐없이 말해 주세요.</w:t>
+      </w:r>
+    </w:p>
     <w:bookmarkEnd w:id="32"/>
+    <w:bookmarkStart w:id="33" w:name="장면1-공식-회의-1"/>
+    <w:p>
+      <w:pPr>
+        <w:pStyle w:val="Heading3"/>
+      </w:pPr>
+      <w:r>
+        <w:t xml:space="preserve">장면1 — 공식 회의</w:t>
+      </w:r>
+    </w:p>
+    <w:p>
+      <w:pPr>
+        <w:pStyle w:val="FirstParagraph"/>
+      </w:pPr>
+      <w:r>
+        <w:t xml:space="preserve">노아: 대양이 한국과 중국 합작법인을 제안했습니다. 대양 51%, 베이라 49%. 그쪽에 어떤 답도 하기 전에 말씀드리는 겁니다. 대표님께 우선 협상권이 있고, 서울의 다른 누구보다 제게서 먼저 들으시는 게 낫다고 생각하니까요.</w:t>
+      </w:r>
+    </w:p>
+    <w:p>
+      <w:pPr>
+        <w:pStyle w:val="BodyText"/>
+      </w:pPr>
+      <w:r>
+        <w:t xml:space="preserve">프리야: 거기에 공동개발. 톡신과 스킨부스터. 그리고 서린을 생산 기지로 원해요.</w:t>
+      </w:r>
+    </w:p>
+    <w:p>
+      <w:pPr>
+        <w:pStyle w:val="BodyText"/>
+      </w:pPr>
+      <w:r>
+        <w:t xml:space="preserve">박 대표: 생산 기지. 대양을 위한.</w:t>
+      </w:r>
+    </w:p>
+    <w:p>
+      <w:pPr>
+        <w:pStyle w:val="BodyText"/>
+      </w:pPr>
+      <w:r>
+        <w:t xml:space="preserve">노아: 합작법인을 위한 거죠. 한 상무님이</w:t>
+      </w:r>
+      <w:r>
+        <w:t xml:space="preserve"> </w:t>
+      </w:r>
+      <w:r>
+        <w:t xml:space="preserve">“</w:t>
+      </w:r>
+      <w:r>
+        <w:t xml:space="preserve">대양은 좋은 주사기를 만들고. 서린은 더 좋은 필러를 만든다</w:t>
+      </w:r>
+      <w:r>
+        <w:t xml:space="preserve">”</w:t>
+      </w:r>
+      <w:r>
+        <w:t xml:space="preserve">고 했어요.</w:t>
+      </w:r>
+    </w:p>
+    <w:p>
+      <w:pPr>
+        <w:pStyle w:val="BodyText"/>
+      </w:pPr>
+      <w:r>
+        <w:t xml:space="preserve">수진: 그분이 그렇게 말했어요? 소리 내서?</w:t>
+      </w:r>
+    </w:p>
+    <w:p>
+      <w:pPr>
+        <w:pStyle w:val="BodyText"/>
+      </w:pPr>
+      <w:r>
+        <w:t xml:space="preserve">노아: 증인 세 명 앞에서요.</w:t>
+      </w:r>
+    </w:p>
+    <w:p>
+      <w:pPr>
+        <w:pStyle w:val="BodyText"/>
+      </w:pPr>
+      <w:r>
+        <w:t xml:space="preserve">박 대표: …그렇군요. 전부 말해 줘서 고맙습니다. 대부분은 반만 말했을 거예요.</w:t>
+      </w:r>
+    </w:p>
+    <w:p>
+      <w:pPr>
+        <w:pStyle w:val="BodyText"/>
+      </w:pPr>
+      <w:r>
+        <w:t xml:space="preserve">노아: 우선 협상권이 있으시잖아요. 반쪽 진실은 그걸 깨는 거죠.</w:t>
+      </w:r>
+    </w:p>
+    <w:p>
+      <w:pPr>
+        <w:pStyle w:val="BodyText"/>
+      </w:pPr>
+      <w:r>
+        <w:t xml:space="preserve">박 대표: 그럼 저도 솔직하게 말하죠. 서린이 대양의 생산 기지가 되는 건… 어려울 수도 있습니다.</w:t>
+      </w:r>
+    </w:p>
+    <w:p>
+      <w:pPr>
+        <w:pStyle w:val="BodyText"/>
+      </w:pPr>
+      <w:r>
+        <w:t xml:space="preserve">노아: 어렵다. 하지만 가능하다는 거죠?</w:t>
+      </w:r>
+    </w:p>
+    <w:p>
+      <w:pPr>
+        <w:pStyle w:val="BodyText"/>
+      </w:pPr>
+      <w:r>
+        <w:t xml:space="preserve">그레이스: 노아, 잠깐요. 한국 비즈니스에서</w:t>
+      </w:r>
+      <w:r>
+        <w:t xml:space="preserve"> </w:t>
+      </w:r>
+      <w:r>
+        <w:t xml:space="preserve">“</w:t>
+      </w:r>
+      <w:r>
+        <w:t xml:space="preserve">어려울 수도 있다</w:t>
+      </w:r>
+      <w:r>
+        <w:t xml:space="preserve">”</w:t>
+      </w:r>
+      <w:r>
+        <w:t xml:space="preserve">는 대개</w:t>
+      </w:r>
+      <w:r>
+        <w:t xml:space="preserve"> </w:t>
+      </w:r>
+      <w:r>
+        <w:t xml:space="preserve">“</w:t>
+      </w:r>
+      <w:r>
+        <w:t xml:space="preserve">안 된다</w:t>
+      </w:r>
+      <w:r>
+        <w:t xml:space="preserve">”</w:t>
+      </w:r>
+      <w:r>
+        <w:t xml:space="preserve">는 뜻인데, 아무도 체면을 잃지 않게 정중하게 하는 말이에요.</w:t>
+      </w:r>
+      <w:r>
+        <w:t xml:space="preserve"> </w:t>
+      </w:r>
+      <w:r>
+        <w:t xml:space="preserve">“</w:t>
+      </w:r>
+      <w:r>
+        <w:t xml:space="preserve">하지만 가능하죠?</w:t>
+      </w:r>
+      <w:r>
+        <w:t xml:space="preserve">”</w:t>
+      </w:r>
+      <w:r>
+        <w:t xml:space="preserve">라고 밀어붙이면 대표님이 직접 거절해야 하고, 그건 모두에게 불편해요. 대신 무엇이 어렵게 만드는지 물어보세요.</w:t>
+      </w:r>
+    </w:p>
+    <w:p>
+      <w:pPr>
+        <w:pStyle w:val="BodyText"/>
+      </w:pPr>
+      <w:r>
+        <w:t xml:space="preserve">노아: 런던의</w:t>
+      </w:r>
+      <w:r>
+        <w:t xml:space="preserve"> </w:t>
+      </w:r>
+      <w:r>
+        <w:t xml:space="preserve">“</w:t>
+      </w:r>
+      <w:r>
+        <w:t xml:space="preserve">꽤 흥미롭다</w:t>
+      </w:r>
+      <w:r>
+        <w:t xml:space="preserve">”</w:t>
+      </w:r>
+      <w:r>
+        <w:t xml:space="preserve">처럼.</w:t>
+      </w:r>
+    </w:p>
+    <w:p>
+      <w:pPr>
+        <w:pStyle w:val="BodyText"/>
+      </w:pPr>
+      <w:r>
+        <w:t xml:space="preserve">그레이스: 딱 그거예요. 차는 더 많고. 반어는 더 적고요.</w:t>
+      </w:r>
+    </w:p>
+    <w:p>
+      <w:pPr>
+        <w:pStyle w:val="BodyText"/>
+      </w:pPr>
+      <w:r>
+        <w:t xml:space="preserve">노아: 박 대표님, 무엇이 어렵게 만드는지 여쭤봐도 될까요? 이해하고 싶어서요.</w:t>
+      </w:r>
+    </w:p>
+    <w:p>
+      <w:pPr>
+        <w:pStyle w:val="BodyText"/>
+      </w:pPr>
+      <w:r>
+        <w:t xml:space="preserve">박 대표: 생산 능력부터 이야기하죠. 이 팀장?</w:t>
+      </w:r>
+    </w:p>
+    <w:p>
+      <w:pPr>
+        <w:pStyle w:val="BodyText"/>
+      </w:pPr>
+      <w:r>
+        <w:t xml:space="preserve">수진: 라인 A와 B를 합쳐 연 300만 개를 만듭니다. 베이라가 40%를 쓰고. 나머지는 다른 고객들이 씁니다.</w:t>
+      </w:r>
+    </w:p>
+    <w:p>
+      <w:pPr>
+        <w:pStyle w:val="BodyText"/>
+      </w:pPr>
+      <w:r>
+        <w:t xml:space="preserve">프리야: 아시아 규모라면 300만 개가 더 필요할 수 있어요. 거기에 스킨부스터. 그건 새 라인이에요.</w:t>
+      </w:r>
+    </w:p>
+    <w:p>
+      <w:pPr>
+        <w:pStyle w:val="BodyText"/>
+      </w:pPr>
+      <w:r>
+        <w:t xml:space="preserve">강태호: 라인 C. 땅은 있어요. 2동 뒤에. 돈이 없습니다.</w:t>
+      </w:r>
+    </w:p>
+    <w:p>
+      <w:pPr>
+        <w:pStyle w:val="BodyText"/>
+      </w:pPr>
+      <w:r>
+        <w:t xml:space="preserve">프리야: 정민석 씨, 새 무균 라인 검증에 얼마나 걸려요? 빈 건물부터 첫 상업 배치까지?</w:t>
+      </w:r>
+    </w:p>
+    <w:p>
+      <w:pPr>
+        <w:pStyle w:val="BodyText"/>
+      </w:pPr>
+      <w:r>
+        <w:t xml:space="preserve">정민석: …</w:t>
+      </w:r>
+    </w:p>
+    <w:p>
+      <w:pPr>
+        <w:pStyle w:val="BodyText"/>
+      </w:pPr>
+      <w:r>
+        <w:t xml:space="preserve">강태호: 말해 봐, 민석.</w:t>
+      </w:r>
+    </w:p>
+    <w:p>
+      <w:pPr>
+        <w:pStyle w:val="BodyText"/>
+      </w:pPr>
+      <w:r>
+        <w:t xml:space="preserve">정민석: 약 20개월입니다. 장비가 제때 도착하면요. 운이 좋으면 18개월.</w:t>
+      </w:r>
+    </w:p>
+    <w:p>
+      <w:pPr>
+        <w:pStyle w:val="BodyText"/>
+      </w:pPr>
+      <w:r>
+        <w:t xml:space="preserve">프리야: 고마워요. 강 공장장님, 그 추정에 동의하세요?</w:t>
+      </w:r>
+    </w:p>
+    <w:p>
+      <w:pPr>
+        <w:pStyle w:val="BodyText"/>
+      </w:pPr>
+      <w:r>
+        <w:t xml:space="preserve">강태호: 동의합니다. 신입이에요. 하지만 신중하죠. 그래서 뽑았습니다.</w:t>
+      </w:r>
+    </w:p>
+    <w:p>
+      <w:pPr>
+        <w:pStyle w:val="BodyText"/>
+      </w:pPr>
+      <w:r>
+        <w:t xml:space="preserve">그레이스: 잘했어요, 프리야. 그에게 직접 물어서 자기 일에 대한 공을 인정받게 했고, 그다음 상사에게 확인해서 강 공장장님의 권한도 지켰죠. 둘 다 체면을 지켰고, 그러면서도 진짜 숫자를 얻었어요. 한국에선 그게 보기보다 어려워요.</w:t>
+      </w:r>
+    </w:p>
+    <w:p>
+      <w:pPr>
+        <w:pStyle w:val="BodyText"/>
+      </w:pPr>
+      <w:r>
+        <w:t xml:space="preserve">프리야: 뮌헨에서 배웠어요. 카트린이 모두 앞에서 내 섹션을 비판했거든요. 즐겁지 않았어요.</w:t>
+      </w:r>
+    </w:p>
+    <w:p>
+      <w:pPr>
+        <w:pStyle w:val="BodyText"/>
+      </w:pPr>
+      <w:r>
+        <w:t xml:space="preserve">마커스: 라인 C는 얼마예요?</w:t>
+      </w:r>
+    </w:p>
+    <w:p>
+      <w:pPr>
+        <w:pStyle w:val="BodyText"/>
+      </w:pPr>
+      <w:r>
+        <w:t xml:space="preserve">강태호: 약 350억 원. 대략 2,800만 달러.</w:t>
+      </w:r>
+    </w:p>
+    <w:p>
+      <w:pPr>
+        <w:pStyle w:val="BodyText"/>
+      </w:pPr>
+      <w:r>
+        <w:t xml:space="preserve">마커스: 우리 시리즈 C에 생산용 3,500만이 있습니다, 대표님. 우연이 아니죠. 생산 능력을 위해 계획한 돈이에요. 아시아 수요는 우리가 따라잡을 때까지 기다려 주지 않으니까요. 둘은 하나, 하나는 없는 것. 그러니 새 라인은 사치가 아니라 보험입니다.</w:t>
+      </w:r>
+    </w:p>
+    <w:p>
+      <w:pPr>
+        <w:pStyle w:val="BodyText"/>
+      </w:pPr>
+      <w:r>
+        <w:t xml:space="preserve">박 대표: 돈은 어려운 부분이 아닙니다, 웹 씨.</w:t>
+      </w:r>
+    </w:p>
+    <w:p>
+      <w:pPr>
+        <w:pStyle w:val="BodyText"/>
+      </w:pPr>
+      <w:r>
+        <w:t xml:space="preserve">마커스: 그럼 뭔가요, 대표님?</w:t>
+      </w:r>
+    </w:p>
+    <w:p>
+      <w:pPr>
+        <w:pStyle w:val="BodyText"/>
+      </w:pPr>
+      <w:r>
+        <w:t xml:space="preserve">박 대표: 그건 이 방에서 할 대화가 아닙니다. 오늘 밤. 저녁 먹으면서.</w:t>
+      </w:r>
+    </w:p>
+    <w:p>
+      <w:pPr>
+        <w:pStyle w:val="BodyText"/>
+      </w:pPr>
+      <w:r>
+        <w:t xml:space="preserve">노아: 물론이죠. 끝내기 전에, 다음 단계를 합의할 수 있을까요? 공식적으로?</w:t>
+      </w:r>
+    </w:p>
+    <w:p>
+      <w:pPr>
+        <w:pStyle w:val="BodyText"/>
+      </w:pPr>
+      <w:r>
+        <w:t xml:space="preserve">박 대표: 내부적으로 검토하겠습니다. 이사회와 함께. 그리고 전화드리겠습니다. 이메일 말고. 전화.</w:t>
+      </w:r>
+    </w:p>
+    <w:p>
+      <w:pPr>
+        <w:pStyle w:val="BodyText"/>
+      </w:pPr>
+      <w:r>
+        <w:t xml:space="preserve">그레이스: 그건 진짜예요. 전화 약속이 붙은</w:t>
+      </w:r>
+      <w:r>
+        <w:t xml:space="preserve"> </w:t>
+      </w:r>
+      <w:r>
+        <w:t xml:space="preserve">“</w:t>
+      </w:r>
+      <w:r>
+        <w:t xml:space="preserve">내부 검토</w:t>
+      </w:r>
+      <w:r>
+        <w:t xml:space="preserve">”</w:t>
+      </w:r>
+      <w:r>
+        <w:t xml:space="preserve">는 진짜 다음 단계예요. 정중한 거절이 아니라.</w:t>
+      </w:r>
+    </w:p>
+    <w:bookmarkEnd w:id="33"/>
+    <w:bookmarkStart w:id="34" w:name="장면2-오후-7시-청주-삼겹살집-1"/>
+    <w:p>
+      <w:pPr>
+        <w:pStyle w:val="Heading3"/>
+      </w:pPr>
+      <w:r>
+        <w:t xml:space="preserve">장면2 — 오후 7시, 청주 삼겹살집</w:t>
+      </w:r>
+    </w:p>
+    <w:p>
+      <w:pPr>
+        <w:pStyle w:val="FirstParagraph"/>
+      </w:pPr>
+      <w:r>
+        <w:t xml:space="preserve">수진: 대표님은 끝에 앉으세요. 베넷 대표님은 오른쪽. 웹 씨는 왼쪽. 그레이스, 프리야는 저와 함께.</w:t>
+      </w:r>
+    </w:p>
+    <w:p>
+      <w:pPr>
+        <w:pStyle w:val="BodyText"/>
+      </w:pPr>
+      <w:r>
+        <w:t xml:space="preserve">박 대표: 베넷 대표님. 잔. 두 손으로 받으세요. 제가 따르겠습니다.</w:t>
+      </w:r>
+    </w:p>
+    <w:p>
+      <w:pPr>
+        <w:pStyle w:val="BodyText"/>
+      </w:pPr>
+      <w:r>
+        <w:t xml:space="preserve">노아: 감사합니다. 두 손으로. 그리고 마실 땐 고개를 돌리고. 그레이스가 가르쳐 줬어요.</w:t>
+      </w:r>
+    </w:p>
+    <w:p>
+      <w:pPr>
+        <w:pStyle w:val="BodyText"/>
+      </w:pPr>
+      <w:r>
+        <w:t xml:space="preserve">박 대표: 좋아요. 선생님이 제 선생님보다 낫네요. 이제 제 잔을 채워요. 자기 잔은 절대 직접 채우지 말고.</w:t>
+      </w:r>
+    </w:p>
+    <w:p>
+      <w:pPr>
+        <w:pStyle w:val="BodyText"/>
+      </w:pPr>
+      <w:r>
+        <w:t xml:space="preserve">마커스: 대표님, 군대에서 장군님께 요리해 드린 적 있어요?</w:t>
+      </w:r>
+    </w:p>
+    <w:p>
+      <w:pPr>
+        <w:pStyle w:val="BodyText"/>
+      </w:pPr>
+      <w:r>
+        <w:t xml:space="preserve">박 대표: 한 번. 소금 갖고 불평했죠. 다음 날 소금을 더 넣었어요. 한 달 뒤에 전출 가셨고요.</w:t>
+      </w:r>
+    </w:p>
+    <w:p>
+      <w:pPr>
+        <w:pStyle w:val="BodyText"/>
+      </w:pPr>
+      <w:r>
+        <w:t xml:space="preserve">마커스: 몇 년 사이 들은 군대 이야기 중 최고네요.</w:t>
+      </w:r>
+    </w:p>
+    <w:p>
+      <w:pPr>
+        <w:pStyle w:val="BodyText"/>
+      </w:pPr>
+      <w:r>
+        <w:t xml:space="preserve">그레이스: 이게 관계 쌓기 부분이에요. 비즈니스는 나중에. 두 번째 병 이후에.</w:t>
+      </w:r>
+    </w:p>
+    <w:p>
+      <w:pPr>
+        <w:pStyle w:val="BodyText"/>
+      </w:pPr>
+      <w:r>
+        <w:t xml:space="preserve">프리야:</w:t>
+      </w:r>
+      <w:r>
+        <w:t xml:space="preserve"> </w:t>
+      </w:r>
+      <w:r>
+        <w:t xml:space="preserve">“</w:t>
+      </w:r>
+      <w:r>
+        <w:t xml:space="preserve">나중</w:t>
+      </w:r>
+      <w:r>
+        <w:t xml:space="preserve">”</w:t>
+      </w:r>
+      <w:r>
+        <w:t xml:space="preserve">인 건 어떻게 알아요?</w:t>
+      </w:r>
+    </w:p>
+    <w:p>
+      <w:pPr>
+        <w:pStyle w:val="BodyText"/>
+      </w:pPr>
+      <w:r>
+        <w:t xml:space="preserve">그레이스: 박 대표님이 웃음을 멈추고 천천히 따르기 시작할 때요.</w:t>
+      </w:r>
+    </w:p>
+    <w:p>
+      <w:pPr>
+        <w:pStyle w:val="BodyText"/>
+      </w:pPr>
+      <w:r>
+        <w:t xml:space="preserve">박 대표: 베넷 대표님. 왜 이 회사를 시작했어요? 진짜 이유. 투자자용 이유 말고.</w:t>
+      </w:r>
+    </w:p>
+    <w:p>
+      <w:pPr>
+        <w:pStyle w:val="BodyText"/>
+      </w:pPr>
+      <w:r>
+        <w:t xml:space="preserve">노아: 제 동생 릴리요. 싼 필러를 맞으러 메디스파에 갔고, 그날 밤 자정에 저희는 응급실에 있었어요. 의사가 동생 코의 피부를 살리려고 애쓰는 동안요. 아직도 흉터가 있어요. 그런 밤을 겪는 가족이 줄어들게 하려고 이 회사를 시작했습니다.</w:t>
+      </w:r>
+    </w:p>
+    <w:p>
+      <w:pPr>
+        <w:pStyle w:val="BodyText"/>
+      </w:pPr>
+      <w:r>
+        <w:t xml:space="preserve">박 대표: …저희 어머니는 간호사였어요. 청주의 작은 병원에서. 이 근처.</w:t>
+      </w:r>
+    </w:p>
+    <w:p>
+      <w:pPr>
+        <w:pStyle w:val="BodyText"/>
+      </w:pPr>
+      <w:r>
+        <w:t xml:space="preserve">노아: 몰랐어요.</w:t>
+      </w:r>
+    </w:p>
+    <w:p>
+      <w:pPr>
+        <w:pStyle w:val="BodyText"/>
+      </w:pPr>
+      <w:r>
+        <w:t xml:space="preserve">박 대표: 어머니가 말씀하셨죠.</w:t>
+      </w:r>
+      <w:r>
+        <w:t xml:space="preserve"> </w:t>
+      </w:r>
+      <w:r>
+        <w:t xml:space="preserve">“</w:t>
+      </w:r>
+      <w:r>
+        <w:t xml:space="preserve">좋은 간호사는 나쁜 의사의 실수를 치운다. 그리고 그의 이름을 절대 말하지 않는다.</w:t>
+      </w:r>
+      <w:r>
+        <w:t xml:space="preserve">”</w:t>
+      </w:r>
+    </w:p>
+    <w:p>
+      <w:pPr>
+        <w:pStyle w:val="BodyText"/>
+      </w:pPr>
+      <w:r>
+        <w:t xml:space="preserve">노아: 제가 좋아했을 분 같네요.</w:t>
+      </w:r>
+    </w:p>
+    <w:p>
+      <w:pPr>
+        <w:pStyle w:val="BodyText"/>
+      </w:pPr>
+      <w:r>
+        <w:t xml:space="preserve">박 대표: 그랬을 거예요. 어머니는 할번을 안 좋아하셨겠죠.</w:t>
+      </w:r>
+    </w:p>
+    <w:p>
+      <w:pPr>
+        <w:pStyle w:val="BodyText"/>
+      </w:pPr>
+      <w:r>
+        <w:t xml:space="preserve">그레이스: 웃음을 멈췄어요. 그리고 천천히 따르고 있어요.</w:t>
+      </w:r>
+    </w:p>
+    <w:p>
+      <w:pPr>
+        <w:pStyle w:val="BodyText"/>
+      </w:pPr>
+      <w:r>
+        <w:t xml:space="preserve">박 대표: 5년 전 할번이 여기서 6개월을 보냈어요. 감사, 방문, 함께할 긴 미래에 대한 약속. 우리 직원들은 모든 점검을 통과하려고 정말 열심히 일했죠. 그러고 이메일 한 통이 왔어요. 한 줄. 그리고 대양으로 가 버렸어요. 전화도, 미팅도, 우리가 배울 수 있는 이유 하나도 없이.</w:t>
+      </w:r>
+    </w:p>
+    <w:p>
+      <w:pPr>
+        <w:pStyle w:val="BodyText"/>
+      </w:pPr>
+      <w:r>
+        <w:t xml:space="preserve">노아: 마커스한테 말씀하셨죠. 3년 차에.</w:t>
+      </w:r>
+      <w:r>
+        <w:t xml:space="preserve"> </w:t>
+      </w:r>
+      <w:r>
+        <w:t xml:space="preserve">“</w:t>
+      </w:r>
+      <w:r>
+        <w:t xml:space="preserve">우리는 같은 흉터가 있다.</w:t>
+      </w:r>
+      <w:r>
+        <w:t xml:space="preserve">”</w:t>
+      </w:r>
+    </w:p>
+    <w:p>
+      <w:pPr>
+        <w:pStyle w:val="BodyText"/>
+      </w:pPr>
+      <w:r>
+        <w:t xml:space="preserve">박 대표: 그때 말하지 않은 것. 할번 사업을 따낸 대양 쪽 사람이 한서연이었어요.</w:t>
+      </w:r>
+    </w:p>
+    <w:p>
+      <w:pPr>
+        <w:pStyle w:val="BodyText"/>
+      </w:pPr>
+      <w:r>
+        <w:t xml:space="preserve">마커스: …그게 그</w:t>
+      </w:r>
+      <w:r>
+        <w:t xml:space="preserve"> </w:t>
+      </w:r>
+      <w:r>
+        <w:t xml:space="preserve">“</w:t>
+      </w:r>
+      <w:r>
+        <w:t xml:space="preserve">사연</w:t>
+      </w:r>
+      <w:r>
+        <w:t xml:space="preserve">”</w:t>
+      </w:r>
+      <w:r>
+        <w:t xml:space="preserve">이군요.</w:t>
+      </w:r>
+    </w:p>
+    <w:p>
+      <w:pPr>
+        <w:pStyle w:val="BodyText"/>
+      </w:pPr>
+      <w:r>
+        <w:t xml:space="preserve">박 대표: 그해 서린은 문 닫을 뻔했어요. 열한 명을 내보냈죠. 열한 가족.</w:t>
+      </w:r>
+    </w:p>
+    <w:p>
+      <w:pPr>
+        <w:pStyle w:val="BodyText"/>
+      </w:pPr>
+      <w:r>
+        <w:t xml:space="preserve">수진: 전 남은 사람 중 하나였어요. 다 같이 1년 동안 급여를 깎았는데, 아무도 불평하지 않았어요. 모두 서린이 살아남길 바랐으니까요. 그해가 있어서 우리가 새 고객에게 그렇게 신중하고, 여기 사람들에게 의리가 그렇게 큰 의미인 거예요.</w:t>
+      </w:r>
+    </w:p>
+    <w:p>
+      <w:pPr>
+        <w:pStyle w:val="BodyText"/>
+      </w:pPr>
+      <w:r>
+        <w:t xml:space="preserve">노아: 유감입니다. 그렇게 심각한 줄 몰랐어요.</w:t>
+      </w:r>
+    </w:p>
+    <w:p>
+      <w:pPr>
+        <w:pStyle w:val="BodyText"/>
+      </w:pPr>
+      <w:r>
+        <w:t xml:space="preserve">박 대표: 2년 전 한 상무가 여기 왔어요. 혼자. 변호사 없이. 고개 숙였죠. 사과했어요. 개인적으로.</w:t>
+      </w:r>
+    </w:p>
+    <w:p>
+      <w:pPr>
+        <w:pStyle w:val="BodyText"/>
+      </w:pPr>
+      <w:r>
+        <w:t xml:space="preserve">그레이스: 한국에서 임원의 개인적 사과는 작은 게 아니에요. 아주 드물어요.</w:t>
+      </w:r>
+    </w:p>
+    <w:p>
+      <w:pPr>
+        <w:pStyle w:val="BodyText"/>
+      </w:pPr>
+      <w:r>
+        <w:t xml:space="preserve">박 대표: 받아들였어요. 그분을 존중합니다. 혼자 여기 오는 데는 용기가 필요했죠. 하지만 비즈니스에서 존중은 신뢰와 같지 않아요. 우리를 거의 문 닫게 만든 회사의 지시를 받는 대양의 하청은 되지 않을 겁니다. 다시는.</w:t>
+      </w:r>
+    </w:p>
+    <w:p>
+      <w:pPr>
+        <w:pStyle w:val="BodyText"/>
+      </w:pPr>
+      <w:r>
+        <w:t xml:space="preserve">노아: 그게 어려운 부분이군요. 돈이 아니라.</w:t>
+      </w:r>
+    </w:p>
+    <w:p>
+      <w:pPr>
+        <w:pStyle w:val="BodyText"/>
+      </w:pPr>
+      <w:r>
+        <w:t xml:space="preserve">박 대표: 이제 이해하셨네요. 드세요. 고개 돌리고.</w:t>
+      </w:r>
+    </w:p>
+    <w:bookmarkEnd w:id="34"/>
+    <w:bookmarkStart w:id="35" w:name="절정전환-오후-10시-2차-1"/>
+    <w:p>
+      <w:pPr>
+        <w:pStyle w:val="Heading3"/>
+      </w:pPr>
+      <w:r>
+        <w:t xml:space="preserve">절정·전환 — 오후 10시, 2차</w:t>
+      </w:r>
+    </w:p>
+    <w:p>
+      <w:pPr>
+        <w:pStyle w:val="FirstParagraph"/>
+      </w:pPr>
+      <w:r>
+        <w:t xml:space="preserve">강태호: 대표님, 허락해 주시면 민석이를 데려다주겠습니다. 내일 이른 근무가 있어서요.</w:t>
+      </w:r>
+    </w:p>
+    <w:p>
+      <w:pPr>
+        <w:pStyle w:val="BodyText"/>
+      </w:pPr>
+      <w:r>
+        <w:t xml:space="preserve">박 대표: 가요. 오늘 둘 다 수고했어요.</w:t>
+      </w:r>
+    </w:p>
+    <w:p>
+      <w:pPr>
+        <w:pStyle w:val="BodyText"/>
+      </w:pPr>
+      <w:r>
+        <w:t xml:space="preserve">정민석: 감사합니다, 대표님. 베넷 대표님. 라만 박사님. 제 의견을 물어봐 주셔서 감사합니다. 자주 있는 일이 아니라서요.</w:t>
+      </w:r>
+    </w:p>
+    <w:p>
+      <w:pPr>
+        <w:pStyle w:val="BodyText"/>
+      </w:pPr>
+      <w:r>
+        <w:t xml:space="preserve">프리야: 당신 추정이 그 방에서 최고였어요. 계속 신중하세요.</w:t>
+      </w:r>
+    </w:p>
+    <w:p>
+      <w:pPr>
+        <w:pStyle w:val="BodyText"/>
+      </w:pPr>
+      <w:r>
+        <w:t xml:space="preserve">그레이스: 이제 방이 작아졌어요. 진짜 협상은 여기서 일어나요. 2차.</w:t>
+      </w:r>
+    </w:p>
+    <w:p>
+      <w:pPr>
+        <w:pStyle w:val="BodyText"/>
+      </w:pPr>
+      <w:r>
+        <w:t xml:space="preserve">박 대표: 서린이 들어간다면 지분을 가진 파트너로서여야 합니다. 발주서를 기다리는 공급사가 아니라. 공급사는 이메일 한 통으로 교체될 수 있어요. 제가 겪어 봤죠. 파트너는 결정할 때 목소리를 낼 수 있고, 그래야만 우리 이사회가 동의할 겁니다.</w:t>
+      </w:r>
+    </w:p>
+    <w:p>
+      <w:pPr>
+        <w:pStyle w:val="BodyText"/>
+      </w:pPr>
+      <w:r>
+        <w:t xml:space="preserve">노아: 합작법인 지분. 얼마를 생각하세요?</w:t>
+      </w:r>
+    </w:p>
+    <w:p>
+      <w:pPr>
+        <w:pStyle w:val="BodyText"/>
+      </w:pPr>
+      <w:r>
+        <w:t xml:space="preserve">박 대표: 목소리를 낼 만큼. 문제를 일으키지 않을 만큼. 아마 10%.</w:t>
+      </w:r>
+    </w:p>
+    <w:p>
+      <w:pPr>
+        <w:pStyle w:val="BodyText"/>
+      </w:pPr>
+      <w:r>
+        <w:t xml:space="preserve">마커스: 그리고 품질위원회 한 자리?</w:t>
+      </w:r>
+    </w:p>
+    <w:p>
+      <w:pPr>
+        <w:pStyle w:val="BodyText"/>
+      </w:pPr>
+      <w:r>
+        <w:t xml:space="preserve">박 대표: 품질은 이 팀장이 결정해야 합니다. 대양 마케팅팀이 아니라.</w:t>
+      </w:r>
+    </w:p>
+    <w:p>
+      <w:pPr>
+        <w:pStyle w:val="BodyText"/>
+      </w:pPr>
+      <w:r>
+        <w:t xml:space="preserve">수진: 정말 그러고 싶어요. 서면으로.</w:t>
+      </w:r>
+    </w:p>
+    <w:p>
+      <w:pPr>
+        <w:pStyle w:val="BodyText"/>
+      </w:pPr>
+      <w:r>
+        <w:t xml:space="preserve">프리야: 그럼 안전은요? 안전은 누가 통제해요? 그게 한 상무님께 한 제 질문이었는데, 아침 한나절로는 부족하다고 하셨죠. 사실 답은 아니었어요. 지금 정하지 않으면, 나중에 지분이 가장 많은 쪽이 정하게 될 거예요.</w:t>
+      </w:r>
+    </w:p>
+    <w:p>
+      <w:pPr>
+        <w:pStyle w:val="BodyText"/>
+      </w:pPr>
+      <w:r>
+        <w:t xml:space="preserve">박 대표: 안전은 루이즈 박사. 이 업계 사람은 다 그분 규칙을 알아요. 대양도요.</w:t>
+      </w:r>
+    </w:p>
+    <w:p>
+      <w:pPr>
+        <w:pStyle w:val="BodyText"/>
+      </w:pPr>
+      <w:r>
+        <w:t xml:space="preserve">노아: 품질은 수진 씨. 안전은 엘레나. 서린은 주주로. 그리고 라인 C는 함께 짓고.</w:t>
+      </w:r>
+    </w:p>
+    <w:p>
+      <w:pPr>
+        <w:pStyle w:val="BodyText"/>
+      </w:pPr>
+      <w:r>
+        <w:t xml:space="preserve">박 대표: 그게 제가 이사회에 가져갈 수 있는 구조입니다.</w:t>
+      </w:r>
+    </w:p>
+    <w:p>
+      <w:pPr>
+        <w:pStyle w:val="BodyText"/>
+      </w:pPr>
+      <w:r>
+        <w:t xml:space="preserve">마커스: 대표님, 지분율은 대양과 우리 이사회가 정해야 해요. 노아가 오늘 밤 약속할 순 없어요.</w:t>
+      </w:r>
+    </w:p>
+    <w:p>
+      <w:pPr>
+        <w:pStyle w:val="BodyText"/>
+      </w:pPr>
+      <w:r>
+        <w:t xml:space="preserve">노아: 하지만 이건 약속할 수 있어요. 서린은 공급사가 아니라 파트너가 될 겁니다. 무엇이든 서명하기 전에, 서면으로요. 오늘 밤 지분율은 드릴 수 없어요. 그건 제가 할 권한이 없는 약속이고, 서울에서 대표님이 지킬 수 없는 건 아무것도 약속하지 말라고 하셨으니까요.</w:t>
+      </w:r>
+    </w:p>
+    <w:p>
+      <w:pPr>
+        <w:pStyle w:val="BodyText"/>
+      </w:pPr>
+      <w:r>
+        <w:t xml:space="preserve">박 대표: …</w:t>
+      </w:r>
+    </w:p>
+    <w:p>
+      <w:pPr>
+        <w:pStyle w:val="BodyText"/>
+      </w:pPr>
+      <w:r>
+        <w:t xml:space="preserve">그레이스: 침묵을 채우지 마요, 노아. 생각하게 두세요.</w:t>
+      </w:r>
+    </w:p>
+    <w:p>
+      <w:pPr>
+        <w:pStyle w:val="BodyText"/>
+      </w:pPr>
+      <w:r>
+        <w:t xml:space="preserve">박정호: 오늘 밤은 그걸로 충분합니다.</w:t>
+      </w:r>
+    </w:p>
+    <w:p>
+      <w:pPr>
+        <w:pStyle w:val="BodyText"/>
+      </w:pPr>
+      <w:r>
+        <w:t xml:space="preserve">수진:</w:t>
+      </w:r>
+      <w:r>
+        <w:t xml:space="preserve"> </w:t>
+      </w:r>
+      <w:r>
+        <w:t xml:space="preserve">“</w:t>
+      </w:r>
+      <w:r>
+        <w:t xml:space="preserve">충분하다</w:t>
+      </w:r>
+      <w:r>
+        <w:t xml:space="preserve">”</w:t>
+      </w:r>
+      <w:r>
+        <w:t xml:space="preserve">고 하셨어요. 박 대표님한테서 그건 예스예요. 14년을 같이 일했거든요.</w:t>
+      </w:r>
+    </w:p>
+    <w:p>
+      <w:pPr>
+        <w:pStyle w:val="BodyText"/>
+      </w:pPr>
+      <w:r>
+        <w:t xml:space="preserve">노아: 감사합니다, 박 대표님. 찌개도. 진실도. 그리고</w:t>
+      </w:r>
+      <w:r>
+        <w:t xml:space="preserve"> </w:t>
+      </w:r>
+      <w:r>
+        <w:t xml:space="preserve">“</w:t>
+      </w:r>
+      <w:r>
+        <w:t xml:space="preserve">충분하다</w:t>
+      </w:r>
+      <w:r>
+        <w:t xml:space="preserve">”</w:t>
+      </w:r>
+      <w:r>
+        <w:t xml:space="preserve">도.</w:t>
+      </w:r>
+    </w:p>
+    <w:p>
+      <w:pPr>
+        <w:pStyle w:val="BodyText"/>
+      </w:pPr>
+      <w:r>
+        <w:t xml:space="preserve">박 대표: 아직 고마워하지 마요. 한 상무가 동의하면 그때 고마워하세요. 협상을 잘해요. 한 번 져 봤으니까.</w:t>
+      </w:r>
+    </w:p>
+    <w:p>
+      <w:pPr>
+        <w:pStyle w:val="BodyText"/>
+      </w:pPr>
+      <w:r>
+        <w:t xml:space="preserve">마커스: 대표님, 그럼 이번엔 같은 편이 되시는 거네요.</w:t>
+      </w:r>
+    </w:p>
+    <w:p>
+      <w:pPr>
+        <w:pStyle w:val="BodyText"/>
+      </w:pPr>
+      <w:r>
+        <w:t xml:space="preserve">박정호: 같은 편. 흠. 새롭겠네요. 자. 노래방. 다 같이 노래해요. 9번 규칙은 취소.</w:t>
+      </w:r>
+    </w:p>
+    <w:bookmarkEnd w:id="35"/>
+    <w:bookmarkStart w:id="36" w:name="마무리-밤-11시-30분-호텔-앞-1"/>
+    <w:p>
+      <w:pPr>
+        <w:pStyle w:val="Heading3"/>
+      </w:pPr>
+      <w:r>
+        <w:t xml:space="preserve">마무리 — 밤 11시 30분, 호텔 앞</w:t>
+      </w:r>
+    </w:p>
+    <w:p>
+      <w:pPr>
+        <w:pStyle w:val="FirstParagraph"/>
+      </w:pPr>
+      <w:r>
+        <w:t xml:space="preserve">프리야: 노아.</w:t>
+      </w:r>
+      <w:r>
+        <w:t xml:space="preserve"> </w:t>
+      </w:r>
+      <w:r>
+        <w:t xml:space="preserve">“</w:t>
+      </w:r>
+      <w:r>
+        <w:t xml:space="preserve">컨트리 로드.</w:t>
+      </w:r>
+      <w:r>
+        <w:t xml:space="preserve">”</w:t>
+      </w:r>
+      <w:r>
+        <w:t xml:space="preserve"> </w:t>
+      </w:r>
+      <w:r>
+        <w:t xml:space="preserve">정말요? 한국 CEO 앞에서?</w:t>
+      </w:r>
+    </w:p>
+    <w:p>
+      <w:pPr>
+        <w:pStyle w:val="BodyText"/>
+      </w:pPr>
+      <w:r>
+        <w:t xml:space="preserve">노아: 가사를 다 아는 유일한 노래예요. 박 대표님이 박수 쳤잖아요.</w:t>
+      </w:r>
+    </w:p>
+    <w:p>
+      <w:pPr>
+        <w:pStyle w:val="BodyText"/>
+      </w:pPr>
+      <w:r>
+        <w:t xml:space="preserve">그레이스: 다음에 마커스가 불러서 박수 친 거예요. 군가. 박 대표님이 따라 불렀잖아요. 한국어로.</w:t>
+      </w:r>
+    </w:p>
+    <w:p>
+      <w:pPr>
+        <w:pStyle w:val="BodyText"/>
+      </w:pPr>
+      <w:r>
+        <w:t xml:space="preserve">마커스: 다른 군대. 같은 노래. 대충.</w:t>
+      </w:r>
+    </w:p>
+    <w:p>
+      <w:pPr>
+        <w:pStyle w:val="BodyText"/>
+      </w:pPr>
+      <w:r>
+        <w:t xml:space="preserve">프리야:</w:t>
+      </w:r>
+      <w:r>
+        <w:t xml:space="preserve"> </w:t>
+      </w:r>
+      <w:r>
+        <w:t xml:space="preserve">“</w:t>
+      </w:r>
+      <w:r>
+        <w:t xml:space="preserve">대충</w:t>
+      </w:r>
+      <w:r>
+        <w:t xml:space="preserve">”</w:t>
+      </w:r>
+      <w:r>
+        <w:t xml:space="preserve">을 정의해 봐요.</w:t>
+      </w:r>
+    </w:p>
+    <w:p>
+      <w:pPr>
+        <w:pStyle w:val="BodyText"/>
+      </w:pPr>
+      <w:r>
+        <w:t xml:space="preserve">노아: 좋아요. 비즈니스. 오늘 뭘 배웠죠?</w:t>
+      </w:r>
+    </w:p>
+    <w:p>
+      <w:pPr>
+        <w:pStyle w:val="BodyText"/>
+      </w:pPr>
+      <w:r>
+        <w:t xml:space="preserve">그레이스: 세 표현, 세 가지 뜻.</w:t>
+      </w:r>
+      <w:r>
+        <w:t xml:space="preserve"> </w:t>
+      </w:r>
+      <w:r>
+        <w:t xml:space="preserve">“</w:t>
+      </w:r>
+      <w:r>
+        <w:t xml:space="preserve">어려울 수도 있다</w:t>
+      </w:r>
+      <w:r>
+        <w:t xml:space="preserve">”</w:t>
+      </w:r>
+      <w:r>
+        <w:t xml:space="preserve">는 노였어요. 전화 약속이 붙은</w:t>
+      </w:r>
+      <w:r>
+        <w:t xml:space="preserve"> </w:t>
+      </w:r>
+      <w:r>
+        <w:t xml:space="preserve">“</w:t>
+      </w:r>
+      <w:r>
+        <w:t xml:space="preserve">내부적으로 검토하겠다</w:t>
+      </w:r>
+      <w:r>
+        <w:t xml:space="preserve">”</w:t>
+      </w:r>
+      <w:r>
+        <w:t xml:space="preserve">는 진짜 다음 단계였고요. 그리고 박 대표님의</w:t>
+      </w:r>
+      <w:r>
+        <w:t xml:space="preserve"> </w:t>
+      </w:r>
+      <w:r>
+        <w:t xml:space="preserve">“</w:t>
+      </w:r>
+      <w:r>
+        <w:t xml:space="preserve">충분하다</w:t>
+      </w:r>
+      <w:r>
+        <w:t xml:space="preserve">”</w:t>
+      </w:r>
+      <w:r>
+        <w:t xml:space="preserve">는 예스였어요. 단어만 번역하면 회의 전체를 놓쳐요.</w:t>
+      </w:r>
+    </w:p>
+    <w:p>
+      <w:pPr>
+        <w:pStyle w:val="BodyText"/>
+      </w:pPr>
+      <w:r>
+        <w:t xml:space="preserve">프리야: 그리고 진짜 회의는 공장장이 신입 엔지니어를 데려다준 뒤에 열렸고요.</w:t>
+      </w:r>
+    </w:p>
+    <w:p>
+      <w:pPr>
+        <w:pStyle w:val="BodyText"/>
+      </w:pPr>
+      <w:r>
+        <w:t xml:space="preserve">마커스: 그리고 진짜 이유는 5년 전 한 줄짜리 이메일, 그리고 열한 가족이었어요. 군대에선 그걸 현장 진실이라고 불렀죠. 브리핑 슬라이드에 있는 게 아니라 실제로 벌어지는 일. 그리고 그걸 알게 된 건 노아가 먼저 박 대표님께 전부 말했기 때문이에요.</w:t>
+      </w:r>
+    </w:p>
+    <w:p>
+      <w:pPr>
+        <w:pStyle w:val="BodyText"/>
+      </w:pPr>
+      <w:r>
+        <w:t xml:space="preserve">노아: 그레이스, 오스틴은 아침이에요. 지금 한 상무님께 문자해도 돼요? 아니면 여기선 너무 늦었어요?</w:t>
+      </w:r>
+    </w:p>
+    <w:p>
+      <w:pPr>
+        <w:pStyle w:val="BodyText"/>
+      </w:pPr>
+      <w:r>
+        <w:t xml:space="preserve">그레이스: 늦었죠. 하지만 아침 6시에 읽을 거예요. 여기 임원들은 일찍 시작해요. 짧게. 그리고 격식 있게.</w:t>
+      </w:r>
+    </w:p>
+    <w:p>
+      <w:pPr>
+        <w:pStyle w:val="BodyText"/>
+      </w:pPr>
+      <w:r>
+        <w:t xml:space="preserve">노아:</w:t>
+      </w:r>
+      <w:r>
+        <w:t xml:space="preserve"> </w:t>
+      </w:r>
+      <w:r>
+        <w:t xml:space="preserve">“</w:t>
+      </w:r>
+      <w:r>
+        <w:t xml:space="preserve">한 상무님께. 오늘 오창을 방문했습니다. 서린은 협상 테이블에 올 겁니다. 공급사가 아닌 파트너로서. 존경을 담아, 노아.</w:t>
+      </w:r>
+      <w:r>
+        <w:t xml:space="preserve">”</w:t>
+      </w:r>
+    </w:p>
+    <w:p>
+      <w:pPr>
+        <w:pStyle w:val="BodyText"/>
+      </w:pPr>
+      <w:r>
+        <w:t xml:space="preserve">프리야: 답장 왔어요. 벌써. 자정에.</w:t>
+      </w:r>
+    </w:p>
+    <w:p>
+      <w:pPr>
+        <w:pStyle w:val="BodyText"/>
+      </w:pPr>
+      <w:r>
+        <w:t xml:space="preserve">노아:</w:t>
+      </w:r>
+      <w:r>
+        <w:t xml:space="preserve"> </w:t>
+      </w:r>
+      <w:r>
+        <w:t xml:space="preserve">“</w:t>
+      </w:r>
+      <w:r>
+        <w:t xml:space="preserve">그 이상은 기대하지 않았습니다. 오창에 먼저 가 주셔서 감사합니다. 저희 변호사가 연락드릴 겁니다. 한.</w:t>
+      </w:r>
+      <w:r>
+        <w:t xml:space="preserve">”</w:t>
+      </w:r>
+    </w:p>
+    <w:p>
+      <w:pPr>
+        <w:pStyle w:val="BodyText"/>
+      </w:pPr>
+      <w:r>
+        <w:t xml:space="preserve">그레이스:</w:t>
+      </w:r>
+      <w:r>
+        <w:t xml:space="preserve"> </w:t>
+      </w:r>
+      <w:r>
+        <w:t xml:space="preserve">“</w:t>
+      </w:r>
+      <w:r>
+        <w:t xml:space="preserve">그 이상은 기대하지 않았다.</w:t>
+      </w:r>
+      <w:r>
+        <w:t xml:space="preserve">”</w:t>
+      </w:r>
+      <w:r>
+        <w:t xml:space="preserve"> </w:t>
+      </w:r>
+      <w:r>
+        <w:t xml:space="preserve">한국식 비즈니스 영어에서 그건 그분이 할 수 있는 가장 따뜻한 말이에요.</w:t>
+      </w:r>
+    </w:p>
+    <w:bookmarkEnd w:id="36"/>
+    <w:bookmarkEnd w:id="37"/>
+    <w:bookmarkEnd w:id="38"/>
     <w:sectPr/>
   </w:body>
 </w:document>
@@ -4866,583 +4813,8 @@
       </w:pPr>
     </w:lvl>
   </w:abstractNum>
-  <w:abstractNum w:abstractNumId="99411">
-    <w:nsid w:val="A99411"/>
-    <w:multiLevelType w:val="multilevel"/>
-    <w:lvl w:ilvl="0">
-      <w:start w:val="1"/>
-      <w:numFmt w:val="decimal"/>
-      <w:lvlText w:val="%1."/>
-      <w:lvlJc w:val="left"/>
-      <w:pPr>
-        <w:ind w:left="720" w:hanging="480"/>
-      </w:pPr>
-    </w:lvl>
-    <w:lvl w:ilvl="1">
-      <w:start w:val="1"/>
-      <w:numFmt w:val="decimal"/>
-      <w:lvlText w:val="%2."/>
-      <w:lvlJc w:val="left"/>
-      <w:pPr>
-        <w:ind w:left="1440" w:hanging="480"/>
-      </w:pPr>
-    </w:lvl>
-    <w:lvl w:ilvl="2">
-      <w:start w:val="1"/>
-      <w:numFmt w:val="decimal"/>
-      <w:lvlText w:val="%3."/>
-      <w:lvlJc w:val="left"/>
-      <w:pPr>
-        <w:ind w:left="2160" w:hanging="480"/>
-      </w:pPr>
-    </w:lvl>
-    <w:lvl w:ilvl="3">
-      <w:start w:val="1"/>
-      <w:numFmt w:val="decimal"/>
-      <w:lvlText w:val="%4."/>
-      <w:lvlJc w:val="left"/>
-      <w:pPr>
-        <w:ind w:left="2880" w:hanging="480"/>
-      </w:pPr>
-    </w:lvl>
-    <w:lvl w:ilvl="4">
-      <w:start w:val="1"/>
-      <w:numFmt w:val="decimal"/>
-      <w:lvlText w:val="%5."/>
-      <w:lvlJc w:val="left"/>
-      <w:pPr>
-        <w:ind w:left="3600" w:hanging="480"/>
-      </w:pPr>
-    </w:lvl>
-    <w:lvl w:ilvl="5">
-      <w:start w:val="1"/>
-      <w:numFmt w:val="decimal"/>
-      <w:lvlText w:val="%6."/>
-      <w:lvlJc w:val="left"/>
-      <w:pPr>
-        <w:ind w:left="4320" w:hanging="480"/>
-      </w:pPr>
-    </w:lvl>
-    <w:lvl w:ilvl="6">
-      <w:start w:val="1"/>
-      <w:numFmt w:val="decimal"/>
-      <w:lvlText w:val="%7."/>
-      <w:lvlJc w:val="left"/>
-      <w:pPr>
-        <w:ind w:left="5040" w:hanging="480"/>
-      </w:pPr>
-    </w:lvl>
-    <w:lvl w:ilvl="7">
-      <w:start w:val="1"/>
-      <w:numFmt w:val="decimal"/>
-      <w:lvlText w:val="%8."/>
-      <w:lvlJc w:val="left"/>
-      <w:pPr>
-        <w:ind w:left="5760" w:hanging="480"/>
-      </w:pPr>
-    </w:lvl>
-    <w:lvl w:ilvl="8">
-      <w:start w:val="1"/>
-      <w:numFmt w:val="decimal"/>
-      <w:lvlText w:val="%9."/>
-      <w:lvlJc w:val="left"/>
-      <w:pPr>
-        <w:ind w:left="6480" w:hanging="480"/>
-      </w:pPr>
-    </w:lvl>
-  </w:abstractNum>
-  <w:abstractNum w:abstractNumId="994116">
-    <w:nsid w:val="A994116"/>
-    <w:multiLevelType w:val="multilevel"/>
-    <w:lvl w:ilvl="0">
-      <w:start w:val="16"/>
-      <w:numFmt w:val="decimal"/>
-      <w:lvlText w:val="%1."/>
-      <w:lvlJc w:val="left"/>
-      <w:pPr>
-        <w:ind w:left="720" w:hanging="480"/>
-      </w:pPr>
-    </w:lvl>
-    <w:lvl w:ilvl="1">
-      <w:start w:val="16"/>
-      <w:numFmt w:val="decimal"/>
-      <w:lvlText w:val="%2."/>
-      <w:lvlJc w:val="left"/>
-      <w:pPr>
-        <w:ind w:left="1440" w:hanging="480"/>
-      </w:pPr>
-    </w:lvl>
-    <w:lvl w:ilvl="2">
-      <w:start w:val="16"/>
-      <w:numFmt w:val="decimal"/>
-      <w:lvlText w:val="%3."/>
-      <w:lvlJc w:val="left"/>
-      <w:pPr>
-        <w:ind w:left="2160" w:hanging="480"/>
-      </w:pPr>
-    </w:lvl>
-    <w:lvl w:ilvl="3">
-      <w:start w:val="16"/>
-      <w:numFmt w:val="decimal"/>
-      <w:lvlText w:val="%4."/>
-      <w:lvlJc w:val="left"/>
-      <w:pPr>
-        <w:ind w:left="2880" w:hanging="480"/>
-      </w:pPr>
-    </w:lvl>
-    <w:lvl w:ilvl="4">
-      <w:start w:val="16"/>
-      <w:numFmt w:val="decimal"/>
-      <w:lvlText w:val="%5."/>
-      <w:lvlJc w:val="left"/>
-      <w:pPr>
-        <w:ind w:left="3600" w:hanging="480"/>
-      </w:pPr>
-    </w:lvl>
-    <w:lvl w:ilvl="5">
-      <w:start w:val="16"/>
-      <w:numFmt w:val="decimal"/>
-      <w:lvlText w:val="%6."/>
-      <w:lvlJc w:val="left"/>
-      <w:pPr>
-        <w:ind w:left="4320" w:hanging="480"/>
-      </w:pPr>
-    </w:lvl>
-    <w:lvl w:ilvl="6">
-      <w:start w:val="16"/>
-      <w:numFmt w:val="decimal"/>
-      <w:lvlText w:val="%7."/>
-      <w:lvlJc w:val="left"/>
-      <w:pPr>
-        <w:ind w:left="5040" w:hanging="480"/>
-      </w:pPr>
-    </w:lvl>
-    <w:lvl w:ilvl="7">
-      <w:start w:val="16"/>
-      <w:numFmt w:val="decimal"/>
-      <w:lvlText w:val="%8."/>
-      <w:lvlJc w:val="left"/>
-      <w:pPr>
-        <w:ind w:left="5760" w:hanging="480"/>
-      </w:pPr>
-    </w:lvl>
-    <w:lvl w:ilvl="8">
-      <w:start w:val="16"/>
-      <w:numFmt w:val="decimal"/>
-      <w:lvlText w:val="%9."/>
-      <w:lvlJc w:val="left"/>
-      <w:pPr>
-        <w:ind w:left="6480" w:hanging="480"/>
-      </w:pPr>
-    </w:lvl>
-  </w:abstractNum>
-  <w:abstractNum w:abstractNumId="994151">
-    <w:nsid w:val="A994151"/>
-    <w:multiLevelType w:val="multilevel"/>
-    <w:lvl w:ilvl="0">
-      <w:start w:val="51"/>
-      <w:numFmt w:val="decimal"/>
-      <w:lvlText w:val="%1."/>
-      <w:lvlJc w:val="left"/>
-      <w:pPr>
-        <w:ind w:left="720" w:hanging="480"/>
-      </w:pPr>
-    </w:lvl>
-    <w:lvl w:ilvl="1">
-      <w:start w:val="51"/>
-      <w:numFmt w:val="decimal"/>
-      <w:lvlText w:val="%2."/>
-      <w:lvlJc w:val="left"/>
-      <w:pPr>
-        <w:ind w:left="1440" w:hanging="480"/>
-      </w:pPr>
-    </w:lvl>
-    <w:lvl w:ilvl="2">
-      <w:start w:val="51"/>
-      <w:numFmt w:val="decimal"/>
-      <w:lvlText w:val="%3."/>
-      <w:lvlJc w:val="left"/>
-      <w:pPr>
-        <w:ind w:left="2160" w:hanging="480"/>
-      </w:pPr>
-    </w:lvl>
-    <w:lvl w:ilvl="3">
-      <w:start w:val="51"/>
-      <w:numFmt w:val="decimal"/>
-      <w:lvlText w:val="%4."/>
-      <w:lvlJc w:val="left"/>
-      <w:pPr>
-        <w:ind w:left="2880" w:hanging="480"/>
-      </w:pPr>
-    </w:lvl>
-    <w:lvl w:ilvl="4">
-      <w:start w:val="51"/>
-      <w:numFmt w:val="decimal"/>
-      <w:lvlText w:val="%5."/>
-      <w:lvlJc w:val="left"/>
-      <w:pPr>
-        <w:ind w:left="3600" w:hanging="480"/>
-      </w:pPr>
-    </w:lvl>
-    <w:lvl w:ilvl="5">
-      <w:start w:val="51"/>
-      <w:numFmt w:val="decimal"/>
-      <w:lvlText w:val="%6."/>
-      <w:lvlJc w:val="left"/>
-      <w:pPr>
-        <w:ind w:left="4320" w:hanging="480"/>
-      </w:pPr>
-    </w:lvl>
-    <w:lvl w:ilvl="6">
-      <w:start w:val="51"/>
-      <w:numFmt w:val="decimal"/>
-      <w:lvlText w:val="%7."/>
-      <w:lvlJc w:val="left"/>
-      <w:pPr>
-        <w:ind w:left="5040" w:hanging="480"/>
-      </w:pPr>
-    </w:lvl>
-    <w:lvl w:ilvl="7">
-      <w:start w:val="51"/>
-      <w:numFmt w:val="decimal"/>
-      <w:lvlText w:val="%8."/>
-      <w:lvlJc w:val="left"/>
-      <w:pPr>
-        <w:ind w:left="5760" w:hanging="480"/>
-      </w:pPr>
-    </w:lvl>
-    <w:lvl w:ilvl="8">
-      <w:start w:val="51"/>
-      <w:numFmt w:val="decimal"/>
-      <w:lvlText w:val="%9."/>
-      <w:lvlJc w:val="left"/>
-      <w:pPr>
-        <w:ind w:left="6480" w:hanging="480"/>
-      </w:pPr>
-    </w:lvl>
-  </w:abstractNum>
-  <w:abstractNum w:abstractNumId="994181">
-    <w:nsid w:val="A994181"/>
-    <w:multiLevelType w:val="multilevel"/>
-    <w:lvl w:ilvl="0">
-      <w:start w:val="81"/>
-      <w:numFmt w:val="decimal"/>
-      <w:lvlText w:val="%1."/>
-      <w:lvlJc w:val="left"/>
-      <w:pPr>
-        <w:ind w:left="720" w:hanging="480"/>
-      </w:pPr>
-    </w:lvl>
-    <w:lvl w:ilvl="1">
-      <w:start w:val="81"/>
-      <w:numFmt w:val="decimal"/>
-      <w:lvlText w:val="%2."/>
-      <w:lvlJc w:val="left"/>
-      <w:pPr>
-        <w:ind w:left="1440" w:hanging="480"/>
-      </w:pPr>
-    </w:lvl>
-    <w:lvl w:ilvl="2">
-      <w:start w:val="81"/>
-      <w:numFmt w:val="decimal"/>
-      <w:lvlText w:val="%3."/>
-      <w:lvlJc w:val="left"/>
-      <w:pPr>
-        <w:ind w:left="2160" w:hanging="480"/>
-      </w:pPr>
-    </w:lvl>
-    <w:lvl w:ilvl="3">
-      <w:start w:val="81"/>
-      <w:numFmt w:val="decimal"/>
-      <w:lvlText w:val="%4."/>
-      <w:lvlJc w:val="left"/>
-      <w:pPr>
-        <w:ind w:left="2880" w:hanging="480"/>
-      </w:pPr>
-    </w:lvl>
-    <w:lvl w:ilvl="4">
-      <w:start w:val="81"/>
-      <w:numFmt w:val="decimal"/>
-      <w:lvlText w:val="%5."/>
-      <w:lvlJc w:val="left"/>
-      <w:pPr>
-        <w:ind w:left="3600" w:hanging="480"/>
-      </w:pPr>
-    </w:lvl>
-    <w:lvl w:ilvl="5">
-      <w:start w:val="81"/>
-      <w:numFmt w:val="decimal"/>
-      <w:lvlText w:val="%6."/>
-      <w:lvlJc w:val="left"/>
-      <w:pPr>
-        <w:ind w:left="4320" w:hanging="480"/>
-      </w:pPr>
-    </w:lvl>
-    <w:lvl w:ilvl="6">
-      <w:start w:val="81"/>
-      <w:numFmt w:val="decimal"/>
-      <w:lvlText w:val="%7."/>
-      <w:lvlJc w:val="left"/>
-      <w:pPr>
-        <w:ind w:left="5040" w:hanging="480"/>
-      </w:pPr>
-    </w:lvl>
-    <w:lvl w:ilvl="7">
-      <w:start w:val="81"/>
-      <w:numFmt w:val="decimal"/>
-      <w:lvlText w:val="%8."/>
-      <w:lvlJc w:val="left"/>
-      <w:pPr>
-        <w:ind w:left="5760" w:hanging="480"/>
-      </w:pPr>
-    </w:lvl>
-    <w:lvl w:ilvl="8">
-      <w:start w:val="81"/>
-      <w:numFmt w:val="decimal"/>
-      <w:lvlText w:val="%9."/>
-      <w:lvlJc w:val="left"/>
-      <w:pPr>
-        <w:ind w:left="6480" w:hanging="480"/>
-      </w:pPr>
-    </w:lvl>
-  </w:abstractNum>
-  <w:abstractNum w:abstractNumId="9941106">
-    <w:nsid w:val="A9941106"/>
-    <w:multiLevelType w:val="multilevel"/>
-    <w:lvl w:ilvl="0">
-      <w:start w:val="106"/>
-      <w:numFmt w:val="decimal"/>
-      <w:lvlText w:val="%1."/>
-      <w:lvlJc w:val="left"/>
-      <w:pPr>
-        <w:ind w:left="720" w:hanging="480"/>
-      </w:pPr>
-    </w:lvl>
-    <w:lvl w:ilvl="1">
-      <w:start w:val="106"/>
-      <w:numFmt w:val="decimal"/>
-      <w:lvlText w:val="%2."/>
-      <w:lvlJc w:val="left"/>
-      <w:pPr>
-        <w:ind w:left="1440" w:hanging="480"/>
-      </w:pPr>
-    </w:lvl>
-    <w:lvl w:ilvl="2">
-      <w:start w:val="106"/>
-      <w:numFmt w:val="decimal"/>
-      <w:lvlText w:val="%3."/>
-      <w:lvlJc w:val="left"/>
-      <w:pPr>
-        <w:ind w:left="2160" w:hanging="480"/>
-      </w:pPr>
-    </w:lvl>
-    <w:lvl w:ilvl="3">
-      <w:start w:val="106"/>
-      <w:numFmt w:val="decimal"/>
-      <w:lvlText w:val="%4."/>
-      <w:lvlJc w:val="left"/>
-      <w:pPr>
-        <w:ind w:left="2880" w:hanging="480"/>
-      </w:pPr>
-    </w:lvl>
-    <w:lvl w:ilvl="4">
-      <w:start w:val="106"/>
-      <w:numFmt w:val="decimal"/>
-      <w:lvlText w:val="%5."/>
-      <w:lvlJc w:val="left"/>
-      <w:pPr>
-        <w:ind w:left="3600" w:hanging="480"/>
-      </w:pPr>
-    </w:lvl>
-    <w:lvl w:ilvl="5">
-      <w:start w:val="106"/>
-      <w:numFmt w:val="decimal"/>
-      <w:lvlText w:val="%6."/>
-      <w:lvlJc w:val="left"/>
-      <w:pPr>
-        <w:ind w:left="4320" w:hanging="480"/>
-      </w:pPr>
-    </w:lvl>
-    <w:lvl w:ilvl="6">
-      <w:start w:val="106"/>
-      <w:numFmt w:val="decimal"/>
-      <w:lvlText w:val="%7."/>
-      <w:lvlJc w:val="left"/>
-      <w:pPr>
-        <w:ind w:left="5040" w:hanging="480"/>
-      </w:pPr>
-    </w:lvl>
-    <w:lvl w:ilvl="7">
-      <w:start w:val="106"/>
-      <w:numFmt w:val="decimal"/>
-      <w:lvlText w:val="%8."/>
-      <w:lvlJc w:val="left"/>
-      <w:pPr>
-        <w:ind w:left="5760" w:hanging="480"/>
-      </w:pPr>
-    </w:lvl>
-    <w:lvl w:ilvl="8">
-      <w:start w:val="106"/>
-      <w:numFmt w:val="decimal"/>
-      <w:lvlText w:val="%9."/>
-      <w:lvlJc w:val="left"/>
-      <w:pPr>
-        <w:ind w:left="6480" w:hanging="480"/>
-      </w:pPr>
-    </w:lvl>
-  </w:abstractNum>
   <w:num w:numId="1000">
     <w:abstractNumId w:val="990"/>
-  </w:num>
-  <w:num w:numId="1001">
-    <w:abstractNumId w:val="99411"/>
-    <w:lvlOverride w:ilvl="0">
-      <w:startOverride w:val="1"/>
-    </w:lvlOverride>
-    <w:lvlOverride w:ilvl="1">
-      <w:startOverride w:val="1"/>
-    </w:lvlOverride>
-    <w:lvlOverride w:ilvl="2">
-      <w:startOverride w:val="1"/>
-    </w:lvlOverride>
-    <w:lvlOverride w:ilvl="3">
-      <w:startOverride w:val="1"/>
-    </w:lvlOverride>
-    <w:lvlOverride w:ilvl="4">
-      <w:startOverride w:val="1"/>
-    </w:lvlOverride>
-    <w:lvlOverride w:ilvl="5">
-      <w:startOverride w:val="1"/>
-    </w:lvlOverride>
-    <w:lvlOverride w:ilvl="6">
-      <w:startOverride w:val="1"/>
-    </w:lvlOverride>
-    <w:lvlOverride w:ilvl="7">
-      <w:startOverride w:val="1"/>
-    </w:lvlOverride>
-    <w:lvlOverride w:ilvl="8">
-      <w:startOverride w:val="1"/>
-    </w:lvlOverride>
-  </w:num>
-  <w:num w:numId="1002">
-    <w:abstractNumId w:val="994116"/>
-    <w:lvlOverride w:ilvl="0">
-      <w:startOverride w:val="16"/>
-    </w:lvlOverride>
-    <w:lvlOverride w:ilvl="1">
-      <w:startOverride w:val="16"/>
-    </w:lvlOverride>
-    <w:lvlOverride w:ilvl="2">
-      <w:startOverride w:val="16"/>
-    </w:lvlOverride>
-    <w:lvlOverride w:ilvl="3">
-      <w:startOverride w:val="16"/>
-    </w:lvlOverride>
-    <w:lvlOverride w:ilvl="4">
-      <w:startOverride w:val="16"/>
-    </w:lvlOverride>
-    <w:lvlOverride w:ilvl="5">
-      <w:startOverride w:val="16"/>
-    </w:lvlOverride>
-    <w:lvlOverride w:ilvl="6">
-      <w:startOverride w:val="16"/>
-    </w:lvlOverride>
-    <w:lvlOverride w:ilvl="7">
-      <w:startOverride w:val="16"/>
-    </w:lvlOverride>
-    <w:lvlOverride w:ilvl="8">
-      <w:startOverride w:val="16"/>
-    </w:lvlOverride>
-  </w:num>
-  <w:num w:numId="1003">
-    <w:abstractNumId w:val="994151"/>
-    <w:lvlOverride w:ilvl="0">
-      <w:startOverride w:val="51"/>
-    </w:lvlOverride>
-    <w:lvlOverride w:ilvl="1">
-      <w:startOverride w:val="51"/>
-    </w:lvlOverride>
-    <w:lvlOverride w:ilvl="2">
-      <w:startOverride w:val="51"/>
-    </w:lvlOverride>
-    <w:lvlOverride w:ilvl="3">
-      <w:startOverride w:val="51"/>
-    </w:lvlOverride>
-    <w:lvlOverride w:ilvl="4">
-      <w:startOverride w:val="51"/>
-    </w:lvlOverride>
-    <w:lvlOverride w:ilvl="5">
-      <w:startOverride w:val="51"/>
-    </w:lvlOverride>
-    <w:lvlOverride w:ilvl="6">
-      <w:startOverride w:val="51"/>
-    </w:lvlOverride>
-    <w:lvlOverride w:ilvl="7">
-      <w:startOverride w:val="51"/>
-    </w:lvlOverride>
-    <w:lvlOverride w:ilvl="8">
-      <w:startOverride w:val="51"/>
-    </w:lvlOverride>
-  </w:num>
-  <w:num w:numId="1004">
-    <w:abstractNumId w:val="994181"/>
-    <w:lvlOverride w:ilvl="0">
-      <w:startOverride w:val="81"/>
-    </w:lvlOverride>
-    <w:lvlOverride w:ilvl="1">
-      <w:startOverride w:val="81"/>
-    </w:lvlOverride>
-    <w:lvlOverride w:ilvl="2">
-      <w:startOverride w:val="81"/>
-    </w:lvlOverride>
-    <w:lvlOverride w:ilvl="3">
-      <w:startOverride w:val="81"/>
-    </w:lvlOverride>
-    <w:lvlOverride w:ilvl="4">
-      <w:startOverride w:val="81"/>
-    </w:lvlOverride>
-    <w:lvlOverride w:ilvl="5">
-      <w:startOverride w:val="81"/>
-    </w:lvlOverride>
-    <w:lvlOverride w:ilvl="6">
-      <w:startOverride w:val="81"/>
-    </w:lvlOverride>
-    <w:lvlOverride w:ilvl="7">
-      <w:startOverride w:val="81"/>
-    </w:lvlOverride>
-    <w:lvlOverride w:ilvl="8">
-      <w:startOverride w:val="81"/>
-    </w:lvlOverride>
-  </w:num>
-  <w:num w:numId="1005">
-    <w:abstractNumId w:val="9941106"/>
-    <w:lvlOverride w:ilvl="0">
-      <w:startOverride w:val="106"/>
-    </w:lvlOverride>
-    <w:lvlOverride w:ilvl="1">
-      <w:startOverride w:val="106"/>
-    </w:lvlOverride>
-    <w:lvlOverride w:ilvl="2">
-      <w:startOverride w:val="106"/>
-    </w:lvlOverride>
-    <w:lvlOverride w:ilvl="3">
-      <w:startOverride w:val="106"/>
-    </w:lvlOverride>
-    <w:lvlOverride w:ilvl="4">
-      <w:startOverride w:val="106"/>
-    </w:lvlOverride>
-    <w:lvlOverride w:ilvl="5">
-      <w:startOverride w:val="106"/>
-    </w:lvlOverride>
-    <w:lvlOverride w:ilvl="6">
-      <w:startOverride w:val="106"/>
-    </w:lvlOverride>
-    <w:lvlOverride w:ilvl="7">
-      <w:startOverride w:val="106"/>
-    </w:lvlOverride>
-    <w:lvlOverride w:ilvl="8">
-      <w:startOverride w:val="106"/>
-    </w:lvlOverride>
   </w:num>
 </w:numbering>
 </file>
